--- a/pr-preview/pr-78/chapters/17-causal-survival-analysis.docx
+++ b/pr-preview/pr-78/chapters/17-causal-survival-analysis.docx
@@ -209,7 +209,7 @@
         <w:t xml:space="preserve">This chapter shows how IP weighting and the parametric g-formula extend naturally to survival outcomes.</w:t>
       </w:r>
     </w:p>
-    <w:bookmarkStart w:id="14" w:name="hazards-and-risks"/>
+    <w:bookmarkStart w:id="15" w:name="hazards-and-risks"/>
     <w:p>
       <w:pPr>
         <w:pStyle w:val="Heading2"/>
@@ -280,49 +280,138 @@
       <w:r>
         <w:t xml:space="preserve">In most follow-up studies, the event of interest is not observed to happen for all, or even the majority of, individuals in the study.</w:t>
       </w:r>
-      <w:r>
-        <w:t xml:space="preserve"> </w:t>
-      </w:r>
-      <w:r>
-        <w:t xml:space="preserve">This is so because most follow-up studies have a date after which there is no information on any individuals:</w:t>
-      </w:r>
-      <w:r>
-        <w:t xml:space="preserve"> </w:t>
-      </w:r>
-      <w:r>
-        <w:t xml:space="preserve">the</w:t>
-      </w:r>
-      <w:r>
-        <w:t xml:space="preserve"> </w:t>
-      </w:r>
-      <w:r>
-        <w:rPr>
-          <w:b/>
-          <w:bCs/>
-        </w:rPr>
-        <w:t xml:space="preserve">administrative end of follow-up</w:t>
-      </w:r>
-      <w:r>
-        <w:t xml:space="preserve">.</w:t>
-      </w:r>
-      <w:r>
-        <w:t xml:space="preserve"> </w:t>
-      </w:r>
-      <w:r>
-        <w:t xml:space="preserve">Individuals who do not develop the event of interest before the administrative end of follow-up have their survival time</w:t>
-      </w:r>
-      <w:r>
-        <w:t xml:space="preserve"> </w:t>
-      </w:r>
-      <w:r>
-        <w:rPr>
-          <w:b/>
-          <w:bCs/>
-        </w:rPr>
-        <w:t xml:space="preserve">administratively censored</w:t>
-      </w:r>
-      <w:r>
-        <w:t xml:space="preserve">.</w:t>
+    </w:p>
+    <w:tbl>
+      <w:tblPr>
+        <w:tblStyle w:val="Table"/>
+        <w:tblInd w:w="164" w:type="dxa"/>
+        <w:tblBorders>
+          <w:left w:val="single" w:sz="24" w:space="0" w:color="909090"/>
+        </w:tblBorders>
+        <w:tblCellMar>
+          <w:left w:w="0" w:type="dxa"/>
+          <w:right w:w="0" w:type="dxa"/>
+        </w:tblCellMar>
+        <w:tblLook w:firstRow="0" w:lastRow="0" w:firstColumn="0" w:lastColumn="0" w:noHBand="0" w:noVBand="0" w:val="0000"/>
+      </w:tblPr>
+      <w:tblGrid>
+        <w:gridCol w:w="7920"/>
+      </w:tblGrid>
+      <w:tr>
+        <w:trPr>
+          <w:cantSplit/>
+        </w:trPr>
+        <w:tc>
+          <w:tcPr>
+            <w:tcMar>
+              <w:left w:w="144" w:type="dxa"/>
+            </w:tcMar>
+          </w:tcPr>
+          <w:p>
+            <w:pPr>
+              <w:pStyle w:val="BodyText"/>
+            </w:pPr>
+            <w:pPr>
+              <w:spacing w:before="16" w:after="64"/>
+            </w:pPr>
+          </w:p>
+          <w:bookmarkStart w:id="9" w:name="def-administrative-censoring"/>
+          <w:p>
+            <w:pPr>
+              <w:pStyle w:val="BodyText"/>
+            </w:pPr>
+            <w:r>
+              <w:rPr>
+                <w:b/>
+                <w:bCs/>
+              </w:rPr>
+              <w:t xml:space="preserve">Definition 1 (Administrative End of Follow-Up and Administrative Censoring)</w:t>
+            </w:r>
+            <w:r>
+              <w:t xml:space="preserve"> </w:t>
+            </w:r>
+            <w:r>
+              <w:t xml:space="preserve">Most follow-up studies have a date after which there is no information on any individuals:</w:t>
+            </w:r>
+            <w:r>
+              <w:t xml:space="preserve"> </w:t>
+            </w:r>
+            <w:r>
+              <w:t xml:space="preserve">the</w:t>
+            </w:r>
+            <w:r>
+              <w:t xml:space="preserve"> </w:t>
+            </w:r>
+            <w:r>
+              <w:rPr>
+                <w:b/>
+                <w:bCs/>
+              </w:rPr>
+              <w:t xml:space="preserve">administrative end of follow-up</w:t>
+            </w:r>
+            <w:r>
+              <w:t xml:space="preserve">.</w:t>
+            </w:r>
+            <w:r>
+              <w:t xml:space="preserve"> </w:t>
+            </w:r>
+            <w:r>
+              <w:t xml:space="preserve">Individuals who do not develop the event of interest before the administrative end of follow-up have their survival time</w:t>
+            </w:r>
+            <w:r>
+              <w:t xml:space="preserve"> </w:t>
+            </w:r>
+            <w:r>
+              <w:rPr>
+                <w:b/>
+                <w:bCs/>
+              </w:rPr>
+              <w:t xml:space="preserve">administratively censored</w:t>
+            </w:r>
+            <w:r>
+              <w:t xml:space="preserve">.</w:t>
+            </w:r>
+          </w:p>
+          <w:bookmarkEnd w:id="9"/>
+        </w:tc>
+      </w:tr>
+    </w:tbl>
+    <w:p>
+      <w:pPr>
+        <w:pStyle w:val="BodyText"/>
+      </w:pPr>
+      <w:r>
+        <w:t xml:space="preserve">We conduct the above survival analysis among the 1629 cigarette smokers from the NHEFS</w:t>
+      </w:r>
+      <w:r>
+        <w:t xml:space="preserve"> </w:t>
+      </w:r>
+      <w:r>
+        <w:t xml:space="preserve">who were aged 25–74 years at baseline and who were alive through 1982.</w:t>
+      </w:r>
+      <w:r>
+        <w:t xml:space="preserve"> </w:t>
+      </w:r>
+      <w:r>
+        <w:t xml:space="preserve">For all individuals, the start of follow-up is January 1, 1983 and the administrative end of follow-up is December 31, 1992.</w:t>
+      </w:r>
+      <w:r>
+        <w:t xml:space="preserve"> </w:t>
+      </w:r>
+      <w:r>
+        <w:t xml:space="preserve">The administrative censoring time is the same—120 months—for all individuals.</w:t>
+      </w:r>
+      <w:r>
+        <w:t xml:space="preserve"> </w:t>
+      </w:r>
+      <w:r>
+        <w:t xml:space="preserve">Of the 1629 individuals, only 318 died before the end of 1992,</w:t>
+      </w:r>
+      <w:r>
+        <w:t xml:space="preserve"> </w:t>
+      </w:r>
+      <w:r>
+        <w:t xml:space="preserve">so the survival time of the remaining 1311 individuals is administratively censored.</w:t>
       </w:r>
     </w:p>
     <w:p>
@@ -330,37 +419,25 @@
         <w:pStyle w:val="BodyText"/>
       </w:pPr>
       <w:r>
-        <w:t xml:space="preserve">We conduct the above survival analysis among the 1629 cigarette smokers from the NHEFS</w:t>
-      </w:r>
-      <w:r>
-        <w:t xml:space="preserve"> </w:t>
-      </w:r>
-      <w:r>
-        <w:t xml:space="preserve">who were aged 25–74 years at baseline and who were alive through 1982.</w:t>
-      </w:r>
-      <w:r>
-        <w:t xml:space="preserve"> </w:t>
-      </w:r>
-      <w:r>
-        <w:t xml:space="preserve">For all individuals, the start of follow-up is January 1, 1983 and the administrative end of follow-up is December 31, 1992.</w:t>
-      </w:r>
-      <w:r>
-        <w:t xml:space="preserve"> </w:t>
-      </w:r>
-      <w:r>
-        <w:t xml:space="preserve">The administrative censoring time is the same—120 months—for all individuals.</w:t>
-      </w:r>
-      <w:r>
-        <w:t xml:space="preserve"> </w:t>
-      </w:r>
-      <w:r>
-        <w:t xml:space="preserve">Of the 1629 individuals, only 318 died before the end of 1992,</w:t>
-      </w:r>
-      <w:r>
-        <w:t xml:space="preserve"> </w:t>
-      </w:r>
-      <w:r>
-        <w:t xml:space="preserve">so the survival time of the remaining 1311 individuals is administratively censored.</w:t>
+        <w:t xml:space="preserve">Administrative censoring is a problem intrinsic to survival analyses.</w:t>
+      </w:r>
+      <w:r>
+        <w:t xml:space="preserve"> </w:t>
+      </w:r>
+      <w:r>
+        <w:t xml:space="preserve">In a study with staggered entry (i.e., with a variable start of follow-up date)</w:t>
+      </w:r>
+      <w:r>
+        <w:t xml:space="preserve"> </w:t>
+      </w:r>
+      <w:r>
+        <w:t xml:space="preserve">different individuals will have different administrative censoring times,</w:t>
+      </w:r>
+      <w:r>
+        <w:t xml:space="preserve"> </w:t>
+      </w:r>
+      <w:r>
+        <w:t xml:space="preserve">even when the administrative end of follow-up date is common to all.</w:t>
       </w:r>
     </w:p>
     <w:p>
@@ -368,66 +445,40 @@
         <w:pStyle w:val="BodyText"/>
       </w:pPr>
       <w:r>
-        <w:t xml:space="preserve">Administrative censoring is a problem intrinsic to survival analyses.</w:t>
-      </w:r>
-      <w:r>
-        <w:t xml:space="preserve"> </w:t>
-      </w:r>
-      <w:r>
-        <w:t xml:space="preserve">In a study with staggered entry (i.e., with a variable start of follow-up date)</w:t>
-      </w:r>
-      <w:r>
-        <w:t xml:space="preserve"> </w:t>
-      </w:r>
-      <w:r>
-        <w:t xml:space="preserve">different individuals will have different administrative censoring times,</w:t>
-      </w:r>
-      <w:r>
-        <w:t xml:space="preserve"> </w:t>
-      </w:r>
-      <w:r>
-        <w:t xml:space="preserve">even when the administrative end of follow-up date is common to all.</w:t>
+        <w:t xml:space="preserve">In addition to administrative censoring, survival analyses may also need to handle non-administrative types of censoring,</w:t>
+      </w:r>
+      <w:r>
+        <w:t xml:space="preserve"> </w:t>
+      </w:r>
+      <w:r>
+        <w:t xml:space="preserve">such as loss to follow-up and competing events (see Fine Point 17.1).</w:t>
+      </w:r>
+      <w:r>
+        <w:t xml:space="preserve"> </w:t>
+      </w:r>
+      <w:r>
+        <w:t xml:space="preserve">In previous chapters we discussed how to adjust for the selection bias introduced by non-administrative censoring</w:t>
+      </w:r>
+      <w:r>
+        <w:t xml:space="preserve"> </w:t>
+      </w:r>
+      <w:r>
+        <w:t xml:space="preserve">via standardization or IP weighting.</w:t>
+      </w:r>
+      <w:r>
+        <w:t xml:space="preserve"> </w:t>
+      </w:r>
+      <w:r>
+        <w:t xml:space="preserve">The same approaches can be applied to survival analyses.</w:t>
+      </w:r>
+      <w:r>
+        <w:t xml:space="preserve"> </w:t>
+      </w:r>
+      <w:r>
+        <w:t xml:space="preserve">In this chapter, we focus on administrative censoring and defer non-administrative censoring to Part III.</w:t>
       </w:r>
     </w:p>
-    <w:p>
-      <w:pPr>
-        <w:pStyle w:val="BodyText"/>
-      </w:pPr>
-      <w:r>
-        <w:t xml:space="preserve">In addition to administrative censoring, survival analyses may also need to handle non-administrative types of censoring,</w:t>
-      </w:r>
-      <w:r>
-        <w:t xml:space="preserve"> </w:t>
-      </w:r>
-      <w:r>
-        <w:t xml:space="preserve">such as loss to follow-up and competing events (see Fine Point 17.1).</w:t>
-      </w:r>
-      <w:r>
-        <w:t xml:space="preserve"> </w:t>
-      </w:r>
-      <w:r>
-        <w:t xml:space="preserve">In previous chapters we discussed how to adjust for the selection bias introduced by non-administrative censoring</w:t>
-      </w:r>
-      <w:r>
-        <w:t xml:space="preserve"> </w:t>
-      </w:r>
-      <w:r>
-        <w:t xml:space="preserve">via standardization or IP weighting.</w:t>
-      </w:r>
-      <w:r>
-        <w:t xml:space="preserve"> </w:t>
-      </w:r>
-      <w:r>
-        <w:t xml:space="preserve">The same approaches can be applied to survival analyses.</w:t>
-      </w:r>
-      <w:r>
-        <w:t xml:space="preserve"> </w:t>
-      </w:r>
-      <w:r>
-        <w:t xml:space="preserve">In this chapter, we focus on administrative censoring and defer non-administrative censoring to Part III.</w:t>
-      </w:r>
-    </w:p>
-    <w:bookmarkStart w:id="9" w:name="survival-risk-and-hazard"/>
+    <w:bookmarkStart w:id="10" w:name="survival-risk-and-hazard"/>
     <w:p>
       <w:pPr>
         <w:pStyle w:val="Heading3"/>
@@ -1158,8 +1209,8 @@
         <w:t xml:space="preserve">and the hazard curves between 0 and 120 months had roughly the shape of a letter M.</w:t>
       </w:r>
     </w:p>
-    <w:bookmarkEnd w:id="9"/>
-    <w:bookmarkStart w:id="13" w:name="risk-vs.-hazard"/>
+    <w:bookmarkEnd w:id="10"/>
+    <w:bookmarkStart w:id="14" w:name="risk-vs.-hazard"/>
     <w:p>
       <w:pPr>
         <w:pStyle w:val="Heading3"/>
@@ -1405,18 +1456,18 @@
                 <wp:inline>
                   <wp:extent cx="152400" cy="152400"/>
                   <wp:effectExtent b="0" l="0" r="0" t="0"/>
-                  <wp:docPr descr="" title="" id="11" name="Picture"/>
+                  <wp:docPr descr="" title="" id="12" name="Picture"/>
                   <a:graphic>
                     <a:graphicData uri="http://schemas.openxmlformats.org/drawingml/2006/picture">
                       <pic:pic>
                         <pic:nvPicPr>
-                          <pic:cNvPr descr="/opt/quarto/share/formats/docx/note.png" id="12" name="Picture"/>
+                          <pic:cNvPr descr="/opt/quarto/share/formats/docx/note.png" id="13" name="Picture"/>
                           <pic:cNvPicPr>
                             <a:picLocks noChangeArrowheads="1" noChangeAspect="1"/>
                           </pic:cNvPicPr>
                         </pic:nvPicPr>
                         <pic:blipFill>
-                          <a:blip r:embed="rId10"/>
+                          <a:blip r:embed="rId11"/>
                           <a:stretch>
                             <a:fillRect/>
                           </a:stretch>
@@ -1627,9 +1678,9 @@
         </w:tc>
       </w:tr>
     </w:tbl>
-    <w:bookmarkEnd w:id="13"/>
     <w:bookmarkEnd w:id="14"/>
-    <w:bookmarkStart w:id="25" w:name="from-hazards-to-risks"/>
+    <w:bookmarkEnd w:id="15"/>
+    <w:bookmarkStart w:id="27" w:name="from-hazards-to-risks"/>
     <w:p>
       <w:pPr>
         <w:pStyle w:val="Heading2"/>
@@ -1683,313 +1734,6 @@
       </w:r>
       <w:r>
         <w:t xml:space="preserve">In the analyses of the previous section, the dataset had 1629 rows, one per individual.</w:t>
-      </w:r>
-    </w:p>
-    <w:p>
-      <w:pPr>
-        <w:pStyle w:val="BodyText"/>
-      </w:pPr>
-      <w:r>
-        <w:t xml:space="preserve">In the second data arrangement each row of the database corresponds to a</w:t>
-      </w:r>
-      <w:r>
-        <w:t xml:space="preserve"> </w:t>
-      </w:r>
-      <w:r>
-        <w:rPr>
-          <w:b/>
-          <w:bCs/>
-        </w:rPr>
-        <w:t xml:space="preserve">person-time</w:t>
-      </w:r>
-      <w:r>
-        <w:t xml:space="preserve">.</w:t>
-      </w:r>
-      <w:r>
-        <w:t xml:space="preserve"> </w:t>
-      </w:r>
-      <w:r>
-        <w:t xml:space="preserve">That is, the first row contains the information for person 1 at</w:t>
-      </w:r>
-      <w:r>
-        <w:t xml:space="preserve"> </w:t>
-      </w:r>
-      <m:oMath>
-        <m:r>
-          <m:t>k</m:t>
-        </m:r>
-        <m:r>
-          <m:rPr>
-            <m:sty m:val="p"/>
-          </m:rPr>
-          <m:t>=</m:t>
-        </m:r>
-        <m:r>
-          <m:t>0</m:t>
-        </m:r>
-      </m:oMath>
-      <w:r>
-        <w:t xml:space="preserve">,</w:t>
-      </w:r>
-      <w:r>
-        <w:t xml:space="preserve"> </w:t>
-      </w:r>
-      <w:r>
-        <w:t xml:space="preserve">the second row the information for person 1 at</w:t>
-      </w:r>
-      <w:r>
-        <w:t xml:space="preserve"> </w:t>
-      </w:r>
-      <m:oMath>
-        <m:r>
-          <m:t>k</m:t>
-        </m:r>
-        <m:r>
-          <m:rPr>
-            <m:sty m:val="p"/>
-          </m:rPr>
-          <m:t>=</m:t>
-        </m:r>
-        <m:r>
-          <m:t>1</m:t>
-        </m:r>
-      </m:oMath>
-      <w:r>
-        <w:t xml:space="preserve">,</w:t>
-      </w:r>
-      <w:r>
-        <w:t xml:space="preserve"> </w:t>
-      </w:r>
-      <w:r>
-        <w:t xml:space="preserve">and so on until the follow-up of person 1 ends.</w:t>
-      </w:r>
-      <w:r>
-        <w:t xml:space="preserve"> </w:t>
-      </w:r>
-      <w:r>
-        <w:t xml:space="preserve">This person-time (or</w:t>
-      </w:r>
-      <w:r>
-        <w:t xml:space="preserve"> </w:t>
-      </w:r>
-      <w:r>
-        <w:t xml:space="preserve">“long”</w:t>
-      </w:r>
-      <w:r>
-        <w:t xml:space="preserve">) data format is the one we will use in most survival analyses in this chapter</w:t>
-      </w:r>
-      <w:r>
-        <w:t xml:space="preserve"> </w:t>
-      </w:r>
-      <w:r>
-        <w:t xml:space="preserve">and in all analyses with time-varying treatments in Part III.</w:t>
-      </w:r>
-      <w:r>
-        <w:t xml:space="preserve"> </w:t>
-      </w:r>
-      <w:r>
-        <w:t xml:space="preserve">In our smoking cessation example, the person-time dataset has 176,764 rows, one per person-month.</w:t>
-      </w:r>
-    </w:p>
-    <w:bookmarkStart w:id="16" w:name="the-event-indicator-d_k"/>
-    <w:p>
-      <w:pPr>
-        <w:pStyle w:val="Heading3"/>
-      </w:pPr>
-      <w:r>
-        <w:t xml:space="preserve">2.1 The Event Indicator</w:t>
-      </w:r>
-      <w:r>
-        <w:t xml:space="preserve"> </w:t>
-      </w:r>
-      <m:oMath>
-        <m:sSub>
-          <m:e>
-            <m:r>
-              <m:t>D</m:t>
-            </m:r>
-          </m:e>
-          <m:sub>
-            <m:r>
-              <m:t>k</m:t>
-            </m:r>
-          </m:sub>
-        </m:sSub>
-      </m:oMath>
-    </w:p>
-    <w:p>
-      <w:pPr>
-        <w:pStyle w:val="FirstParagraph"/>
-      </w:pPr>
-      <w:r>
-        <w:t xml:space="preserve">To encode survival information through</w:t>
-      </w:r>
-      <w:r>
-        <w:t xml:space="preserve"> </w:t>
-      </w:r>
-      <m:oMath>
-        <m:r>
-          <m:t>k</m:t>
-        </m:r>
-      </m:oMath>
-      <w:r>
-        <w:t xml:space="preserve"> </w:t>
-      </w:r>
-      <w:r>
-        <w:t xml:space="preserve">in the person-time data format,</w:t>
-      </w:r>
-      <w:r>
-        <w:t xml:space="preserve"> </w:t>
-      </w:r>
-      <w:r>
-        <w:t xml:space="preserve">it is helpful to define a</w:t>
-      </w:r>
-      <w:r>
-        <w:t xml:space="preserve"> </w:t>
-      </w:r>
-      <w:r>
-        <w:rPr>
-          <w:b/>
-          <w:bCs/>
-        </w:rPr>
-        <w:t xml:space="preserve">time-varying indicator of event</w:t>
-      </w:r>
-      <w:r>
-        <w:t xml:space="preserve"> </w:t>
-      </w:r>
-      <m:oMath>
-        <m:sSub>
-          <m:e>
-            <m:r>
-              <m:t>D</m:t>
-            </m:r>
-          </m:e>
-          <m:sub>
-            <m:r>
-              <m:t>k</m:t>
-            </m:r>
-          </m:sub>
-        </m:sSub>
-      </m:oMath>
-      <w:r>
-        <w:t xml:space="preserve">.</w:t>
-      </w:r>
-      <w:r>
-        <w:t xml:space="preserve"> </w:t>
-      </w:r>
-      <w:r>
-        <w:t xml:space="preserve">For each person at each month</w:t>
-      </w:r>
-      <w:r>
-        <w:t xml:space="preserve"> </w:t>
-      </w:r>
-      <m:oMath>
-        <m:r>
-          <m:t>k</m:t>
-        </m:r>
-      </m:oMath>
-      <w:r>
-        <w:t xml:space="preserve">,</w:t>
-      </w:r>
-      <w:r>
-        <w:t xml:space="preserve"> </w:t>
-      </w:r>
-      <w:r>
-        <w:t xml:space="preserve">the indicator</w:t>
-      </w:r>
-      <w:r>
-        <w:t xml:space="preserve"> </w:t>
-      </w:r>
-      <m:oMath>
-        <m:sSub>
-          <m:e>
-            <m:r>
-              <m:t>D</m:t>
-            </m:r>
-          </m:e>
-          <m:sub>
-            <m:r>
-              <m:t>k</m:t>
-            </m:r>
-          </m:sub>
-        </m:sSub>
-      </m:oMath>
-      <w:r>
-        <w:t xml:space="preserve"> </w:t>
-      </w:r>
-      <w:r>
-        <w:t xml:space="preserve">takes value 1 if</w:t>
-      </w:r>
-      <w:r>
-        <w:t xml:space="preserve"> </w:t>
-      </w:r>
-      <m:oMath>
-        <m:r>
-          <m:t>T</m:t>
-        </m:r>
-        <m:r>
-          <m:rPr>
-            <m:sty m:val="p"/>
-          </m:rPr>
-          <m:t>≤</m:t>
-        </m:r>
-        <m:r>
-          <m:t>k</m:t>
-        </m:r>
-      </m:oMath>
-      <w:r>
-        <w:t xml:space="preserve"> </w:t>
-      </w:r>
-      <w:r>
-        <w:t xml:space="preserve">and value 0 if</w:t>
-      </w:r>
-      <w:r>
-        <w:t xml:space="preserve"> </w:t>
-      </w:r>
-      <m:oMath>
-        <m:r>
-          <m:t>T</m:t>
-        </m:r>
-        <m:r>
-          <m:rPr>
-            <m:sty m:val="p"/>
-          </m:rPr>
-          <m:t>&gt;</m:t>
-        </m:r>
-        <m:r>
-          <m:t>k</m:t>
-        </m:r>
-      </m:oMath>
-      <w:r>
-        <w:t xml:space="preserve">.</w:t>
-      </w:r>
-    </w:p>
-    <w:p>
-      <w:pPr>
-        <w:pStyle w:val="BodyText"/>
-      </w:pPr>
-      <w:r>
-        <w:t xml:space="preserve">Using the time-varying outcome variable</w:t>
-      </w:r>
-      <w:r>
-        <w:t xml:space="preserve"> </w:t>
-      </w:r>
-      <m:oMath>
-        <m:sSub>
-          <m:e>
-            <m:r>
-              <m:t>D</m:t>
-            </m:r>
-          </m:e>
-          <m:sub>
-            <m:r>
-              <m:t>k</m:t>
-            </m:r>
-          </m:sub>
-        </m:sSub>
-      </m:oMath>
-      <w:r>
-        <w:t xml:space="preserve">, we can define:</w:t>
       </w:r>
     </w:p>
     <w:tbl>
@@ -2026,7 +1770,7 @@
               <w:spacing w:before="16" w:after="64"/>
             </w:pPr>
           </w:p>
-          <w:bookmarkStart w:id="15" w:name="def-survival-risk-hazard"/>
+          <w:bookmarkStart w:id="16" w:name="def-person-time-format"/>
           <w:p>
             <w:pPr>
               <w:pStyle w:val="BodyText"/>
@@ -2036,7 +1780,365 @@
                 <w:b/>
                 <w:bCs/>
               </w:rPr>
-              <w:t xml:space="preserve">Definition 1 (Survival, Risk, and Hazard)</w:t>
+              <w:t xml:space="preserve">Definition 2 (Person-Time Data Format)</w:t>
+            </w:r>
+            <w:r>
+              <w:t xml:space="preserve"> </w:t>
+            </w:r>
+            <w:r>
+              <w:t xml:space="preserve">In the second data arrangement each row of the database corresponds to a</w:t>
+            </w:r>
+            <w:r>
+              <w:t xml:space="preserve"> </w:t>
+            </w:r>
+            <w:r>
+              <w:rPr>
+                <w:b/>
+                <w:bCs/>
+              </w:rPr>
+              <w:t xml:space="preserve">person-time</w:t>
+            </w:r>
+            <w:r>
+              <w:t xml:space="preserve">.</w:t>
+            </w:r>
+            <w:r>
+              <w:t xml:space="preserve"> </w:t>
+            </w:r>
+            <w:r>
+              <w:t xml:space="preserve">That is, the first row contains the information for person 1 at</w:t>
+            </w:r>
+            <w:r>
+              <w:t xml:space="preserve"> </w:t>
+            </w:r>
+            <m:oMath>
+              <m:r>
+                <m:t>k</m:t>
+              </m:r>
+              <m:r>
+                <m:rPr>
+                  <m:sty m:val="p"/>
+                </m:rPr>
+                <m:t>=</m:t>
+              </m:r>
+              <m:r>
+                <m:t>0</m:t>
+              </m:r>
+            </m:oMath>
+            <w:r>
+              <w:t xml:space="preserve">,</w:t>
+            </w:r>
+            <w:r>
+              <w:t xml:space="preserve"> </w:t>
+            </w:r>
+            <w:r>
+              <w:t xml:space="preserve">the second row the information for person 1 at</w:t>
+            </w:r>
+            <w:r>
+              <w:t xml:space="preserve"> </w:t>
+            </w:r>
+            <m:oMath>
+              <m:r>
+                <m:t>k</m:t>
+              </m:r>
+              <m:r>
+                <m:rPr>
+                  <m:sty m:val="p"/>
+                </m:rPr>
+                <m:t>=</m:t>
+              </m:r>
+              <m:r>
+                <m:t>1</m:t>
+              </m:r>
+            </m:oMath>
+            <w:r>
+              <w:t xml:space="preserve">,</w:t>
+            </w:r>
+            <w:r>
+              <w:t xml:space="preserve"> </w:t>
+            </w:r>
+            <w:r>
+              <w:t xml:space="preserve">and so on until the follow-up of person 1 ends.</w:t>
+            </w:r>
+            <w:r>
+              <w:t xml:space="preserve"> </w:t>
+            </w:r>
+            <w:r>
+              <w:t xml:space="preserve">This person-time (or</w:t>
+            </w:r>
+            <w:r>
+              <w:t xml:space="preserve"> </w:t>
+            </w:r>
+            <w:r>
+              <w:t xml:space="preserve">“long”</w:t>
+            </w:r>
+            <w:r>
+              <w:t xml:space="preserve">) data format is the one we will use in most survival analyses in this chapter</w:t>
+            </w:r>
+            <w:r>
+              <w:t xml:space="preserve"> </w:t>
+            </w:r>
+            <w:r>
+              <w:t xml:space="preserve">and in all analyses with time-varying treatments in Part III.</w:t>
+            </w:r>
+          </w:p>
+          <w:bookmarkEnd w:id="16"/>
+        </w:tc>
+      </w:tr>
+    </w:tbl>
+    <w:p>
+      <w:pPr>
+        <w:pStyle w:val="BodyText"/>
+      </w:pPr>
+      <w:r>
+        <w:t xml:space="preserve">In our smoking cessation example, the person-time dataset has 176,764 rows, one per person-month.</w:t>
+      </w:r>
+    </w:p>
+    <w:bookmarkStart w:id="18" w:name="the-event-indicator-d_k"/>
+    <w:p>
+      <w:pPr>
+        <w:pStyle w:val="Heading3"/>
+      </w:pPr>
+      <w:r>
+        <w:t xml:space="preserve">2.1 The Event Indicator</w:t>
+      </w:r>
+      <w:r>
+        <w:t xml:space="preserve"> </w:t>
+      </w:r>
+      <m:oMath>
+        <m:sSub>
+          <m:e>
+            <m:r>
+              <m:t>D</m:t>
+            </m:r>
+          </m:e>
+          <m:sub>
+            <m:r>
+              <m:t>k</m:t>
+            </m:r>
+          </m:sub>
+        </m:sSub>
+      </m:oMath>
+    </w:p>
+    <w:p>
+      <w:pPr>
+        <w:pStyle w:val="FirstParagraph"/>
+      </w:pPr>
+      <w:r>
+        <w:t xml:space="preserve">To encode survival information through</w:t>
+      </w:r>
+      <w:r>
+        <w:t xml:space="preserve"> </w:t>
+      </w:r>
+      <m:oMath>
+        <m:r>
+          <m:t>k</m:t>
+        </m:r>
+      </m:oMath>
+      <w:r>
+        <w:t xml:space="preserve"> </w:t>
+      </w:r>
+      <w:r>
+        <w:t xml:space="preserve">in the person-time data format,</w:t>
+      </w:r>
+      <w:r>
+        <w:t xml:space="preserve"> </w:t>
+      </w:r>
+      <w:r>
+        <w:t xml:space="preserve">it is helpful to define a</w:t>
+      </w:r>
+      <w:r>
+        <w:t xml:space="preserve"> </w:t>
+      </w:r>
+      <w:r>
+        <w:rPr>
+          <w:b/>
+          <w:bCs/>
+        </w:rPr>
+        <w:t xml:space="preserve">time-varying indicator of event</w:t>
+      </w:r>
+      <w:r>
+        <w:t xml:space="preserve"> </w:t>
+      </w:r>
+      <m:oMath>
+        <m:sSub>
+          <m:e>
+            <m:r>
+              <m:t>D</m:t>
+            </m:r>
+          </m:e>
+          <m:sub>
+            <m:r>
+              <m:t>k</m:t>
+            </m:r>
+          </m:sub>
+        </m:sSub>
+      </m:oMath>
+      <w:r>
+        <w:t xml:space="preserve">.</w:t>
+      </w:r>
+      <w:r>
+        <w:t xml:space="preserve"> </w:t>
+      </w:r>
+      <w:r>
+        <w:t xml:space="preserve">For each person at each month</w:t>
+      </w:r>
+      <w:r>
+        <w:t xml:space="preserve"> </w:t>
+      </w:r>
+      <m:oMath>
+        <m:r>
+          <m:t>k</m:t>
+        </m:r>
+      </m:oMath>
+      <w:r>
+        <w:t xml:space="preserve">,</w:t>
+      </w:r>
+      <w:r>
+        <w:t xml:space="preserve"> </w:t>
+      </w:r>
+      <w:r>
+        <w:t xml:space="preserve">the indicator</w:t>
+      </w:r>
+      <w:r>
+        <w:t xml:space="preserve"> </w:t>
+      </w:r>
+      <m:oMath>
+        <m:sSub>
+          <m:e>
+            <m:r>
+              <m:t>D</m:t>
+            </m:r>
+          </m:e>
+          <m:sub>
+            <m:r>
+              <m:t>k</m:t>
+            </m:r>
+          </m:sub>
+        </m:sSub>
+      </m:oMath>
+      <w:r>
+        <w:t xml:space="preserve"> </w:t>
+      </w:r>
+      <w:r>
+        <w:t xml:space="preserve">takes value 1 if</w:t>
+      </w:r>
+      <w:r>
+        <w:t xml:space="preserve"> </w:t>
+      </w:r>
+      <m:oMath>
+        <m:r>
+          <m:t>T</m:t>
+        </m:r>
+        <m:r>
+          <m:rPr>
+            <m:sty m:val="p"/>
+          </m:rPr>
+          <m:t>≤</m:t>
+        </m:r>
+        <m:r>
+          <m:t>k</m:t>
+        </m:r>
+      </m:oMath>
+      <w:r>
+        <w:t xml:space="preserve"> </w:t>
+      </w:r>
+      <w:r>
+        <w:t xml:space="preserve">and value 0 if</w:t>
+      </w:r>
+      <w:r>
+        <w:t xml:space="preserve"> </w:t>
+      </w:r>
+      <m:oMath>
+        <m:r>
+          <m:t>T</m:t>
+        </m:r>
+        <m:r>
+          <m:rPr>
+            <m:sty m:val="p"/>
+          </m:rPr>
+          <m:t>&gt;</m:t>
+        </m:r>
+        <m:r>
+          <m:t>k</m:t>
+        </m:r>
+      </m:oMath>
+      <w:r>
+        <w:t xml:space="preserve">.</w:t>
+      </w:r>
+    </w:p>
+    <w:p>
+      <w:pPr>
+        <w:pStyle w:val="BodyText"/>
+      </w:pPr>
+      <w:r>
+        <w:t xml:space="preserve">Using the time-varying outcome variable</w:t>
+      </w:r>
+      <w:r>
+        <w:t xml:space="preserve"> </w:t>
+      </w:r>
+      <m:oMath>
+        <m:sSub>
+          <m:e>
+            <m:r>
+              <m:t>D</m:t>
+            </m:r>
+          </m:e>
+          <m:sub>
+            <m:r>
+              <m:t>k</m:t>
+            </m:r>
+          </m:sub>
+        </m:sSub>
+      </m:oMath>
+      <w:r>
+        <w:t xml:space="preserve">, we can define:</w:t>
+      </w:r>
+    </w:p>
+    <w:tbl>
+      <w:tblPr>
+        <w:tblStyle w:val="Table"/>
+        <w:tblInd w:w="164" w:type="dxa"/>
+        <w:tblBorders>
+          <w:left w:val="single" w:sz="24" w:space="0" w:color="909090"/>
+        </w:tblBorders>
+        <w:tblCellMar>
+          <w:left w:w="0" w:type="dxa"/>
+          <w:right w:w="0" w:type="dxa"/>
+        </w:tblCellMar>
+        <w:tblLook w:firstRow="0" w:lastRow="0" w:firstColumn="0" w:lastColumn="0" w:noHBand="0" w:noVBand="0" w:val="0000"/>
+      </w:tblPr>
+      <w:tblGrid>
+        <w:gridCol w:w="7920"/>
+      </w:tblGrid>
+      <w:tr>
+        <w:trPr>
+          <w:cantSplit/>
+        </w:trPr>
+        <w:tc>
+          <w:tcPr>
+            <w:tcMar>
+              <w:left w:w="144" w:type="dxa"/>
+            </w:tcMar>
+          </w:tcPr>
+          <w:p>
+            <w:pPr>
+              <w:pStyle w:val="BodyText"/>
+            </w:pPr>
+            <w:pPr>
+              <w:spacing w:before="16" w:after="64"/>
+            </w:pPr>
+          </w:p>
+          <w:bookmarkStart w:id="17" w:name="def-survival-risk-hazard"/>
+          <w:p>
+            <w:pPr>
+              <w:pStyle w:val="BodyText"/>
+            </w:pPr>
+            <w:r>
+              <w:rPr>
+                <w:b/>
+                <w:bCs/>
+              </w:rPr>
+              <w:t xml:space="preserve">Definition 3 (Survival, Risk, and Hazard)</w:t>
             </w:r>
             <w:r>
               <w:t xml:space="preserve"> </w:t>
@@ -2435,12 +2537,12 @@
               <w:t xml:space="preserve">.</w:t>
             </w:r>
           </w:p>
-          <w:bookmarkEnd w:id="15"/>
+          <w:bookmarkEnd w:id="17"/>
         </w:tc>
       </w:tr>
     </w:tbl>
-    <w:bookmarkEnd w:id="16"/>
-    <w:bookmarkStart w:id="17" w:name="from-hazards-to-survival"/>
+    <w:bookmarkEnd w:id="18"/>
+    <w:bookmarkStart w:id="19" w:name="from-hazards-to-survival"/>
     <w:p>
       <w:pPr>
         <w:pStyle w:val="Heading3"/>
@@ -2996,8 +3098,8 @@
         <w:t xml:space="preserve">.</w:t>
       </w:r>
     </w:p>
-    <w:bookmarkEnd w:id="17"/>
-    <w:bookmarkStart w:id="24" w:name="nonparametric-and-parametric-estimation"/>
+    <w:bookmarkEnd w:id="19"/>
+    <w:bookmarkStart w:id="26" w:name="nonparametric-and-parametric-estimation"/>
     <w:p>
       <w:pPr>
         <w:pStyle w:val="Heading3"/>
@@ -3895,18 +3997,18 @@
                 <wp:inline>
                   <wp:extent cx="152400" cy="152400"/>
                   <wp:effectExtent b="0" l="0" r="0" t="0"/>
-                  <wp:docPr descr="" title="" id="18" name="Picture"/>
+                  <wp:docPr descr="" title="" id="20" name="Picture"/>
                   <a:graphic>
                     <a:graphicData uri="http://schemas.openxmlformats.org/drawingml/2006/picture">
                       <pic:pic>
                         <pic:nvPicPr>
-                          <pic:cNvPr descr="/opt/quarto/share/formats/docx/note.png" id="19" name="Picture"/>
+                          <pic:cNvPr descr="/opt/quarto/share/formats/docx/note.png" id="21" name="Picture"/>
                           <pic:cNvPicPr>
                             <a:picLocks noChangeArrowheads="1" noChangeAspect="1"/>
                           </pic:cNvPicPr>
                         </pic:nvPicPr>
                         <pic:blipFill>
-                          <a:blip r:embed="rId10"/>
+                          <a:blip r:embed="rId11"/>
                           <a:stretch>
                             <a:fillRect/>
                           </a:stretch>
@@ -4520,18 +4622,18 @@
                 <wp:inline>
                   <wp:extent cx="152400" cy="152400"/>
                   <wp:effectExtent b="0" l="0" r="0" t="0"/>
-                  <wp:docPr descr="" title="" id="20" name="Picture"/>
+                  <wp:docPr descr="" title="" id="22" name="Picture"/>
                   <a:graphic>
                     <a:graphicData uri="http://schemas.openxmlformats.org/drawingml/2006/picture">
                       <pic:pic>
                         <pic:nvPicPr>
-                          <pic:cNvPr descr="/opt/quarto/share/formats/docx/note.png" id="21" name="Picture"/>
+                          <pic:cNvPr descr="/opt/quarto/share/formats/docx/note.png" id="23" name="Picture"/>
                           <pic:cNvPicPr>
                             <a:picLocks noChangeArrowheads="1" noChangeAspect="1"/>
                           </pic:cNvPicPr>
                         </pic:nvPicPr>
                         <pic:blipFill>
-                          <a:blip r:embed="rId10"/>
+                          <a:blip r:embed="rId11"/>
                           <a:stretch>
                             <a:fillRect/>
                           </a:stretch>
@@ -4778,18 +4880,18 @@
                 <wp:inline>
                   <wp:extent cx="152400" cy="152400"/>
                   <wp:effectExtent b="0" l="0" r="0" t="0"/>
-                  <wp:docPr descr="" title="" id="22" name="Picture"/>
+                  <wp:docPr descr="" title="" id="24" name="Picture"/>
                   <a:graphic>
                     <a:graphicData uri="http://schemas.openxmlformats.org/drawingml/2006/picture">
                       <pic:pic>
                         <pic:nvPicPr>
-                          <pic:cNvPr descr="/opt/quarto/share/formats/docx/note.png" id="23" name="Picture"/>
+                          <pic:cNvPr descr="/opt/quarto/share/formats/docx/note.png" id="25" name="Picture"/>
                           <pic:cNvPicPr>
                             <a:picLocks noChangeArrowheads="1" noChangeAspect="1"/>
                           </pic:cNvPicPr>
                         </pic:nvPicPr>
                         <pic:blipFill>
-                          <a:blip r:embed="rId10"/>
+                          <a:blip r:embed="rId11"/>
                           <a:stretch>
                             <a:fillRect/>
                           </a:stretch>
@@ -5991,9 +6093,9 @@
         </w:tc>
       </w:tr>
     </w:tbl>
-    <w:bookmarkEnd w:id="24"/>
-    <w:bookmarkEnd w:id="25"/>
-    <w:bookmarkStart w:id="29" w:name="why-censoring-matters"/>
+    <w:bookmarkEnd w:id="26"/>
+    <w:bookmarkEnd w:id="27"/>
+    <w:bookmarkStart w:id="31" w:name="why-censoring-matters"/>
     <w:p>
       <w:pPr>
         <w:pStyle w:val="Heading2"/>
@@ -6095,7 +6197,7 @@
         <w:t xml:space="preserve">different individuals will have different administrative censoring times.</w:t>
       </w:r>
     </w:p>
-    <w:bookmarkStart w:id="26" w:name="the-censoring-indicator"/>
+    <w:bookmarkStart w:id="28" w:name="the-censoring-indicator"/>
     <w:p>
       <w:pPr>
         <w:pStyle w:val="Heading3"/>
@@ -6451,8 +6553,8 @@
         <w:t xml:space="preserve">makes explicit that we want the survival under no censoring.</w:t>
       </w:r>
     </w:p>
-    <w:bookmarkEnd w:id="26"/>
-    <w:bookmarkStart w:id="27" w:name="why-naive-estimation-fails"/>
+    <w:bookmarkEnd w:id="28"/>
+    <w:bookmarkStart w:id="29" w:name="why-naive-estimation-fails"/>
     <w:p>
       <w:pPr>
         <w:pStyle w:val="Heading3"/>
@@ -7355,8 +7457,8 @@
         <w:t xml:space="preserve">.</w:t>
       </w:r>
     </w:p>
-    <w:bookmarkEnd w:id="27"/>
-    <w:bookmarkStart w:id="28" w:name="X67a95be504bd2c3ddb0b2998cb56c257e1a7b93"/>
+    <w:bookmarkEnd w:id="29"/>
+    <w:bookmarkStart w:id="30" w:name="X67a95be504bd2c3ddb0b2998cb56c257e1a7b93"/>
     <w:p>
       <w:pPr>
         <w:pStyle w:val="Heading3"/>
@@ -7901,9 +8003,9 @@
         <w:t xml:space="preserve">which can be achieved through g-methods as described in the next sections.</w:t>
       </w:r>
     </w:p>
-    <w:bookmarkEnd w:id="28"/>
-    <w:bookmarkEnd w:id="29"/>
-    <w:bookmarkStart w:id="32" w:name="X2f8301fdc8b3a6064d2e10d9e1c1e002f0db47a"/>
+    <w:bookmarkEnd w:id="30"/>
+    <w:bookmarkEnd w:id="31"/>
+    <w:bookmarkStart w:id="34" w:name="X2f8301fdc8b3a6064d2e10d9e1c1e002f0db47a"/>
     <w:p>
       <w:pPr>
         <w:pStyle w:val="Heading2"/>
@@ -7963,7 +8065,7 @@
         <w:t xml:space="preserve">because the proportion of older people is greater among quitters than among non-quitters.</w:t>
       </w:r>
     </w:p>
-    <w:bookmarkStart w:id="30" w:name="counterfactual-survivals"/>
+    <w:bookmarkStart w:id="32" w:name="counterfactual-survivals"/>
     <w:p>
       <w:pPr>
         <w:pStyle w:val="Heading3"/>
@@ -8610,8 +8712,8 @@
         <w:t xml:space="preserve">.</w:t>
       </w:r>
     </w:p>
-    <w:bookmarkEnd w:id="30"/>
-    <w:bookmarkStart w:id="31" w:name="estimation-via-ip-weighting"/>
+    <w:bookmarkEnd w:id="32"/>
+    <w:bookmarkStart w:id="33" w:name="estimation-via-ip-weighting"/>
     <w:p>
       <w:pPr>
         <w:pStyle w:val="Heading3"/>
@@ -9576,9 +9678,9 @@
         <w:t xml:space="preserve">The validity of this procedure requires correct specification of both the treatment model and the marginal hazards model.</w:t>
       </w:r>
     </w:p>
-    <w:bookmarkEnd w:id="31"/>
-    <w:bookmarkEnd w:id="32"/>
-    <w:bookmarkStart w:id="35" w:name="the-parametric-g-formula"/>
+    <w:bookmarkEnd w:id="33"/>
+    <w:bookmarkEnd w:id="34"/>
+    <w:bookmarkStart w:id="37" w:name="the-parametric-g-formula"/>
     <w:p>
       <w:pPr>
         <w:pStyle w:val="Heading2"/>
@@ -9627,7 +9729,7 @@
         <w:t xml:space="preserve">.</w:t>
       </w:r>
     </w:p>
-    <w:bookmarkStart w:id="33" w:name="identification-via-standardization"/>
+    <w:bookmarkStart w:id="35" w:name="identification-via-standardization"/>
     <w:p>
       <w:pPr>
         <w:pStyle w:val="Heading3"/>
@@ -10055,8 +10157,8 @@
         </m:oMath>
       </m:oMathPara>
     </w:p>
-    <w:bookmarkEnd w:id="33"/>
-    <w:bookmarkStart w:id="34" w:name="estimation"/>
+    <w:bookmarkEnd w:id="35"/>
+    <w:bookmarkStart w:id="36" w:name="estimation"/>
     <w:p>
       <w:pPr>
         <w:pStyle w:val="Heading3"/>
@@ -10885,9 +10987,9 @@
         <w:t xml:space="preserve">the parametric g-formula estimates require no misspecification of a model for the conditional hazards.</w:t>
       </w:r>
     </w:p>
-    <w:bookmarkEnd w:id="34"/>
-    <w:bookmarkEnd w:id="35"/>
-    <w:bookmarkStart w:id="41" w:name="g-estimation-of-structural-nested-models"/>
+    <w:bookmarkEnd w:id="36"/>
+    <w:bookmarkEnd w:id="37"/>
+    <w:bookmarkStart w:id="44" w:name="g-estimation-of-structural-nested-models"/>
     <w:p>
       <w:pPr>
         <w:pStyle w:val="Heading2"/>
@@ -10976,7 +11078,7 @@
         <w:t xml:space="preserve">Therefore we cannot estimate survivals or hazards using a structural nested model.</w:t>
       </w:r>
     </w:p>
-    <w:bookmarkStart w:id="36" w:name="structural-nested-aft-models"/>
+    <w:bookmarkStart w:id="39" w:name="structural-nested-aft-models"/>
     <w:p>
       <w:pPr>
         <w:pStyle w:val="Heading3"/>
@@ -10992,11 +11094,415 @@
       <w:r>
         <w:t xml:space="preserve">We can, however, model the ratio of survival times under different treatment levels.</w:t>
       </w:r>
-      <w:r>
-        <w:t xml:space="preserve"> </w:t>
-      </w:r>
-      <w:r>
-        <w:t xml:space="preserve">Let</w:t>
+    </w:p>
+    <w:tbl>
+      <w:tblPr>
+        <w:tblStyle w:val="Table"/>
+        <w:tblInd w:w="164" w:type="dxa"/>
+        <w:tblBorders>
+          <w:left w:val="single" w:sz="24" w:space="0" w:color="909090"/>
+        </w:tblBorders>
+        <w:tblCellMar>
+          <w:left w:w="0" w:type="dxa"/>
+          <w:right w:w="0" w:type="dxa"/>
+        </w:tblCellMar>
+        <w:tblLook w:firstRow="0" w:lastRow="0" w:firstColumn="0" w:lastColumn="0" w:noHBand="0" w:noVBand="0" w:val="0000"/>
+      </w:tblPr>
+      <w:tblGrid>
+        <w:gridCol w:w="7920"/>
+      </w:tblGrid>
+      <w:tr>
+        <w:trPr>
+          <w:cantSplit/>
+        </w:trPr>
+        <w:tc>
+          <w:tcPr>
+            <w:tcMar>
+              <w:left w:w="144" w:type="dxa"/>
+            </w:tcMar>
+          </w:tcPr>
+          <w:p>
+            <w:pPr>
+              <w:pStyle w:val="BodyText"/>
+            </w:pPr>
+            <w:pPr>
+              <w:spacing w:before="16" w:after="64"/>
+            </w:pPr>
+          </w:p>
+          <w:bookmarkStart w:id="38" w:name="def-structural-nested-aft-model"/>
+          <w:p>
+            <w:pPr>
+              <w:pStyle w:val="BodyText"/>
+            </w:pPr>
+            <w:r>
+              <w:rPr>
+                <w:b/>
+                <w:bCs/>
+              </w:rPr>
+              <w:t xml:space="preserve">Definition 4 (Structural Nested Accelerated Failure Time (AFT) Model)</w:t>
+            </w:r>
+            <w:r>
+              <w:t xml:space="preserve"> </w:t>
+            </w:r>
+            <w:r>
+              <w:t xml:space="preserve">Let</w:t>
+            </w:r>
+            <w:r>
+              <w:t xml:space="preserve"> </w:t>
+            </w:r>
+            <m:oMath>
+              <m:sSubSup>
+                <m:e>
+                  <m:r>
+                    <m:t>T</m:t>
+                  </m:r>
+                </m:e>
+                <m:sub>
+                  <m:r>
+                    <m:t>i</m:t>
+                  </m:r>
+                </m:sub>
+                <m:sup>
+                  <m:r>
+                    <m:t>a</m:t>
+                  </m:r>
+                </m:sup>
+              </m:sSubSup>
+            </m:oMath>
+            <w:r>
+              <w:t xml:space="preserve"> </w:t>
+            </w:r>
+            <w:r>
+              <w:t xml:space="preserve">be the counterfactual time of survival for individual</w:t>
+            </w:r>
+            <w:r>
+              <w:t xml:space="preserve"> </w:t>
+            </w:r>
+            <m:oMath>
+              <m:r>
+                <m:t>i</m:t>
+              </m:r>
+            </m:oMath>
+            <w:r>
+              <w:t xml:space="preserve"> </w:t>
+            </w:r>
+            <w:r>
+              <w:t xml:space="preserve">under treatment level</w:t>
+            </w:r>
+            <w:r>
+              <w:t xml:space="preserve"> </w:t>
+            </w:r>
+            <m:oMath>
+              <m:r>
+                <m:t>a</m:t>
+              </m:r>
+            </m:oMath>
+            <w:r>
+              <w:t xml:space="preserve">.</w:t>
+            </w:r>
+            <w:r>
+              <w:t xml:space="preserve"> </w:t>
+            </w:r>
+            <w:r>
+              <w:t xml:space="preserve">Suppose the effect of treatment is the same for every individual.</w:t>
+            </w:r>
+            <w:r>
+              <w:t xml:space="preserve"> </w:t>
+            </w:r>
+            <w:r>
+              <w:t xml:space="preserve">We can then consider the</w:t>
+            </w:r>
+            <w:r>
+              <w:t xml:space="preserve"> </w:t>
+            </w:r>
+            <w:r>
+              <w:rPr>
+                <w:b/>
+                <w:bCs/>
+              </w:rPr>
+              <w:t xml:space="preserve">structural nested accelerated failure time (AFT) model</w:t>
+            </w:r>
+            <w:r>
+              <w:t xml:space="preserve">:</w:t>
+            </w:r>
+          </w:p>
+          <w:p>
+            <w:pPr>
+              <w:pStyle w:val="BodyText"/>
+            </w:pPr>
+            <m:oMathPara>
+              <m:oMathParaPr>
+                <m:jc m:val="center"/>
+              </m:oMathParaPr>
+              <m:oMath>
+                <m:sSubSup>
+                  <m:e>
+                    <m:r>
+                      <m:t>T</m:t>
+                    </m:r>
+                  </m:e>
+                  <m:sub>
+                    <m:r>
+                      <m:t>i</m:t>
+                    </m:r>
+                  </m:sub>
+                  <m:sup>
+                    <m:r>
+                      <m:t>a</m:t>
+                    </m:r>
+                  </m:sup>
+                </m:sSubSup>
+                <m:r>
+                  <m:rPr>
+                    <m:sty m:val="p"/>
+                  </m:rPr>
+                  <m:t>/</m:t>
+                </m:r>
+                <m:sSubSup>
+                  <m:e>
+                    <m:r>
+                      <m:t>T</m:t>
+                    </m:r>
+                  </m:e>
+                  <m:sub>
+                    <m:r>
+                      <m:t>i</m:t>
+                    </m:r>
+                  </m:sub>
+                  <m:sup>
+                    <m:r>
+                      <m:t>a</m:t>
+                    </m:r>
+                    <m:r>
+                      <m:rPr>
+                        <m:sty m:val="p"/>
+                      </m:rPr>
+                      <m:t>=</m:t>
+                    </m:r>
+                    <m:r>
+                      <m:t>0</m:t>
+                    </m:r>
+                  </m:sup>
+                </m:sSubSup>
+                <m:r>
+                  <m:rPr>
+                    <m:sty m:val="p"/>
+                  </m:rPr>
+                  <m:t>=</m:t>
+                </m:r>
+                <m:r>
+                  <m:rPr>
+                    <m:nor/>
+                    <m:sty m:val="p"/>
+                  </m:rPr>
+                  <m:t>exp</m:t>
+                </m:r>
+                <m:d>
+                  <m:dPr>
+                    <m:begChr m:val="{"/>
+                    <m:sepChr m:val=""/>
+                    <m:endChr m:val="}"/>
+                    <m:grow/>
+                  </m:dPr>
+                  <m:e>
+                    <m:r>
+                      <m:rPr>
+                        <m:sty m:val="p"/>
+                      </m:rPr>
+                      <m:t>(</m:t>
+                    </m:r>
+                  </m:e>
+                </m:d>
+                <m:r>
+                  <m:rPr>
+                    <m:sty m:val="p"/>
+                  </m:rPr>
+                  <m:t>−</m:t>
+                </m:r>
+                <m:sSub>
+                  <m:e>
+                    <m:r>
+                      <m:t>ψ</m:t>
+                    </m:r>
+                  </m:e>
+                  <m:sub>
+                    <m:r>
+                      <m:t>1</m:t>
+                    </m:r>
+                  </m:sub>
+                </m:sSub>
+                <m:r>
+                  <m:t>a</m:t>
+                </m:r>
+                <m:r>
+                  <m:rPr>
+                    <m:sty m:val="p"/>
+                  </m:rPr>
+                  <m:t>)</m:t>
+                </m:r>
+              </m:oMath>
+            </m:oMathPara>
+          </w:p>
+          <w:p>
+            <w:pPr>
+              <w:pStyle w:val="FirstParagraph"/>
+            </w:pPr>
+            <w:r>
+              <w:t xml:space="preserve">where</w:t>
+            </w:r>
+            <w:r>
+              <w:t xml:space="preserve"> </w:t>
+            </w:r>
+            <m:oMath>
+              <m:sSub>
+                <m:e>
+                  <m:r>
+                    <m:t>ψ</m:t>
+                  </m:r>
+                </m:e>
+                <m:sub>
+                  <m:r>
+                    <m:t>1</m:t>
+                  </m:r>
+                </m:sub>
+              </m:sSub>
+            </m:oMath>
+            <w:r>
+              <w:t xml:space="preserve"> </w:t>
+            </w:r>
+            <w:r>
+              <w:t xml:space="preserve">measures the expansion (or contraction) of each individual’s survival time attributable to treatment.</w:t>
+            </w:r>
+          </w:p>
+          <w:bookmarkEnd w:id="38"/>
+        </w:tc>
+      </w:tr>
+    </w:tbl>
+    <w:p>
+      <w:pPr>
+        <w:pStyle w:val="Compact"/>
+        <w:numPr>
+          <w:ilvl w:val="0"/>
+          <w:numId w:val="1005"/>
+        </w:numPr>
+      </w:pPr>
+      <m:oMath>
+        <m:sSub>
+          <m:e>
+            <m:r>
+              <m:t>ψ</m:t>
+            </m:r>
+          </m:e>
+          <m:sub>
+            <m:r>
+              <m:t>1</m:t>
+            </m:r>
+          </m:sub>
+        </m:sSub>
+        <m:r>
+          <m:rPr>
+            <m:sty m:val="p"/>
+          </m:rPr>
+          <m:t>&lt;</m:t>
+        </m:r>
+        <m:r>
+          <m:t>0</m:t>
+        </m:r>
+      </m:oMath>
+      <w:r>
+        <w:t xml:space="preserve">: treatment increases survival time</w:t>
+      </w:r>
+    </w:p>
+    <w:p>
+      <w:pPr>
+        <w:pStyle w:val="Compact"/>
+        <w:numPr>
+          <w:ilvl w:val="0"/>
+          <w:numId w:val="1005"/>
+        </w:numPr>
+      </w:pPr>
+      <m:oMath>
+        <m:sSub>
+          <m:e>
+            <m:r>
+              <m:t>ψ</m:t>
+            </m:r>
+          </m:e>
+          <m:sub>
+            <m:r>
+              <m:t>1</m:t>
+            </m:r>
+          </m:sub>
+        </m:sSub>
+        <m:r>
+          <m:rPr>
+            <m:sty m:val="p"/>
+          </m:rPr>
+          <m:t>&gt;</m:t>
+        </m:r>
+        <m:r>
+          <m:t>0</m:t>
+        </m:r>
+      </m:oMath>
+      <w:r>
+        <w:t xml:space="preserve">: treatment decreases survival time</w:t>
+      </w:r>
+    </w:p>
+    <w:p>
+      <w:pPr>
+        <w:pStyle w:val="Compact"/>
+        <w:numPr>
+          <w:ilvl w:val="0"/>
+          <w:numId w:val="1005"/>
+        </w:numPr>
+      </w:pPr>
+      <m:oMath>
+        <m:sSub>
+          <m:e>
+            <m:r>
+              <m:t>ψ</m:t>
+            </m:r>
+          </m:e>
+          <m:sub>
+            <m:r>
+              <m:t>1</m:t>
+            </m:r>
+          </m:sub>
+        </m:sSub>
+        <m:r>
+          <m:rPr>
+            <m:sty m:val="p"/>
+          </m:rPr>
+          <m:t>=</m:t>
+        </m:r>
+        <m:r>
+          <m:t>0</m:t>
+        </m:r>
+      </m:oMath>
+      <w:r>
+        <w:t xml:space="preserve">: treatment does not affect survival time</w:t>
+      </w:r>
+    </w:p>
+    <w:p>
+      <w:pPr>
+        <w:pStyle w:val="FirstParagraph"/>
+      </w:pPr>
+      <w:r>
+        <w:t xml:space="preserve">More generally, the effect of treatment may depend on covariates</w:t>
+      </w:r>
+      <w:r>
+        <w:t xml:space="preserve"> </w:t>
+      </w:r>
+      <m:oMath>
+        <m:r>
+          <m:t>L</m:t>
+        </m:r>
+      </m:oMath>
+      <w:r>
+        <w:t xml:space="preserve"> </w:t>
+      </w:r>
+      <w:r>
+        <w:t xml:space="preserve">so a more general structural AFT would be</w:t>
       </w:r>
       <w:r>
         <w:t xml:space="preserve"> </w:t>
@@ -11019,62 +11525,136 @@
             </m:r>
           </m:sup>
         </m:sSubSup>
+        <m:r>
+          <m:rPr>
+            <m:sty m:val="p"/>
+          </m:rPr>
+          <m:t>/</m:t>
+        </m:r>
+        <m:sSubSup>
+          <m:e>
+            <m:r>
+              <m:t>T</m:t>
+            </m:r>
+          </m:e>
+          <m:sub>
+            <m:r>
+              <m:t>i</m:t>
+            </m:r>
+          </m:sub>
+          <m:sup>
+            <m:r>
+              <m:t>a</m:t>
+            </m:r>
+            <m:r>
+              <m:rPr>
+                <m:sty m:val="p"/>
+              </m:rPr>
+              <m:t>=</m:t>
+            </m:r>
+            <m:r>
+              <m:t>0</m:t>
+            </m:r>
+          </m:sup>
+        </m:sSubSup>
+        <m:r>
+          <m:rPr>
+            <m:sty m:val="p"/>
+          </m:rPr>
+          <m:t>=</m:t>
+        </m:r>
+        <m:r>
+          <m:rPr>
+            <m:nor/>
+            <m:sty m:val="p"/>
+          </m:rPr>
+          <m:t>exp</m:t>
+        </m:r>
+        <m:d>
+          <m:dPr>
+            <m:begChr m:val="{"/>
+            <m:sepChr m:val=""/>
+            <m:endChr m:val="}"/>
+            <m:grow/>
+          </m:dPr>
+          <m:e>
+            <m:r>
+              <m:rPr>
+                <m:sty m:val="p"/>
+              </m:rPr>
+              <m:t>(</m:t>
+            </m:r>
+          </m:e>
+        </m:d>
+        <m:r>
+          <m:rPr>
+            <m:sty m:val="p"/>
+          </m:rPr>
+          <m:t>−</m:t>
+        </m:r>
+        <m:sSub>
+          <m:e>
+            <m:r>
+              <m:t>ψ</m:t>
+            </m:r>
+          </m:e>
+          <m:sub>
+            <m:r>
+              <m:t>1</m:t>
+            </m:r>
+          </m:sub>
+        </m:sSub>
+        <m:r>
+          <m:t>a</m:t>
+        </m:r>
+        <m:r>
+          <m:rPr>
+            <m:sty m:val="p"/>
+          </m:rPr>
+          <m:t>−</m:t>
+        </m:r>
+        <m:sSub>
+          <m:e>
+            <m:r>
+              <m:t>ψ</m:t>
+            </m:r>
+          </m:e>
+          <m:sub>
+            <m:r>
+              <m:t>2</m:t>
+            </m:r>
+          </m:sub>
+        </m:sSub>
+        <m:r>
+          <m:t>a</m:t>
+        </m:r>
+        <m:sSub>
+          <m:e>
+            <m:r>
+              <m:t>L</m:t>
+            </m:r>
+          </m:e>
+          <m:sub>
+            <m:r>
+              <m:t>i</m:t>
+            </m:r>
+          </m:sub>
+        </m:sSub>
+        <m:r>
+          <m:rPr>
+            <m:sty m:val="p"/>
+          </m:rPr>
+          <m:t>)</m:t>
+        </m:r>
       </m:oMath>
       <w:r>
-        <w:t xml:space="preserve"> </w:t>
-      </w:r>
-      <w:r>
-        <w:t xml:space="preserve">be the counterfactual time of survival for individual</w:t>
-      </w:r>
-      <w:r>
-        <w:t xml:space="preserve"> </w:t>
-      </w:r>
-      <m:oMath>
-        <m:r>
-          <m:t>i</m:t>
-        </m:r>
-      </m:oMath>
-      <w:r>
-        <w:t xml:space="preserve"> </w:t>
-      </w:r>
-      <w:r>
-        <w:t xml:space="preserve">under treatment level</w:t>
-      </w:r>
-      <w:r>
-        <w:t xml:space="preserve"> </w:t>
-      </w:r>
-      <m:oMath>
-        <m:r>
-          <m:t>a</m:t>
-        </m:r>
-      </m:oMath>
-      <w:r>
         <w:t xml:space="preserve">.</w:t>
       </w:r>
       <w:r>
         <w:t xml:space="preserve"> </w:t>
       </w:r>
       <w:r>
-        <w:t xml:space="preserve">Suppose the effect of treatment is the same for every individual.</w:t>
-      </w:r>
-      <w:r>
-        <w:t xml:space="preserve"> </w:t>
-      </w:r>
-      <w:r>
-        <w:t xml:space="preserve">We can then consider the</w:t>
-      </w:r>
-      <w:r>
-        <w:t xml:space="preserve"> </w:t>
-      </w:r>
-      <w:r>
-        <w:rPr>
-          <w:b/>
-          <w:bCs/>
-        </w:rPr>
-        <w:t xml:space="preserve">structural nested accelerated failure time (AFT) model</w:t>
-      </w:r>
-      <w:r>
-        <w:t xml:space="preserve">:</w:t>
+        <w:t xml:space="preserve">Rearranging, the model can be written as:</w:t>
       </w:r>
     </w:p>
     <w:p>
@@ -11101,29 +11681,6 @@
               <m:r>
                 <m:t>a</m:t>
               </m:r>
-            </m:sup>
-          </m:sSubSup>
-          <m:r>
-            <m:rPr>
-              <m:sty m:val="p"/>
-            </m:rPr>
-            <m:t>/</m:t>
-          </m:r>
-          <m:sSubSup>
-            <m:e>
-              <m:r>
-                <m:t>T</m:t>
-              </m:r>
-            </m:e>
-            <m:sub>
-              <m:r>
-                <m:t>i</m:t>
-              </m:r>
-            </m:sub>
-            <m:sup>
-              <m:r>
-                <m:t>a</m:t>
-              </m:r>
               <m:r>
                 <m:rPr>
                   <m:sty m:val="p"/>
@@ -11141,6 +11698,23 @@
             </m:rPr>
             <m:t>=</m:t>
           </m:r>
+          <m:sSubSup>
+            <m:e>
+              <m:r>
+                <m:t>T</m:t>
+              </m:r>
+            </m:e>
+            <m:sub>
+              <m:r>
+                <m:t>i</m:t>
+              </m:r>
+            </m:sub>
+            <m:sup>
+              <m:r>
+                <m:t>a</m:t>
+              </m:r>
+            </m:sup>
+          </m:sSubSup>
           <m:r>
             <m:rPr>
               <m:nor/>
@@ -11164,427 +11738,6 @@
               </m:r>
             </m:e>
           </m:d>
-          <m:r>
-            <m:rPr>
-              <m:sty m:val="p"/>
-            </m:rPr>
-            <m:t>−</m:t>
-          </m:r>
-          <m:sSub>
-            <m:e>
-              <m:r>
-                <m:t>ψ</m:t>
-              </m:r>
-            </m:e>
-            <m:sub>
-              <m:r>
-                <m:t>1</m:t>
-              </m:r>
-            </m:sub>
-          </m:sSub>
-          <m:r>
-            <m:t>a</m:t>
-          </m:r>
-          <m:r>
-            <m:rPr>
-              <m:sty m:val="p"/>
-            </m:rPr>
-            <m:t>)</m:t>
-          </m:r>
-        </m:oMath>
-      </m:oMathPara>
-    </w:p>
-    <w:p>
-      <w:pPr>
-        <w:pStyle w:val="FirstParagraph"/>
-      </w:pPr>
-      <w:r>
-        <w:t xml:space="preserve">where</w:t>
-      </w:r>
-      <w:r>
-        <w:t xml:space="preserve"> </w:t>
-      </w:r>
-      <m:oMath>
-        <m:sSub>
-          <m:e>
-            <m:r>
-              <m:t>ψ</m:t>
-            </m:r>
-          </m:e>
-          <m:sub>
-            <m:r>
-              <m:t>1</m:t>
-            </m:r>
-          </m:sub>
-        </m:sSub>
-      </m:oMath>
-      <w:r>
-        <w:t xml:space="preserve"> </w:t>
-      </w:r>
-      <w:r>
-        <w:t xml:space="preserve">measures the expansion (or contraction) of each individual’s survival time attributable to treatment:</w:t>
-      </w:r>
-    </w:p>
-    <w:p>
-      <w:pPr>
-        <w:pStyle w:val="Compact"/>
-        <w:numPr>
-          <w:ilvl w:val="0"/>
-          <w:numId w:val="1005"/>
-        </w:numPr>
-      </w:pPr>
-      <m:oMath>
-        <m:sSub>
-          <m:e>
-            <m:r>
-              <m:t>ψ</m:t>
-            </m:r>
-          </m:e>
-          <m:sub>
-            <m:r>
-              <m:t>1</m:t>
-            </m:r>
-          </m:sub>
-        </m:sSub>
-        <m:r>
-          <m:rPr>
-            <m:sty m:val="p"/>
-          </m:rPr>
-          <m:t>&lt;</m:t>
-        </m:r>
-        <m:r>
-          <m:t>0</m:t>
-        </m:r>
-      </m:oMath>
-      <w:r>
-        <w:t xml:space="preserve">: treatment increases survival time</w:t>
-      </w:r>
-    </w:p>
-    <w:p>
-      <w:pPr>
-        <w:pStyle w:val="Compact"/>
-        <w:numPr>
-          <w:ilvl w:val="0"/>
-          <w:numId w:val="1005"/>
-        </w:numPr>
-      </w:pPr>
-      <m:oMath>
-        <m:sSub>
-          <m:e>
-            <m:r>
-              <m:t>ψ</m:t>
-            </m:r>
-          </m:e>
-          <m:sub>
-            <m:r>
-              <m:t>1</m:t>
-            </m:r>
-          </m:sub>
-        </m:sSub>
-        <m:r>
-          <m:rPr>
-            <m:sty m:val="p"/>
-          </m:rPr>
-          <m:t>&gt;</m:t>
-        </m:r>
-        <m:r>
-          <m:t>0</m:t>
-        </m:r>
-      </m:oMath>
-      <w:r>
-        <w:t xml:space="preserve">: treatment decreases survival time</w:t>
-      </w:r>
-    </w:p>
-    <w:p>
-      <w:pPr>
-        <w:pStyle w:val="Compact"/>
-        <w:numPr>
-          <w:ilvl w:val="0"/>
-          <w:numId w:val="1005"/>
-        </w:numPr>
-      </w:pPr>
-      <m:oMath>
-        <m:sSub>
-          <m:e>
-            <m:r>
-              <m:t>ψ</m:t>
-            </m:r>
-          </m:e>
-          <m:sub>
-            <m:r>
-              <m:t>1</m:t>
-            </m:r>
-          </m:sub>
-        </m:sSub>
-        <m:r>
-          <m:rPr>
-            <m:sty m:val="p"/>
-          </m:rPr>
-          <m:t>=</m:t>
-        </m:r>
-        <m:r>
-          <m:t>0</m:t>
-        </m:r>
-      </m:oMath>
-      <w:r>
-        <w:t xml:space="preserve">: treatment does not affect survival time</w:t>
-      </w:r>
-    </w:p>
-    <w:p>
-      <w:pPr>
-        <w:pStyle w:val="FirstParagraph"/>
-      </w:pPr>
-      <w:r>
-        <w:t xml:space="preserve">More generally, the effect of treatment may depend on covariates</w:t>
-      </w:r>
-      <w:r>
-        <w:t xml:space="preserve"> </w:t>
-      </w:r>
-      <m:oMath>
-        <m:r>
-          <m:t>L</m:t>
-        </m:r>
-      </m:oMath>
-      <w:r>
-        <w:t xml:space="preserve"> </w:t>
-      </w:r>
-      <w:r>
-        <w:t xml:space="preserve">so a more general structural AFT would be</w:t>
-      </w:r>
-      <w:r>
-        <w:t xml:space="preserve"> </w:t>
-      </w:r>
-      <m:oMath>
-        <m:sSubSup>
-          <m:e>
-            <m:r>
-              <m:t>T</m:t>
-            </m:r>
-          </m:e>
-          <m:sub>
-            <m:r>
-              <m:t>i</m:t>
-            </m:r>
-          </m:sub>
-          <m:sup>
-            <m:r>
-              <m:t>a</m:t>
-            </m:r>
-          </m:sup>
-        </m:sSubSup>
-        <m:r>
-          <m:rPr>
-            <m:sty m:val="p"/>
-          </m:rPr>
-          <m:t>/</m:t>
-        </m:r>
-        <m:sSubSup>
-          <m:e>
-            <m:r>
-              <m:t>T</m:t>
-            </m:r>
-          </m:e>
-          <m:sub>
-            <m:r>
-              <m:t>i</m:t>
-            </m:r>
-          </m:sub>
-          <m:sup>
-            <m:r>
-              <m:t>a</m:t>
-            </m:r>
-            <m:r>
-              <m:rPr>
-                <m:sty m:val="p"/>
-              </m:rPr>
-              <m:t>=</m:t>
-            </m:r>
-            <m:r>
-              <m:t>0</m:t>
-            </m:r>
-          </m:sup>
-        </m:sSubSup>
-        <m:r>
-          <m:rPr>
-            <m:sty m:val="p"/>
-          </m:rPr>
-          <m:t>=</m:t>
-        </m:r>
-        <m:r>
-          <m:rPr>
-            <m:nor/>
-            <m:sty m:val="p"/>
-          </m:rPr>
-          <m:t>exp</m:t>
-        </m:r>
-        <m:d>
-          <m:dPr>
-            <m:begChr m:val="{"/>
-            <m:sepChr m:val=""/>
-            <m:endChr m:val="}"/>
-            <m:grow/>
-          </m:dPr>
-          <m:e>
-            <m:r>
-              <m:rPr>
-                <m:sty m:val="p"/>
-              </m:rPr>
-              <m:t>(</m:t>
-            </m:r>
-          </m:e>
-        </m:d>
-        <m:r>
-          <m:rPr>
-            <m:sty m:val="p"/>
-          </m:rPr>
-          <m:t>−</m:t>
-        </m:r>
-        <m:sSub>
-          <m:e>
-            <m:r>
-              <m:t>ψ</m:t>
-            </m:r>
-          </m:e>
-          <m:sub>
-            <m:r>
-              <m:t>1</m:t>
-            </m:r>
-          </m:sub>
-        </m:sSub>
-        <m:r>
-          <m:t>a</m:t>
-        </m:r>
-        <m:r>
-          <m:rPr>
-            <m:sty m:val="p"/>
-          </m:rPr>
-          <m:t>−</m:t>
-        </m:r>
-        <m:sSub>
-          <m:e>
-            <m:r>
-              <m:t>ψ</m:t>
-            </m:r>
-          </m:e>
-          <m:sub>
-            <m:r>
-              <m:t>2</m:t>
-            </m:r>
-          </m:sub>
-        </m:sSub>
-        <m:r>
-          <m:t>a</m:t>
-        </m:r>
-        <m:sSub>
-          <m:e>
-            <m:r>
-              <m:t>L</m:t>
-            </m:r>
-          </m:e>
-          <m:sub>
-            <m:r>
-              <m:t>i</m:t>
-            </m:r>
-          </m:sub>
-        </m:sSub>
-        <m:r>
-          <m:rPr>
-            <m:sty m:val="p"/>
-          </m:rPr>
-          <m:t>)</m:t>
-        </m:r>
-      </m:oMath>
-      <w:r>
-        <w:t xml:space="preserve">.</w:t>
-      </w:r>
-      <w:r>
-        <w:t xml:space="preserve"> </w:t>
-      </w:r>
-      <w:r>
-        <w:t xml:space="preserve">Rearranging, the model can be written as:</w:t>
-      </w:r>
-    </w:p>
-    <w:p>
-      <w:pPr>
-        <w:pStyle w:val="BodyText"/>
-      </w:pPr>
-      <m:oMathPara>
-        <m:oMathParaPr>
-          <m:jc m:val="center"/>
-        </m:oMathParaPr>
-        <m:oMath>
-          <m:sSubSup>
-            <m:e>
-              <m:r>
-                <m:t>T</m:t>
-              </m:r>
-            </m:e>
-            <m:sub>
-              <m:r>
-                <m:t>i</m:t>
-              </m:r>
-            </m:sub>
-            <m:sup>
-              <m:r>
-                <m:t>a</m:t>
-              </m:r>
-              <m:r>
-                <m:rPr>
-                  <m:sty m:val="p"/>
-                </m:rPr>
-                <m:t>=</m:t>
-              </m:r>
-              <m:r>
-                <m:t>0</m:t>
-              </m:r>
-            </m:sup>
-          </m:sSubSup>
-          <m:r>
-            <m:rPr>
-              <m:sty m:val="p"/>
-            </m:rPr>
-            <m:t>=</m:t>
-          </m:r>
-          <m:sSubSup>
-            <m:e>
-              <m:r>
-                <m:t>T</m:t>
-              </m:r>
-            </m:e>
-            <m:sub>
-              <m:r>
-                <m:t>i</m:t>
-              </m:r>
-            </m:sub>
-            <m:sup>
-              <m:r>
-                <m:t>a</m:t>
-              </m:r>
-            </m:sup>
-          </m:sSubSup>
-          <m:r>
-            <m:rPr>
-              <m:nor/>
-              <m:sty m:val="p"/>
-            </m:rPr>
-            <m:t>exp</m:t>
-          </m:r>
-          <m:d>
-            <m:dPr>
-              <m:begChr m:val="{"/>
-              <m:sepChr m:val=""/>
-              <m:endChr m:val="}"/>
-              <m:grow/>
-            </m:dPr>
-            <m:e>
-              <m:r>
-                <m:rPr>
-                  <m:sty m:val="p"/>
-                </m:rPr>
-                <m:t>(</m:t>
-              </m:r>
-            </m:e>
-          </m:d>
           <m:sSub>
             <m:e>
               <m:r>
@@ -11655,8 +11808,8 @@
         </m:oMath>
       </m:oMathPara>
     </w:p>
-    <w:bookmarkEnd w:id="36"/>
-    <w:bookmarkStart w:id="40" w:name="Xef19479ea2784059f17506e0ff97f4b2b271fc9"/>
+    <w:bookmarkEnd w:id="39"/>
+    <w:bookmarkStart w:id="43" w:name="Xef19479ea2784059f17506e0ff97f4b2b271fc9"/>
     <w:p>
       <w:pPr>
         <w:pStyle w:val="Heading3"/>
@@ -11703,7 +11856,7 @@
       <w:tr>
         <w:tc>
           <w:tcPr/>
-          <w:bookmarkStart w:id="37" w:name="tbl-aft-example"/>
+          <w:bookmarkStart w:id="40" w:name="tbl-aft-example"/>
           <w:p>
             <w:pPr>
               <w:jc w:val="center"/>
@@ -11930,7 +12083,7 @@
               </w:tc>
             </w:tr>
           </w:tbl>
-          <w:bookmarkEnd w:id="37"/>
+          <w:bookmarkEnd w:id="40"/>
           <w:p/>
         </w:tc>
       </w:tr>
@@ -12460,18 +12613,18 @@
                 <wp:inline>
                   <wp:extent cx="152400" cy="152400"/>
                   <wp:effectExtent b="0" l="0" r="0" t="0"/>
-                  <wp:docPr descr="" title="" id="38" name="Picture"/>
+                  <wp:docPr descr="" title="" id="41" name="Picture"/>
                   <a:graphic>
                     <a:graphicData uri="http://schemas.openxmlformats.org/drawingml/2006/picture">
                       <pic:pic>
                         <pic:nvPicPr>
-                          <pic:cNvPr descr="/opt/quarto/share/formats/docx/note.png" id="39" name="Picture"/>
+                          <pic:cNvPr descr="/opt/quarto/share/formats/docx/note.png" id="42" name="Picture"/>
                           <pic:cNvPicPr>
                             <a:picLocks noChangeArrowheads="1" noChangeAspect="1"/>
                           </pic:cNvPicPr>
                         </pic:nvPicPr>
                         <pic:blipFill>
-                          <a:blip r:embed="rId10"/>
+                          <a:blip r:embed="rId11"/>
                           <a:stretch>
                             <a:fillRect/>
                           </a:stretch>
@@ -13654,9 +13807,9 @@
         </w:tc>
       </w:tr>
     </w:tbl>
-    <w:bookmarkEnd w:id="40"/>
-    <w:bookmarkEnd w:id="41"/>
-    <w:bookmarkStart w:id="42" w:name="summary"/>
+    <w:bookmarkEnd w:id="43"/>
+    <w:bookmarkEnd w:id="44"/>
+    <w:bookmarkStart w:id="45" w:name="summary"/>
     <w:p>
       <w:pPr>
         <w:pStyle w:val="Heading2"/>
@@ -14584,8 +14737,8 @@
         <w:t xml:space="preserve">: Part III extends these ideas to time-varying treatments, where survival analysis becomes even more complex. The g-formula and IP weighting remain powerful tools, but they must account for the time-varying nature of both treatment and confounders.</w:t>
       </w:r>
     </w:p>
-    <w:bookmarkEnd w:id="42"/>
-    <w:bookmarkStart w:id="46" w:name="references"/>
+    <w:bookmarkEnd w:id="45"/>
+    <w:bookmarkStart w:id="49" w:name="references"/>
     <w:p>
       <w:pPr>
         <w:pStyle w:val="Heading2"/>
@@ -14601,8 +14754,8 @@
         </w:pict>
       </w:r>
     </w:p>
-    <w:bookmarkStart w:id="45" w:name="refs"/>
-    <w:bookmarkStart w:id="44" w:name="ref-hernan2020causal"/>
+    <w:bookmarkStart w:id="48" w:name="refs"/>
+    <w:bookmarkStart w:id="47" w:name="ref-hernan2020causal"/>
     <w:p>
       <w:pPr>
         <w:pStyle w:val="Bibliography"/>
@@ -14626,7 +14779,7 @@
       <w:r>
         <w:t xml:space="preserve"> </w:t>
       </w:r>
-      <w:hyperlink r:id="rId43">
+      <w:hyperlink r:id="rId46">
         <w:r>
           <w:rPr>
             <w:rStyle w:val="Hyperlink"/>
@@ -14638,9 +14791,9 @@
         <w:t xml:space="preserve">.</w:t>
       </w:r>
     </w:p>
-    <w:bookmarkEnd w:id="44"/>
-    <w:bookmarkEnd w:id="45"/>
-    <w:bookmarkEnd w:id="46"/>
+    <w:bookmarkEnd w:id="47"/>
+    <w:bookmarkEnd w:id="48"/>
+    <w:bookmarkEnd w:id="49"/>
     <w:sectPr>
       <w:footnotePr>
         <w:numRestart w:val="eachSect"/>

--- a/pr-preview/pr-78/chapters/17-causal-survival-analysis.docx
+++ b/pr-preview/pr-78/chapters/17-causal-survival-analysis.docx
@@ -209,7 +209,7 @@
         <w:t xml:space="preserve">This chapter shows how IP weighting and the parametric g-formula extend naturally to survival outcomes.</w:t>
       </w:r>
     </w:p>
-    <w:bookmarkStart w:id="15" w:name="hazards-and-risks"/>
+    <w:bookmarkStart w:id="16" w:name="hazards-and-risks"/>
     <w:p>
       <w:pPr>
         <w:pStyle w:val="Heading2"/>
@@ -1210,7 +1210,7 @@
       </w:r>
     </w:p>
     <w:bookmarkEnd w:id="10"/>
-    <w:bookmarkStart w:id="14" w:name="risk-vs.-hazard"/>
+    <w:bookmarkStart w:id="15" w:name="risk-vs.-hazard"/>
     <w:p>
       <w:pPr>
         <w:pStyle w:val="Heading3"/>
@@ -1413,6 +1413,93 @@
       </w:r>
       <w:r>
         <w:t xml:space="preserve">The estimation of hazards is often a useful intermediate step for the estimation of survivals and risks.</w:t>
+      </w:r>
+    </w:p>
+    <w:tbl>
+      <w:tblPr>
+        <w:tblStyle w:val="Table"/>
+        <w:tblInd w:w="164" w:type="dxa"/>
+        <w:tblBorders>
+          <w:left w:val="single" w:sz="24" w:space="0" w:color="909090"/>
+        </w:tblBorders>
+        <w:tblCellMar>
+          <w:left w:w="0" w:type="dxa"/>
+          <w:right w:w="0" w:type="dxa"/>
+        </w:tblCellMar>
+        <w:tblLook w:firstRow="0" w:lastRow="0" w:firstColumn="0" w:lastColumn="0" w:noHBand="0" w:noVBand="0" w:val="0000"/>
+      </w:tblPr>
+      <w:tblGrid>
+        <w:gridCol w:w="7920"/>
+      </w:tblGrid>
+      <w:tr>
+        <w:trPr>
+          <w:cantSplit/>
+        </w:trPr>
+        <w:tc>
+          <w:tcPr>
+            <w:tcMar>
+              <w:left w:w="144" w:type="dxa"/>
+            </w:tcMar>
+          </w:tcPr>
+          <w:p>
+            <w:pPr>
+              <w:pStyle w:val="BodyText"/>
+            </w:pPr>
+            <w:pPr>
+              <w:spacing w:before="16" w:after="64"/>
+            </w:pPr>
+          </w:p>
+          <w:bookmarkStart w:id="11" w:name="def-competing-event"/>
+          <w:p>
+            <w:pPr>
+              <w:pStyle w:val="BodyText"/>
+            </w:pPr>
+            <w:r>
+              <w:rPr>
+                <w:b/>
+                <w:bCs/>
+              </w:rPr>
+              <w:t xml:space="preserve">Definition 2 (Competing Event)</w:t>
+            </w:r>
+            <w:r>
+              <w:t xml:space="preserve"> </w:t>
+            </w:r>
+            <w:r>
+              <w:t xml:space="preserve">As described in Section 8.5, a</w:t>
+            </w:r>
+            <w:r>
+              <w:t xml:space="preserve"> </w:t>
+            </w:r>
+            <w:r>
+              <w:rPr>
+                <w:b/>
+                <w:bCs/>
+              </w:rPr>
+              <w:t xml:space="preserve">competing event</w:t>
+            </w:r>
+            <w:r>
+              <w:t xml:space="preserve"> </w:t>
+            </w:r>
+            <w:r>
+              <w:t xml:space="preserve">is an event (typically, death) that prevents the event of interest (e.g., stroke) from happening:</w:t>
+            </w:r>
+            <w:r>
+              <w:t xml:space="preserve"> </w:t>
+            </w:r>
+            <w:r>
+              <w:t xml:space="preserve">individuals who die from other causes (say, cancer) cannot ever develop stroke.</w:t>
+            </w:r>
+          </w:p>
+          <w:bookmarkEnd w:id="11"/>
+        </w:tc>
+      </w:tr>
+    </w:tbl>
+    <w:p>
+      <w:pPr>
+        <w:pStyle w:val="BodyText"/>
+      </w:pPr>
+      <w:r>
+        <w:t xml:space="preserve"> </w:t>
       </w:r>
     </w:p>
     <w:tbl>
@@ -1456,18 +1543,18 @@
                 <wp:inline>
                   <wp:extent cx="152400" cy="152400"/>
                   <wp:effectExtent b="0" l="0" r="0" t="0"/>
-                  <wp:docPr descr="" title="" id="12" name="Picture"/>
+                  <wp:docPr descr="" title="" id="13" name="Picture"/>
                   <a:graphic>
                     <a:graphicData uri="http://schemas.openxmlformats.org/drawingml/2006/picture">
                       <pic:pic>
                         <pic:nvPicPr>
-                          <pic:cNvPr descr="/opt/quarto/share/formats/docx/note.png" id="13" name="Picture"/>
+                          <pic:cNvPr descr="/opt/quarto/share/formats/docx/note.png" id="14" name="Picture"/>
                           <pic:cNvPicPr>
                             <a:picLocks noChangeArrowheads="1" noChangeAspect="1"/>
                           </pic:cNvPicPr>
                         </pic:nvPicPr>
                         <pic:blipFill>
-                          <a:blip r:embed="rId11"/>
+                          <a:blip r:embed="rId12"/>
                           <a:stretch>
                             <a:fillRect/>
                           </a:stretch>
@@ -1524,34 +1611,6 @@
               <w:spacing w:before="16"/>
             </w:pPr>
             <w:r>
-              <w:t xml:space="preserve">As described in Section 8.5, a</w:t>
-            </w:r>
-            <w:r>
-              <w:t xml:space="preserve"> </w:t>
-            </w:r>
-            <w:r>
-              <w:rPr>
-                <w:b/>
-                <w:bCs/>
-              </w:rPr>
-              <w:t xml:space="preserve">competing event</w:t>
-            </w:r>
-            <w:r>
-              <w:t xml:space="preserve"> </w:t>
-            </w:r>
-            <w:r>
-              <w:t xml:space="preserve">is an event (typically, death) that prevents the event of interest (e.g., stroke) from happening:</w:t>
-            </w:r>
-            <w:r>
-              <w:t xml:space="preserve"> </w:t>
-            </w:r>
-            <w:r>
-              <w:t xml:space="preserve">individuals who die from other causes (say, cancer) cannot ever develop stroke.</w:t>
-            </w:r>
-            <w:r>
-              <w:t xml:space="preserve"> </w:t>
-            </w:r>
-            <w:r>
               <w:t xml:space="preserve">In survival analyses, the key decision is whether to consider competing events a form of non-administrative censoring.</w:t>
             </w:r>
           </w:p>
@@ -1678,9 +1737,9 @@
         </w:tc>
       </w:tr>
     </w:tbl>
-    <w:bookmarkEnd w:id="14"/>
     <w:bookmarkEnd w:id="15"/>
-    <w:bookmarkStart w:id="27" w:name="from-hazards-to-risks"/>
+    <w:bookmarkEnd w:id="16"/>
+    <w:bookmarkStart w:id="31" w:name="from-hazards-to-risks"/>
     <w:p>
       <w:pPr>
         <w:pStyle w:val="Heading2"/>
@@ -1770,7 +1829,7 @@
               <w:spacing w:before="16" w:after="64"/>
             </w:pPr>
           </w:p>
-          <w:bookmarkStart w:id="16" w:name="def-person-time-format"/>
+          <w:bookmarkStart w:id="17" w:name="def-person-time-format"/>
           <w:p>
             <w:pPr>
               <w:pStyle w:val="BodyText"/>
@@ -1780,7 +1839,7 @@
                 <w:b/>
                 <w:bCs/>
               </w:rPr>
-              <w:t xml:space="preserve">Definition 2 (Person-Time Data Format)</w:t>
+              <w:t xml:space="preserve">Definition 3 (Person-Time Data Format)</w:t>
             </w:r>
             <w:r>
               <w:t xml:space="preserve"> </w:t>
@@ -1881,7 +1940,7 @@
               <w:t xml:space="preserve">and in all analyses with time-varying treatments in Part III.</w:t>
             </w:r>
           </w:p>
-          <w:bookmarkEnd w:id="16"/>
+          <w:bookmarkEnd w:id="17"/>
         </w:tc>
       </w:tr>
     </w:tbl>
@@ -1893,7 +1952,7 @@
         <w:t xml:space="preserve">In our smoking cessation example, the person-time dataset has 176,764 rows, one per person-month.</w:t>
       </w:r>
     </w:p>
-    <w:bookmarkStart w:id="18" w:name="the-event-indicator-d_k"/>
+    <w:bookmarkStart w:id="19" w:name="the-event-indicator-d_k"/>
     <w:p>
       <w:pPr>
         <w:pStyle w:val="Heading3"/>
@@ -2128,7 +2187,7 @@
               <w:spacing w:before="16" w:after="64"/>
             </w:pPr>
           </w:p>
-          <w:bookmarkStart w:id="17" w:name="def-survival-risk-hazard"/>
+          <w:bookmarkStart w:id="18" w:name="def-survival-risk-hazard"/>
           <w:p>
             <w:pPr>
               <w:pStyle w:val="BodyText"/>
@@ -2138,7 +2197,7 @@
                 <w:b/>
                 <w:bCs/>
               </w:rPr>
-              <w:t xml:space="preserve">Definition 3 (Survival, Risk, and Hazard)</w:t>
+              <w:t xml:space="preserve">Definition 4 (Survival, Risk, and Hazard)</w:t>
             </w:r>
             <w:r>
               <w:t xml:space="preserve"> </w:t>
@@ -2537,12 +2596,12 @@
               <w:t xml:space="preserve">.</w:t>
             </w:r>
           </w:p>
-          <w:bookmarkEnd w:id="17"/>
+          <w:bookmarkEnd w:id="18"/>
         </w:tc>
       </w:tr>
     </w:tbl>
-    <w:bookmarkEnd w:id="18"/>
-    <w:bookmarkStart w:id="19" w:name="from-hazards-to-survival"/>
+    <w:bookmarkEnd w:id="19"/>
+    <w:bookmarkStart w:id="21" w:name="from-hazards-to-survival"/>
     <w:p>
       <w:pPr>
         <w:pStyle w:val="Heading3"/>
@@ -2583,11 +2642,267 @@
       <w:r>
         <w:t xml:space="preserve">.</w:t>
       </w:r>
-      <w:r>
-        <w:t xml:space="preserve"> </w:t>
-      </w:r>
-      <w:r>
-        <w:t xml:space="preserve">More generally, the survival at</w:t>
+    </w:p>
+    <w:tbl>
+      <w:tblPr>
+        <w:tblStyle w:val="Table"/>
+        <w:tblInd w:w="164" w:type="dxa"/>
+        <w:tblBorders>
+          <w:left w:val="single" w:sz="24" w:space="0" w:color="909090"/>
+        </w:tblBorders>
+        <w:tblCellMar>
+          <w:left w:w="0" w:type="dxa"/>
+          <w:right w:w="0" w:type="dxa"/>
+        </w:tblCellMar>
+        <w:tblLook w:firstRow="0" w:lastRow="0" w:firstColumn="0" w:lastColumn="0" w:noHBand="0" w:noVBand="0" w:val="0000"/>
+      </w:tblPr>
+      <w:tblGrid>
+        <w:gridCol w:w="7920"/>
+      </w:tblGrid>
+      <w:tr>
+        <w:trPr>
+          <w:cantSplit/>
+        </w:trPr>
+        <w:tc>
+          <w:tcPr>
+            <w:tcMar>
+              <w:left w:w="144" w:type="dxa"/>
+            </w:tcMar>
+          </w:tcPr>
+          <w:p>
+            <w:pPr>
+              <w:pStyle w:val="BodyText"/>
+            </w:pPr>
+            <w:pPr>
+              <w:spacing w:before="16" w:after="64"/>
+            </w:pPr>
+          </w:p>
+          <w:bookmarkStart w:id="20" w:name="thm-survival-from-hazards"/>
+          <w:p>
+            <w:pPr>
+              <w:pStyle w:val="BodyText"/>
+            </w:pPr>
+            <w:r>
+              <w:rPr>
+                <w:b/>
+                <w:bCs/>
+              </w:rPr>
+              <w:t xml:space="preserve">Theorem 1 (Survival as a Product of Hazards)</w:t>
+            </w:r>
+            <w:r>
+              <w:t xml:space="preserve"> </w:t>
+            </w:r>
+            <w:r>
+              <w:t xml:space="preserve">The survival at</w:t>
+            </w:r>
+            <w:r>
+              <w:t xml:space="preserve"> </w:t>
+            </w:r>
+            <m:oMath>
+              <m:r>
+                <m:t>k</m:t>
+              </m:r>
+            </m:oMath>
+            <w:r>
+              <w:t xml:space="preserve"> </w:t>
+            </w:r>
+            <w:r>
+              <w:t xml:space="preserve">is:</w:t>
+            </w:r>
+          </w:p>
+          <w:p>
+            <w:pPr>
+              <w:pStyle w:val="BodyText"/>
+            </w:pPr>
+            <m:oMathPara>
+              <m:oMathParaPr>
+                <m:jc m:val="center"/>
+              </m:oMathParaPr>
+              <m:oMath>
+                <m:r>
+                  <m:rPr>
+                    <m:sty m:val="p"/>
+                  </m:rPr>
+                  <m:t>Pr</m:t>
+                </m:r>
+                <m:r>
+                  <m:rPr>
+                    <m:sty m:val="p"/>
+                  </m:rPr>
+                  <m:t>[</m:t>
+                </m:r>
+                <m:sSub>
+                  <m:e>
+                    <m:r>
+                      <m:t>D</m:t>
+                    </m:r>
+                  </m:e>
+                  <m:sub>
+                    <m:r>
+                      <m:t>k</m:t>
+                    </m:r>
+                  </m:sub>
+                </m:sSub>
+                <m:r>
+                  <m:rPr>
+                    <m:sty m:val="p"/>
+                  </m:rPr>
+                  <m:t>=</m:t>
+                </m:r>
+                <m:r>
+                  <m:t>0</m:t>
+                </m:r>
+                <m:r>
+                  <m:rPr>
+                    <m:sty m:val="p"/>
+                  </m:rPr>
+                  <m:t>]</m:t>
+                </m:r>
+                <m:r>
+                  <m:rPr>
+                    <m:sty m:val="p"/>
+                  </m:rPr>
+                  <m:t>=</m:t>
+                </m:r>
+                <m:nary>
+                  <m:naryPr>
+                    <m:chr m:val="∏"/>
+                    <m:limLoc m:val="undOvr"/>
+                    <m:subHide m:val="off"/>
+                    <m:supHide m:val="off"/>
+                  </m:naryPr>
+                  <m:sub>
+                    <m:r>
+                      <m:t>m</m:t>
+                    </m:r>
+                    <m:r>
+                      <m:rPr>
+                        <m:sty m:val="p"/>
+                      </m:rPr>
+                      <m:t>=</m:t>
+                    </m:r>
+                    <m:r>
+                      <m:t>1</m:t>
+                    </m:r>
+                  </m:sub>
+                  <m:sup>
+                    <m:r>
+                      <m:t>k</m:t>
+                    </m:r>
+                  </m:sup>
+                  <m:e>
+                    <m:r>
+                      <m:rPr>
+                        <m:sty m:val="p"/>
+                      </m:rPr>
+                      <m:t>Pr</m:t>
+                    </m:r>
+                  </m:e>
+                </m:nary>
+                <m:r>
+                  <m:rPr>
+                    <m:sty m:val="p"/>
+                  </m:rPr>
+                  <m:t>[</m:t>
+                </m:r>
+                <m:sSub>
+                  <m:e>
+                    <m:r>
+                      <m:t>D</m:t>
+                    </m:r>
+                  </m:e>
+                  <m:sub>
+                    <m:r>
+                      <m:t>m</m:t>
+                    </m:r>
+                  </m:sub>
+                </m:sSub>
+                <m:r>
+                  <m:rPr>
+                    <m:sty m:val="p"/>
+                  </m:rPr>
+                  <m:t>=</m:t>
+                </m:r>
+                <m:r>
+                  <m:t>0</m:t>
+                </m:r>
+                <m:r>
+                  <m:rPr>
+                    <m:sty m:val="p"/>
+                  </m:rPr>
+                  <m:t>∣</m:t>
+                </m:r>
+                <m:sSub>
+                  <m:e>
+                    <m:r>
+                      <m:t>D</m:t>
+                    </m:r>
+                  </m:e>
+                  <m:sub>
+                    <m:r>
+                      <m:t>m</m:t>
+                    </m:r>
+                    <m:r>
+                      <m:rPr>
+                        <m:sty m:val="p"/>
+                      </m:rPr>
+                      <m:t>−</m:t>
+                    </m:r>
+                    <m:r>
+                      <m:t>1</m:t>
+                    </m:r>
+                  </m:sub>
+                </m:sSub>
+                <m:r>
+                  <m:rPr>
+                    <m:sty m:val="p"/>
+                  </m:rPr>
+                  <m:t>=</m:t>
+                </m:r>
+                <m:r>
+                  <m:t>0</m:t>
+                </m:r>
+                <m:r>
+                  <m:rPr>
+                    <m:sty m:val="p"/>
+                  </m:rPr>
+                  <m:t>]</m:t>
+                </m:r>
+              </m:oMath>
+            </m:oMathPara>
+          </w:p>
+          <w:p>
+            <w:pPr>
+              <w:pStyle w:val="FirstParagraph"/>
+            </w:pPr>
+            <w:r>
+              <w:t xml:space="preserve">That is, the survival at</w:t>
+            </w:r>
+            <w:r>
+              <w:t xml:space="preserve"> </w:t>
+            </w:r>
+            <m:oMath>
+              <m:r>
+                <m:t>k</m:t>
+              </m:r>
+            </m:oMath>
+            <w:r>
+              <w:t xml:space="preserve"> </w:t>
+            </w:r>
+            <w:r>
+              <w:t xml:space="preserve">equals the product of one minus the hazard at all previous times.</w:t>
+            </w:r>
+          </w:p>
+          <w:bookmarkEnd w:id="20"/>
+        </w:tc>
+      </w:tr>
+    </w:tbl>
+    <w:p>
+      <w:pPr>
+        <w:pStyle w:val="BodyText"/>
+      </w:pPr>
+      <w:r>
+        <w:t xml:space="preserve">If we know the hazards through</w:t>
       </w:r>
       <w:r>
         <w:t xml:space="preserve"> </w:t>
@@ -2601,518 +2916,315 @@
         <w:t xml:space="preserve"> </w:t>
       </w:r>
       <w:r>
-        <w:t xml:space="preserve">is:</w:t>
+        <w:t xml:space="preserve">we can easily compute the survival at</w:t>
+      </w:r>
+      <w:r>
+        <w:t xml:space="preserve"> </w:t>
+      </w:r>
+      <m:oMath>
+        <m:r>
+          <m:t>k</m:t>
+        </m:r>
+      </m:oMath>
+      <w:r>
+        <w:t xml:space="preserve"> </w:t>
+      </w:r>
+      <w:r>
+        <w:t xml:space="preserve">(or the risk at</w:t>
+      </w:r>
+      <w:r>
+        <w:t xml:space="preserve"> </w:t>
+      </w:r>
+      <m:oMath>
+        <m:r>
+          <m:t>k</m:t>
+        </m:r>
+      </m:oMath>
+      <w:r>
+        <w:t xml:space="preserve">, which is just one minus the survival).</w:t>
       </w:r>
     </w:p>
     <w:p>
       <w:pPr>
         <w:pStyle w:val="BodyText"/>
       </w:pPr>
-      <m:oMathPara>
-        <m:oMathParaPr>
-          <m:jc m:val="center"/>
-        </m:oMathParaPr>
-        <m:oMath>
-          <m:r>
-            <m:rPr>
-              <m:sty m:val="p"/>
-            </m:rPr>
-            <m:t>Pr</m:t>
-          </m:r>
-          <m:r>
-            <m:rPr>
-              <m:sty m:val="p"/>
-            </m:rPr>
-            <m:t>[</m:t>
-          </m:r>
-          <m:sSub>
-            <m:e>
-              <m:r>
-                <m:t>D</m:t>
-              </m:r>
-            </m:e>
-            <m:sub>
-              <m:r>
-                <m:t>k</m:t>
-              </m:r>
-            </m:sub>
-          </m:sSub>
-          <m:r>
-            <m:rPr>
-              <m:sty m:val="p"/>
-            </m:rPr>
-            <m:t>=</m:t>
-          </m:r>
-          <m:r>
-            <m:t>0</m:t>
-          </m:r>
-          <m:r>
-            <m:rPr>
-              <m:sty m:val="p"/>
-            </m:rPr>
-            <m:t>]</m:t>
-          </m:r>
-          <m:r>
-            <m:rPr>
-              <m:sty m:val="p"/>
-            </m:rPr>
-            <m:t>=</m:t>
-          </m:r>
-          <m:nary>
-            <m:naryPr>
-              <m:chr m:val="∏"/>
-              <m:limLoc m:val="undOvr"/>
-              <m:subHide m:val="off"/>
-              <m:supHide m:val="off"/>
-            </m:naryPr>
-            <m:sub>
-              <m:r>
-                <m:t>m</m:t>
-              </m:r>
-              <m:r>
-                <m:rPr>
-                  <m:sty m:val="p"/>
-                </m:rPr>
-                <m:t>=</m:t>
-              </m:r>
-              <m:r>
-                <m:t>1</m:t>
-              </m:r>
-            </m:sub>
-            <m:sup>
-              <m:r>
-                <m:t>k</m:t>
-              </m:r>
-            </m:sup>
-            <m:e>
-              <m:r>
-                <m:rPr>
-                  <m:sty m:val="p"/>
-                </m:rPr>
-                <m:t>Pr</m:t>
-              </m:r>
-            </m:e>
-          </m:nary>
-          <m:r>
-            <m:rPr>
-              <m:sty m:val="p"/>
-            </m:rPr>
-            <m:t>[</m:t>
-          </m:r>
-          <m:sSub>
-            <m:e>
-              <m:r>
-                <m:t>D</m:t>
-              </m:r>
-            </m:e>
-            <m:sub>
-              <m:r>
-                <m:t>m</m:t>
-              </m:r>
-            </m:sub>
-          </m:sSub>
-          <m:r>
-            <m:rPr>
-              <m:sty m:val="p"/>
-            </m:rPr>
-            <m:t>=</m:t>
-          </m:r>
-          <m:r>
-            <m:t>0</m:t>
-          </m:r>
-          <m:r>
-            <m:rPr>
-              <m:sty m:val="p"/>
-            </m:rPr>
-            <m:t>∣</m:t>
-          </m:r>
-          <m:sSub>
-            <m:e>
-              <m:r>
-                <m:t>D</m:t>
-              </m:r>
-            </m:e>
-            <m:sub>
-              <m:r>
-                <m:t>m</m:t>
-              </m:r>
-              <m:r>
-                <m:rPr>
-                  <m:sty m:val="p"/>
-                </m:rPr>
-                <m:t>−</m:t>
-              </m:r>
-              <m:r>
-                <m:t>1</m:t>
-              </m:r>
-            </m:sub>
-          </m:sSub>
-          <m:r>
-            <m:rPr>
-              <m:sty m:val="p"/>
-            </m:rPr>
-            <m:t>=</m:t>
-          </m:r>
-          <m:r>
-            <m:t>0</m:t>
-          </m:r>
-          <m:r>
-            <m:rPr>
-              <m:sty m:val="p"/>
-            </m:rPr>
-            <m:t>]</m:t>
-          </m:r>
-        </m:oMath>
-      </m:oMathPara>
+      <w:r>
+        <w:rPr>
+          <w:b/>
+          <w:bCs/>
+        </w:rPr>
+        <w:t xml:space="preserve">Example</w:t>
+      </w:r>
+      <w:r>
+        <w:t xml:space="preserve">: The survival at</w:t>
+      </w:r>
+      <w:r>
+        <w:t xml:space="preserve"> </w:t>
+      </w:r>
+      <m:oMath>
+        <m:r>
+          <m:t>k</m:t>
+        </m:r>
+        <m:r>
+          <m:rPr>
+            <m:sty m:val="p"/>
+          </m:rPr>
+          <m:t>=</m:t>
+        </m:r>
+        <m:r>
+          <m:t>2</m:t>
+        </m:r>
+      </m:oMath>
+      <w:r>
+        <w:t xml:space="preserve">,</w:t>
+      </w:r>
+      <w:r>
+        <w:t xml:space="preserve"> </w:t>
+      </w:r>
+      <m:oMath>
+        <m:r>
+          <m:rPr>
+            <m:sty m:val="p"/>
+          </m:rPr>
+          <m:t>Pr</m:t>
+        </m:r>
+        <m:r>
+          <m:rPr>
+            <m:sty m:val="p"/>
+          </m:rPr>
+          <m:t>[</m:t>
+        </m:r>
+        <m:sSub>
+          <m:e>
+            <m:r>
+              <m:t>D</m:t>
+            </m:r>
+          </m:e>
+          <m:sub>
+            <m:r>
+              <m:t>2</m:t>
+            </m:r>
+          </m:sub>
+        </m:sSub>
+        <m:r>
+          <m:rPr>
+            <m:sty m:val="p"/>
+          </m:rPr>
+          <m:t>=</m:t>
+        </m:r>
+        <m:r>
+          <m:t>0</m:t>
+        </m:r>
+        <m:r>
+          <m:rPr>
+            <m:sty m:val="p"/>
+          </m:rPr>
+          <m:t>]</m:t>
+        </m:r>
+      </m:oMath>
+      <w:r>
+        <w:t xml:space="preserve">, is equal to the survival probability at</w:t>
+      </w:r>
+      <w:r>
+        <w:t xml:space="preserve"> </w:t>
+      </w:r>
+      <m:oMath>
+        <m:r>
+          <m:t>k</m:t>
+        </m:r>
+        <m:r>
+          <m:rPr>
+            <m:sty m:val="p"/>
+          </m:rPr>
+          <m:t>=</m:t>
+        </m:r>
+        <m:r>
+          <m:t>1</m:t>
+        </m:r>
+      </m:oMath>
+      <w:r>
+        <w:t xml:space="preserve">,</w:t>
+      </w:r>
+      <w:r>
+        <w:t xml:space="preserve"> </w:t>
+      </w:r>
+      <m:oMath>
+        <m:r>
+          <m:rPr>
+            <m:sty m:val="p"/>
+          </m:rPr>
+          <m:t>Pr</m:t>
+        </m:r>
+        <m:r>
+          <m:rPr>
+            <m:sty m:val="p"/>
+          </m:rPr>
+          <m:t>[</m:t>
+        </m:r>
+        <m:sSub>
+          <m:e>
+            <m:r>
+              <m:t>D</m:t>
+            </m:r>
+          </m:e>
+          <m:sub>
+            <m:r>
+              <m:t>1</m:t>
+            </m:r>
+          </m:sub>
+        </m:sSub>
+        <m:r>
+          <m:rPr>
+            <m:sty m:val="p"/>
+          </m:rPr>
+          <m:t>=</m:t>
+        </m:r>
+        <m:r>
+          <m:t>0</m:t>
+        </m:r>
+        <m:r>
+          <m:rPr>
+            <m:sty m:val="p"/>
+          </m:rPr>
+          <m:t>]</m:t>
+        </m:r>
+      </m:oMath>
+      <w:r>
+        <w:t xml:space="preserve">, times the survival probability at</w:t>
+      </w:r>
+      <w:r>
+        <w:t xml:space="preserve"> </w:t>
+      </w:r>
+      <m:oMath>
+        <m:r>
+          <m:t>k</m:t>
+        </m:r>
+        <m:r>
+          <m:rPr>
+            <m:sty m:val="p"/>
+          </m:rPr>
+          <m:t>=</m:t>
+        </m:r>
+        <m:r>
+          <m:t>2</m:t>
+        </m:r>
+      </m:oMath>
+      <w:r>
+        <w:t xml:space="preserve"> </w:t>
+      </w:r>
+      <w:r>
+        <w:t xml:space="preserve">conditional on having survived through</w:t>
+      </w:r>
+      <w:r>
+        <w:t xml:space="preserve"> </w:t>
+      </w:r>
+      <m:oMath>
+        <m:r>
+          <m:t>k</m:t>
+        </m:r>
+        <m:r>
+          <m:rPr>
+            <m:sty m:val="p"/>
+          </m:rPr>
+          <m:t>=</m:t>
+        </m:r>
+        <m:r>
+          <m:t>1</m:t>
+        </m:r>
+      </m:oMath>
+      <w:r>
+        <w:t xml:space="preserve">,</w:t>
+      </w:r>
+      <w:r>
+        <w:t xml:space="preserve"> </w:t>
+      </w:r>
+      <m:oMath>
+        <m:r>
+          <m:rPr>
+            <m:sty m:val="p"/>
+          </m:rPr>
+          <m:t>Pr</m:t>
+        </m:r>
+        <m:r>
+          <m:rPr>
+            <m:sty m:val="p"/>
+          </m:rPr>
+          <m:t>[</m:t>
+        </m:r>
+        <m:sSub>
+          <m:e>
+            <m:r>
+              <m:t>D</m:t>
+            </m:r>
+          </m:e>
+          <m:sub>
+            <m:r>
+              <m:t>2</m:t>
+            </m:r>
+          </m:sub>
+        </m:sSub>
+        <m:r>
+          <m:rPr>
+            <m:sty m:val="p"/>
+          </m:rPr>
+          <m:t>=</m:t>
+        </m:r>
+        <m:r>
+          <m:t>0</m:t>
+        </m:r>
+        <m:r>
+          <m:rPr>
+            <m:sty m:val="p"/>
+          </m:rPr>
+          <m:t>∣</m:t>
+        </m:r>
+        <m:sSub>
+          <m:e>
+            <m:r>
+              <m:t>D</m:t>
+            </m:r>
+          </m:e>
+          <m:sub>
+            <m:r>
+              <m:t>1</m:t>
+            </m:r>
+          </m:sub>
+        </m:sSub>
+        <m:r>
+          <m:rPr>
+            <m:sty m:val="p"/>
+          </m:rPr>
+          <m:t>=</m:t>
+        </m:r>
+        <m:r>
+          <m:t>0</m:t>
+        </m:r>
+        <m:r>
+          <m:rPr>
+            <m:sty m:val="p"/>
+          </m:rPr>
+          <m:t>]</m:t>
+        </m:r>
+      </m:oMath>
+      <w:r>
+        <w:t xml:space="preserve">.</w:t>
+      </w:r>
+    </w:p>
+    <w:bookmarkEnd w:id="21"/>
+    <w:bookmarkStart w:id="30" w:name="nonparametric-and-parametric-estimation"/>
+    <w:p>
+      <w:pPr>
+        <w:pStyle w:val="Heading3"/>
+      </w:pPr>
+      <w:r>
+        <w:t xml:space="preserve">2.3 Nonparametric and Parametric Estimation</w:t>
+      </w:r>
     </w:p>
     <w:p>
       <w:pPr>
         <w:pStyle w:val="FirstParagraph"/>
       </w:pPr>
       <w:r>
-        <w:t xml:space="preserve">That is, the survival at</w:t>
-      </w:r>
-      <w:r>
-        <w:t xml:space="preserve"> </w:t>
-      </w:r>
-      <m:oMath>
-        <m:r>
-          <m:t>k</m:t>
-        </m:r>
-      </m:oMath>
-      <w:r>
-        <w:t xml:space="preserve"> </w:t>
-      </w:r>
-      <w:r>
-        <w:t xml:space="preserve">equals the product of one minus the hazard at all previous times.</w:t>
-      </w:r>
-      <w:r>
-        <w:t xml:space="preserve"> </w:t>
-      </w:r>
-      <w:r>
-        <w:t xml:space="preserve">If we know the hazards through</w:t>
-      </w:r>
-      <w:r>
-        <w:t xml:space="preserve"> </w:t>
-      </w:r>
-      <m:oMath>
-        <m:r>
-          <m:t>k</m:t>
-        </m:r>
-      </m:oMath>
-      <w:r>
-        <w:t xml:space="preserve"> </w:t>
-      </w:r>
-      <w:r>
-        <w:t xml:space="preserve">we can easily compute the survival at</w:t>
-      </w:r>
-      <w:r>
-        <w:t xml:space="preserve"> </w:t>
-      </w:r>
-      <m:oMath>
-        <m:r>
-          <m:t>k</m:t>
-        </m:r>
-      </m:oMath>
-      <w:r>
-        <w:t xml:space="preserve"> </w:t>
-      </w:r>
-      <w:r>
-        <w:t xml:space="preserve">(or the risk at</w:t>
-      </w:r>
-      <w:r>
-        <w:t xml:space="preserve"> </w:t>
-      </w:r>
-      <m:oMath>
-        <m:r>
-          <m:t>k</m:t>
-        </m:r>
-      </m:oMath>
-      <w:r>
-        <w:t xml:space="preserve">, which is just one minus the survival).</w:t>
-      </w:r>
-    </w:p>
-    <w:p>
-      <w:pPr>
-        <w:pStyle w:val="BodyText"/>
-      </w:pPr>
-      <w:r>
-        <w:rPr>
-          <w:b/>
-          <w:bCs/>
-        </w:rPr>
-        <w:t xml:space="preserve">Example</w:t>
-      </w:r>
-      <w:r>
-        <w:t xml:space="preserve">: The survival at</w:t>
-      </w:r>
-      <w:r>
-        <w:t xml:space="preserve"> </w:t>
-      </w:r>
-      <m:oMath>
-        <m:r>
-          <m:t>k</m:t>
-        </m:r>
-        <m:r>
-          <m:rPr>
-            <m:sty m:val="p"/>
-          </m:rPr>
-          <m:t>=</m:t>
-        </m:r>
-        <m:r>
-          <m:t>2</m:t>
-        </m:r>
-      </m:oMath>
-      <w:r>
-        <w:t xml:space="preserve">,</w:t>
-      </w:r>
-      <w:r>
-        <w:t xml:space="preserve"> </w:t>
-      </w:r>
-      <m:oMath>
-        <m:r>
-          <m:rPr>
-            <m:sty m:val="p"/>
-          </m:rPr>
-          <m:t>Pr</m:t>
-        </m:r>
-        <m:r>
-          <m:rPr>
-            <m:sty m:val="p"/>
-          </m:rPr>
-          <m:t>[</m:t>
-        </m:r>
-        <m:sSub>
-          <m:e>
-            <m:r>
-              <m:t>D</m:t>
-            </m:r>
-          </m:e>
-          <m:sub>
-            <m:r>
-              <m:t>2</m:t>
-            </m:r>
-          </m:sub>
-        </m:sSub>
-        <m:r>
-          <m:rPr>
-            <m:sty m:val="p"/>
-          </m:rPr>
-          <m:t>=</m:t>
-        </m:r>
-        <m:r>
-          <m:t>0</m:t>
-        </m:r>
-        <m:r>
-          <m:rPr>
-            <m:sty m:val="p"/>
-          </m:rPr>
-          <m:t>]</m:t>
-        </m:r>
-      </m:oMath>
-      <w:r>
-        <w:t xml:space="preserve">, is equal to the survival probability at</w:t>
-      </w:r>
-      <w:r>
-        <w:t xml:space="preserve"> </w:t>
-      </w:r>
-      <m:oMath>
-        <m:r>
-          <m:t>k</m:t>
-        </m:r>
-        <m:r>
-          <m:rPr>
-            <m:sty m:val="p"/>
-          </m:rPr>
-          <m:t>=</m:t>
-        </m:r>
-        <m:r>
-          <m:t>1</m:t>
-        </m:r>
-      </m:oMath>
-      <w:r>
-        <w:t xml:space="preserve">,</w:t>
-      </w:r>
-      <w:r>
-        <w:t xml:space="preserve"> </w:t>
-      </w:r>
-      <m:oMath>
-        <m:r>
-          <m:rPr>
-            <m:sty m:val="p"/>
-          </m:rPr>
-          <m:t>Pr</m:t>
-        </m:r>
-        <m:r>
-          <m:rPr>
-            <m:sty m:val="p"/>
-          </m:rPr>
-          <m:t>[</m:t>
-        </m:r>
-        <m:sSub>
-          <m:e>
-            <m:r>
-              <m:t>D</m:t>
-            </m:r>
-          </m:e>
-          <m:sub>
-            <m:r>
-              <m:t>1</m:t>
-            </m:r>
-          </m:sub>
-        </m:sSub>
-        <m:r>
-          <m:rPr>
-            <m:sty m:val="p"/>
-          </m:rPr>
-          <m:t>=</m:t>
-        </m:r>
-        <m:r>
-          <m:t>0</m:t>
-        </m:r>
-        <m:r>
-          <m:rPr>
-            <m:sty m:val="p"/>
-          </m:rPr>
-          <m:t>]</m:t>
-        </m:r>
-      </m:oMath>
-      <w:r>
-        <w:t xml:space="preserve">, times the survival probability at</w:t>
-      </w:r>
-      <w:r>
-        <w:t xml:space="preserve"> </w:t>
-      </w:r>
-      <m:oMath>
-        <m:r>
-          <m:t>k</m:t>
-        </m:r>
-        <m:r>
-          <m:rPr>
-            <m:sty m:val="p"/>
-          </m:rPr>
-          <m:t>=</m:t>
-        </m:r>
-        <m:r>
-          <m:t>2</m:t>
-        </m:r>
-      </m:oMath>
-      <w:r>
-        <w:t xml:space="preserve"> </w:t>
-      </w:r>
-      <w:r>
-        <w:t xml:space="preserve">conditional on having survived through</w:t>
-      </w:r>
-      <w:r>
-        <w:t xml:space="preserve"> </w:t>
-      </w:r>
-      <m:oMath>
-        <m:r>
-          <m:t>k</m:t>
-        </m:r>
-        <m:r>
-          <m:rPr>
-            <m:sty m:val="p"/>
-          </m:rPr>
-          <m:t>=</m:t>
-        </m:r>
-        <m:r>
-          <m:t>1</m:t>
-        </m:r>
-      </m:oMath>
-      <w:r>
-        <w:t xml:space="preserve">,</w:t>
-      </w:r>
-      <w:r>
-        <w:t xml:space="preserve"> </w:t>
-      </w:r>
-      <m:oMath>
-        <m:r>
-          <m:rPr>
-            <m:sty m:val="p"/>
-          </m:rPr>
-          <m:t>Pr</m:t>
-        </m:r>
-        <m:r>
-          <m:rPr>
-            <m:sty m:val="p"/>
-          </m:rPr>
-          <m:t>[</m:t>
-        </m:r>
-        <m:sSub>
-          <m:e>
-            <m:r>
-              <m:t>D</m:t>
-            </m:r>
-          </m:e>
-          <m:sub>
-            <m:r>
-              <m:t>2</m:t>
-            </m:r>
-          </m:sub>
-        </m:sSub>
-        <m:r>
-          <m:rPr>
-            <m:sty m:val="p"/>
-          </m:rPr>
-          <m:t>=</m:t>
-        </m:r>
-        <m:r>
-          <m:t>0</m:t>
-        </m:r>
-        <m:r>
-          <m:rPr>
-            <m:sty m:val="p"/>
-          </m:rPr>
-          <m:t>∣</m:t>
-        </m:r>
-        <m:sSub>
-          <m:e>
-            <m:r>
-              <m:t>D</m:t>
-            </m:r>
-          </m:e>
-          <m:sub>
-            <m:r>
-              <m:t>1</m:t>
-            </m:r>
-          </m:sub>
-        </m:sSub>
-        <m:r>
-          <m:rPr>
-            <m:sty m:val="p"/>
-          </m:rPr>
-          <m:t>=</m:t>
-        </m:r>
-        <m:r>
-          <m:t>0</m:t>
-        </m:r>
-        <m:r>
-          <m:rPr>
-            <m:sty m:val="p"/>
-          </m:rPr>
-          <m:t>]</m:t>
-        </m:r>
-      </m:oMath>
-      <w:r>
-        <w:t xml:space="preserve">.</w:t>
-      </w:r>
-    </w:p>
-    <w:bookmarkEnd w:id="19"/>
-    <w:bookmarkStart w:id="26" w:name="nonparametric-and-parametric-estimation"/>
-    <w:p>
-      <w:pPr>
-        <w:pStyle w:val="Heading3"/>
-      </w:pPr>
-      <w:r>
-        <w:t xml:space="preserve">2.3 Nonparametric and Parametric Estimation</w:t>
-      </w:r>
-    </w:p>
-    <w:p>
-      <w:pPr>
-        <w:pStyle w:val="FirstParagraph"/>
-      </w:pPr>
-      <w:r>
         <w:t xml:space="preserve">The hazard at</w:t>
       </w:r>
       <w:r>
@@ -3259,103 +3371,154 @@
       <w:r>
         <w:t xml:space="preserve">.</w:t>
       </w:r>
-      <w:r>
-        <w:t xml:space="preserve"> </w:t>
-      </w:r>
-      <w:r>
-        <w:t xml:space="preserve">The resulting nonparametric estimate of the survival</w:t>
-      </w:r>
-      <w:r>
-        <w:t xml:space="preserve"> </w:t>
-      </w:r>
-      <m:oMath>
-        <m:r>
-          <m:rPr>
-            <m:sty m:val="p"/>
-          </m:rPr>
-          <m:t>Pr</m:t>
-        </m:r>
-        <m:r>
-          <m:rPr>
-            <m:sty m:val="p"/>
-          </m:rPr>
-          <m:t>[</m:t>
-        </m:r>
-        <m:sSub>
-          <m:e>
-            <m:r>
-              <m:t>D</m:t>
-            </m:r>
-          </m:e>
-          <m:sub>
-            <m:r>
-              <m:t>k</m:t>
-            </m:r>
-          </m:sub>
-        </m:sSub>
-        <m:r>
-          <m:rPr>
-            <m:sty m:val="p"/>
-          </m:rPr>
-          <m:t>=</m:t>
-        </m:r>
-        <m:r>
-          <m:t>0</m:t>
-        </m:r>
-        <m:r>
-          <m:rPr>
-            <m:sty m:val="p"/>
-          </m:rPr>
-          <m:t>]</m:t>
-        </m:r>
-      </m:oMath>
-      <w:r>
-        <w:t xml:space="preserve"> </w:t>
-      </w:r>
-      <w:r>
-        <w:t xml:space="preserve">at</w:t>
-      </w:r>
-      <w:r>
-        <w:t xml:space="preserve"> </w:t>
-      </w:r>
-      <m:oMath>
-        <m:r>
-          <m:t>k</m:t>
-        </m:r>
-      </m:oMath>
-      <w:r>
-        <w:t xml:space="preserve"> </w:t>
-      </w:r>
-      <w:r>
-        <w:t xml:space="preserve">is referred to as the</w:t>
-      </w:r>
-      <w:r>
-        <w:t xml:space="preserve"> </w:t>
-      </w:r>
-      <w:r>
-        <w:rPr>
-          <w:b/>
-          <w:bCs/>
-        </w:rPr>
-        <w:t xml:space="preserve">Kaplan-Meier</w:t>
-      </w:r>
-      <w:r>
-        <w:t xml:space="preserve">, or</w:t>
-      </w:r>
-      <w:r>
-        <w:t xml:space="preserve"> </w:t>
-      </w:r>
-      <w:r>
-        <w:rPr>
-          <w:b/>
-          <w:bCs/>
-        </w:rPr>
-        <w:t xml:space="preserve">product-limit</w:t>
-      </w:r>
-      <w:r>
-        <w:t xml:space="preserve">, estimator.</w:t>
-      </w:r>
     </w:p>
+    <w:tbl>
+      <w:tblPr>
+        <w:tblStyle w:val="Table"/>
+        <w:tblInd w:w="164" w:type="dxa"/>
+        <w:tblBorders>
+          <w:left w:val="single" w:sz="24" w:space="0" w:color="909090"/>
+        </w:tblBorders>
+        <w:tblCellMar>
+          <w:left w:w="0" w:type="dxa"/>
+          <w:right w:w="0" w:type="dxa"/>
+        </w:tblCellMar>
+        <w:tblLook w:firstRow="0" w:lastRow="0" w:firstColumn="0" w:lastColumn="0" w:noHBand="0" w:noVBand="0" w:val="0000"/>
+      </w:tblPr>
+      <w:tblGrid>
+        <w:gridCol w:w="7920"/>
+      </w:tblGrid>
+      <w:tr>
+        <w:trPr>
+          <w:cantSplit/>
+        </w:trPr>
+        <w:tc>
+          <w:tcPr>
+            <w:tcMar>
+              <w:left w:w="144" w:type="dxa"/>
+            </w:tcMar>
+          </w:tcPr>
+          <w:p>
+            <w:pPr>
+              <w:pStyle w:val="BodyText"/>
+            </w:pPr>
+            <w:pPr>
+              <w:spacing w:before="16" w:after="64"/>
+            </w:pPr>
+          </w:p>
+          <w:bookmarkStart w:id="22" w:name="def-kaplan-meier-estimator"/>
+          <w:p>
+            <w:pPr>
+              <w:pStyle w:val="BodyText"/>
+            </w:pPr>
+            <w:r>
+              <w:rPr>
+                <w:b/>
+                <w:bCs/>
+              </w:rPr>
+              <w:t xml:space="preserve">Definition 5 (Kaplan-Meier (Product-Limit) Estimator)</w:t>
+            </w:r>
+            <w:r>
+              <w:t xml:space="preserve"> </w:t>
+            </w:r>
+            <w:r>
+              <w:t xml:space="preserve">The resulting nonparametric estimate of the survival</w:t>
+            </w:r>
+            <w:r>
+              <w:t xml:space="preserve"> </w:t>
+            </w:r>
+            <m:oMath>
+              <m:r>
+                <m:rPr>
+                  <m:sty m:val="p"/>
+                </m:rPr>
+                <m:t>Pr</m:t>
+              </m:r>
+              <m:r>
+                <m:rPr>
+                  <m:sty m:val="p"/>
+                </m:rPr>
+                <m:t>[</m:t>
+              </m:r>
+              <m:sSub>
+                <m:e>
+                  <m:r>
+                    <m:t>D</m:t>
+                  </m:r>
+                </m:e>
+                <m:sub>
+                  <m:r>
+                    <m:t>k</m:t>
+                  </m:r>
+                </m:sub>
+              </m:sSub>
+              <m:r>
+                <m:rPr>
+                  <m:sty m:val="p"/>
+                </m:rPr>
+                <m:t>=</m:t>
+              </m:r>
+              <m:r>
+                <m:t>0</m:t>
+              </m:r>
+              <m:r>
+                <m:rPr>
+                  <m:sty m:val="p"/>
+                </m:rPr>
+                <m:t>]</m:t>
+              </m:r>
+            </m:oMath>
+            <w:r>
+              <w:t xml:space="preserve"> </w:t>
+            </w:r>
+            <w:r>
+              <w:t xml:space="preserve">at</w:t>
+            </w:r>
+            <w:r>
+              <w:t xml:space="preserve"> </w:t>
+            </w:r>
+            <m:oMath>
+              <m:r>
+                <m:t>k</m:t>
+              </m:r>
+            </m:oMath>
+            <w:r>
+              <w:t xml:space="preserve"> </w:t>
+            </w:r>
+            <w:r>
+              <w:t xml:space="preserve">is referred to as the</w:t>
+            </w:r>
+            <w:r>
+              <w:t xml:space="preserve"> </w:t>
+            </w:r>
+            <w:r>
+              <w:rPr>
+                <w:b/>
+                <w:bCs/>
+              </w:rPr>
+              <w:t xml:space="preserve">Kaplan-Meier</w:t>
+            </w:r>
+            <w:r>
+              <w:t xml:space="preserve">, or</w:t>
+            </w:r>
+            <w:r>
+              <w:t xml:space="preserve"> </w:t>
+            </w:r>
+            <w:r>
+              <w:rPr>
+                <w:b/>
+                <w:bCs/>
+              </w:rPr>
+              <w:t xml:space="preserve">product-limit</w:t>
+            </w:r>
+            <w:r>
+              <w:t xml:space="preserve">, estimator.</w:t>
+            </w:r>
+          </w:p>
+          <w:bookmarkEnd w:id="22"/>
+        </w:tc>
+      </w:tr>
+    </w:tbl>
     <w:p>
       <w:pPr>
         <w:pStyle w:val="BodyText"/>
@@ -3997,18 +4160,18 @@
                 <wp:inline>
                   <wp:extent cx="152400" cy="152400"/>
                   <wp:effectExtent b="0" l="0" r="0" t="0"/>
-                  <wp:docPr descr="" title="" id="20" name="Picture"/>
+                  <wp:docPr descr="" title="" id="23" name="Picture"/>
                   <a:graphic>
                     <a:graphicData uri="http://schemas.openxmlformats.org/drawingml/2006/picture">
                       <pic:pic>
                         <pic:nvPicPr>
-                          <pic:cNvPr descr="/opt/quarto/share/formats/docx/note.png" id="21" name="Picture"/>
+                          <pic:cNvPr descr="/opt/quarto/share/formats/docx/note.png" id="24" name="Picture"/>
                           <pic:cNvPicPr>
                             <a:picLocks noChangeArrowheads="1" noChangeAspect="1"/>
                           </pic:cNvPicPr>
                         </pic:nvPicPr>
                         <pic:blipFill>
-                          <a:blip r:embed="rId11"/>
+                          <a:blip r:embed="rId12"/>
                           <a:stretch>
                             <a:fillRect/>
                           </a:stretch>
@@ -4570,6 +4733,194 @@
             </w:r>
           </w:p>
           <w:p/>
+        </w:tc>
+      </w:tr>
+    </w:tbl>
+    <w:p>
+      <w:pPr>
+        <w:pStyle w:val="BodyText"/>
+      </w:pPr>
+      <w:r>
+        <w:t xml:space="preserve"> </w:t>
+      </w:r>
+    </w:p>
+    <w:tbl>
+      <w:tblPr>
+        <w:tblStyle w:val="Table"/>
+        <w:tblInd w:w="164" w:type="dxa"/>
+        <w:tblBorders>
+          <w:left w:val="single" w:sz="24" w:space="0" w:color="909090"/>
+        </w:tblBorders>
+        <w:tblCellMar>
+          <w:left w:w="0" w:type="dxa"/>
+          <w:right w:w="0" w:type="dxa"/>
+        </w:tblCellMar>
+        <w:tblLook w:firstRow="0" w:lastRow="0" w:firstColumn="0" w:lastColumn="0" w:noHBand="0" w:noVBand="0" w:val="0000"/>
+      </w:tblPr>
+      <w:tblGrid>
+        <w:gridCol w:w="7920"/>
+      </w:tblGrid>
+      <w:tr>
+        <w:trPr>
+          <w:cantSplit/>
+        </w:trPr>
+        <w:tc>
+          <w:tcPr>
+            <w:tcMar>
+              <w:left w:w="144" w:type="dxa"/>
+            </w:tcMar>
+          </w:tcPr>
+          <w:p>
+            <w:pPr>
+              <w:pStyle w:val="BodyText"/>
+            </w:pPr>
+            <w:pPr>
+              <w:spacing w:before="16" w:after="64"/>
+            </w:pPr>
+          </w:p>
+          <w:bookmarkStart w:id="25" w:name="def-survival-model-taxonomy"/>
+          <w:p>
+            <w:pPr>
+              <w:pStyle w:val="BodyText"/>
+            </w:pPr>
+            <w:r>
+              <w:rPr>
+                <w:b/>
+                <w:bCs/>
+              </w:rPr>
+              <w:t xml:space="preserve">Definition 6 (Nonparametric, Parametric, and Semiparametric Models for Survival Analysis)</w:t>
+            </w:r>
+            <w:r>
+              <w:t xml:space="preserve"> </w:t>
+            </w:r>
+            <w:r>
+              <w:rPr>
+                <w:b/>
+                <w:bCs/>
+              </w:rPr>
+              <w:t xml:space="preserve">Nonparametric</w:t>
+            </w:r>
+            <w:r>
+              <w:t xml:space="preserve"> </w:t>
+            </w:r>
+            <w:r>
+              <w:t xml:space="preserve">approaches to survival analysis, like constructing Kaplan-Meier curves,</w:t>
+            </w:r>
+            <w:r>
+              <w:t xml:space="preserve"> </w:t>
+            </w:r>
+            <w:r>
+              <w:t xml:space="preserve">make no assumptions about the distribution of the unobserved failure times due to administrative censoring.</w:t>
+            </w:r>
+          </w:p>
+          <w:p>
+            <w:pPr>
+              <w:pStyle w:val="BodyText"/>
+            </w:pPr>
+            <w:r>
+              <w:rPr>
+                <w:b/>
+                <w:bCs/>
+              </w:rPr>
+              <w:t xml:space="preserve">Parametric</w:t>
+            </w:r>
+            <w:r>
+              <w:t xml:space="preserve"> </w:t>
+            </w:r>
+            <w:r>
+              <w:t xml:space="preserve">models for survival analysis assume a particular statistical distribution (e.g., exponential, Weibull)</w:t>
+            </w:r>
+            <w:r>
+              <w:t xml:space="preserve"> </w:t>
+            </w:r>
+            <w:r>
+              <w:t xml:space="preserve">for the failure times or hazards.</w:t>
+            </w:r>
+            <w:r>
+              <w:t xml:space="preserve"> </w:t>
+            </w:r>
+            <w:r>
+              <w:t xml:space="preserve">The logistic model described in the main text to estimate hazards is an example of a parametric model.</w:t>
+            </w:r>
+          </w:p>
+          <w:p>
+            <w:pPr>
+              <w:pStyle w:val="BodyText"/>
+            </w:pPr>
+            <w:r>
+              <w:t xml:space="preserve">Other models for survival analysis, like the</w:t>
+            </w:r>
+            <w:r>
+              <w:t xml:space="preserve"> </w:t>
+            </w:r>
+            <w:r>
+              <w:rPr>
+                <w:b/>
+                <w:bCs/>
+              </w:rPr>
+              <w:t xml:space="preserve">Cox proportional hazards model</w:t>
+            </w:r>
+            <w:r>
+              <w:t xml:space="preserve"> </w:t>
+            </w:r>
+            <w:r>
+              <w:t xml:space="preserve">and the</w:t>
+            </w:r>
+            <w:r>
+              <w:t xml:space="preserve"> </w:t>
+            </w:r>
+            <w:r>
+              <w:rPr>
+                <w:b/>
+                <w:bCs/>
+              </w:rPr>
+              <w:t xml:space="preserve">accelerated failure time (AFT) model</w:t>
+            </w:r>
+            <w:r>
+              <w:t xml:space="preserve">,</w:t>
+            </w:r>
+            <w:r>
+              <w:t xml:space="preserve"> </w:t>
+            </w:r>
+            <w:r>
+              <w:t xml:space="preserve">do not assume a particular distribution for the failure times or hazards.</w:t>
+            </w:r>
+            <w:r>
+              <w:t xml:space="preserve"> </w:t>
+            </w:r>
+            <w:r>
+              <w:t xml:space="preserve">In particular, these models are agnostic about the shape of the hazard when all covariates in the model have value zero—often referred to as the baseline hazard.</w:t>
+            </w:r>
+            <w:r>
+              <w:t xml:space="preserve"> </w:t>
+            </w:r>
+            <w:r>
+              <w:t xml:space="preserve">These models, however, impose a priori restrictions on the relation between the baseline hazard and the hazard under other combinations of covariate values.</w:t>
+            </w:r>
+            <w:r>
+              <w:t xml:space="preserve"> </w:t>
+            </w:r>
+            <w:r>
+              <w:t xml:space="preserve">As a result, these methods are referred to as</w:t>
+            </w:r>
+            <w:r>
+              <w:t xml:space="preserve"> </w:t>
+            </w:r>
+            <w:r>
+              <w:rPr>
+                <w:b/>
+                <w:bCs/>
+              </w:rPr>
+              <w:t xml:space="preserve">semiparametric</w:t>
+            </w:r>
+            <w:r>
+              <w:t xml:space="preserve"> </w:t>
+            </w:r>
+            <w:r>
+              <w:t xml:space="preserve">methods.</w:t>
+            </w:r>
+          </w:p>
+          <w:bookmarkEnd w:id="25"/>
         </w:tc>
       </w:tr>
     </w:tbl>
@@ -4622,18 +4973,18 @@
                 <wp:inline>
                   <wp:extent cx="152400" cy="152400"/>
                   <wp:effectExtent b="0" l="0" r="0" t="0"/>
-                  <wp:docPr descr="" title="" id="22" name="Picture"/>
+                  <wp:docPr descr="" title="" id="26" name="Picture"/>
                   <a:graphic>
                     <a:graphicData uri="http://schemas.openxmlformats.org/drawingml/2006/picture">
                       <pic:pic>
                         <pic:nvPicPr>
-                          <pic:cNvPr descr="/opt/quarto/share/formats/docx/note.png" id="23" name="Picture"/>
+                          <pic:cNvPr descr="/opt/quarto/share/formats/docx/note.png" id="27" name="Picture"/>
                           <pic:cNvPicPr>
                             <a:picLocks noChangeArrowheads="1" noChangeAspect="1"/>
                           </pic:cNvPicPr>
                         </pic:nvPicPr>
                         <pic:blipFill>
-                          <a:blip r:embed="rId11"/>
+                          <a:blip r:embed="rId12"/>
                           <a:stretch>
                             <a:fillRect/>
                           </a:stretch>
@@ -4687,144 +5038,10 @@
               <w:pStyle w:val="BodyText"/>
             </w:pPr>
             <w:pPr>
-              <w:spacing w:before="16"/>
+              <w:spacing w:before="16" w:after="16"/>
             </w:pPr>
             <w:r>
               <w:t xml:space="preserve">Methods for survival analysis need to accommodate the expected censoring of failure times due to administrative end of follow-up.</w:t>
-            </w:r>
-          </w:p>
-          <w:p>
-            <w:pPr>
-              <w:pStyle w:val="BodyText"/>
-            </w:pPr>
-            <w:r>
-              <w:rPr>
-                <w:b/>
-                <w:bCs/>
-              </w:rPr>
-              <w:t xml:space="preserve">Nonparametric</w:t>
-            </w:r>
-            <w:r>
-              <w:t xml:space="preserve"> </w:t>
-            </w:r>
-            <w:r>
-              <w:t xml:space="preserve">approaches to survival analysis, like constructing Kaplan-Meier curves,</w:t>
-            </w:r>
-            <w:r>
-              <w:t xml:space="preserve"> </w:t>
-            </w:r>
-            <w:r>
-              <w:t xml:space="preserve">make no assumptions about the distribution of the unobserved failure times due to administrative censoring.</w:t>
-            </w:r>
-          </w:p>
-          <w:p>
-            <w:pPr>
-              <w:pStyle w:val="BodyText"/>
-            </w:pPr>
-            <w:r>
-              <w:rPr>
-                <w:b/>
-                <w:bCs/>
-              </w:rPr>
-              <w:t xml:space="preserve">Parametric</w:t>
-            </w:r>
-            <w:r>
-              <w:t xml:space="preserve"> </w:t>
-            </w:r>
-            <w:r>
-              <w:t xml:space="preserve">models for survival analysis assume a particular statistical distribution (e.g., exponential, Weibull)</w:t>
-            </w:r>
-            <w:r>
-              <w:t xml:space="preserve"> </w:t>
-            </w:r>
-            <w:r>
-              <w:t xml:space="preserve">for the failure times or hazards.</w:t>
-            </w:r>
-            <w:r>
-              <w:t xml:space="preserve"> </w:t>
-            </w:r>
-            <w:r>
-              <w:t xml:space="preserve">The logistic model described in the main text to estimate hazards is an example of a parametric model.</w:t>
-            </w:r>
-          </w:p>
-          <w:p>
-            <w:pPr>
-              <w:pStyle w:val="BodyText"/>
-            </w:pPr>
-            <w:pPr>
-              <w:spacing w:after="16"/>
-            </w:pPr>
-            <w:r>
-              <w:t xml:space="preserve">Other models for survival analysis, like the</w:t>
-            </w:r>
-            <w:r>
-              <w:t xml:space="preserve"> </w:t>
-            </w:r>
-            <w:r>
-              <w:rPr>
-                <w:b/>
-                <w:bCs/>
-              </w:rPr>
-              <w:t xml:space="preserve">Cox proportional hazards model</w:t>
-            </w:r>
-            <w:r>
-              <w:t xml:space="preserve"> </w:t>
-            </w:r>
-            <w:r>
-              <w:t xml:space="preserve">and the</w:t>
-            </w:r>
-            <w:r>
-              <w:t xml:space="preserve"> </w:t>
-            </w:r>
-            <w:r>
-              <w:rPr>
-                <w:b/>
-                <w:bCs/>
-              </w:rPr>
-              <w:t xml:space="preserve">accelerated failure time (AFT) model</w:t>
-            </w:r>
-            <w:r>
-              <w:t xml:space="preserve">,</w:t>
-            </w:r>
-            <w:r>
-              <w:t xml:space="preserve"> </w:t>
-            </w:r>
-            <w:r>
-              <w:t xml:space="preserve">do not assume a particular distribution for the failure times or hazards.</w:t>
-            </w:r>
-            <w:r>
-              <w:t xml:space="preserve"> </w:t>
-            </w:r>
-            <w:r>
-              <w:t xml:space="preserve">In particular, these models are agnostic about the shape of the hazard when all covariates in the model have value zero—often referred to as the baseline hazard.</w:t>
-            </w:r>
-            <w:r>
-              <w:t xml:space="preserve"> </w:t>
-            </w:r>
-            <w:r>
-              <w:t xml:space="preserve">These models, however, impose a priori restrictions on the relation between the baseline hazard and the hazard under other combinations of covariate values.</w:t>
-            </w:r>
-            <w:r>
-              <w:t xml:space="preserve"> </w:t>
-            </w:r>
-            <w:r>
-              <w:t xml:space="preserve">As a result, these methods are referred to as</w:t>
-            </w:r>
-            <w:r>
-              <w:t xml:space="preserve"> </w:t>
-            </w:r>
-            <w:r>
-              <w:rPr>
-                <w:b/>
-                <w:bCs/>
-              </w:rPr>
-              <w:t xml:space="preserve">semiparametric</w:t>
-            </w:r>
-            <w:r>
-              <w:t xml:space="preserve"> </w:t>
-            </w:r>
-            <w:r>
-              <w:t xml:space="preserve">methods.</w:t>
             </w:r>
           </w:p>
           <w:p/>
@@ -4880,18 +5097,18 @@
                 <wp:inline>
                   <wp:extent cx="152400" cy="152400"/>
                   <wp:effectExtent b="0" l="0" r="0" t="0"/>
-                  <wp:docPr descr="" title="" id="24" name="Picture"/>
+                  <wp:docPr descr="" title="" id="28" name="Picture"/>
                   <a:graphic>
                     <a:graphicData uri="http://schemas.openxmlformats.org/drawingml/2006/picture">
                       <pic:pic>
                         <pic:nvPicPr>
-                          <pic:cNvPr descr="/opt/quarto/share/formats/docx/note.png" id="25" name="Picture"/>
+                          <pic:cNvPr descr="/opt/quarto/share/formats/docx/note.png" id="29" name="Picture"/>
                           <pic:cNvPicPr>
                             <a:picLocks noChangeArrowheads="1" noChangeAspect="1"/>
                           </pic:cNvPicPr>
                         </pic:nvPicPr>
                         <pic:blipFill>
-                          <a:blip r:embed="rId11"/>
+                          <a:blip r:embed="rId12"/>
                           <a:stretch>
                             <a:fillRect/>
                           </a:stretch>
@@ -6093,9 +6310,9 @@
         </w:tc>
       </w:tr>
     </w:tbl>
-    <w:bookmarkEnd w:id="26"/>
-    <w:bookmarkEnd w:id="27"/>
-    <w:bookmarkStart w:id="31" w:name="why-censoring-matters"/>
+    <w:bookmarkEnd w:id="30"/>
+    <w:bookmarkEnd w:id="31"/>
+    <w:bookmarkStart w:id="36" w:name="why-censoring-matters"/>
     <w:p>
       <w:pPr>
         <w:pStyle w:val="Heading2"/>
@@ -6197,7 +6414,7 @@
         <w:t xml:space="preserve">different individuals will have different administrative censoring times.</w:t>
       </w:r>
     </w:p>
-    <w:bookmarkStart w:id="28" w:name="the-censoring-indicator"/>
+    <w:bookmarkStart w:id="32" w:name="the-censoring-indicator"/>
     <w:p>
       <w:pPr>
         <w:pStyle w:val="Heading3"/>
@@ -6553,8 +6770,8 @@
         <w:t xml:space="preserve">makes explicit that we want the survival under no censoring.</w:t>
       </w:r>
     </w:p>
-    <w:bookmarkEnd w:id="28"/>
-    <w:bookmarkStart w:id="29" w:name="why-naive-estimation-fails"/>
+    <w:bookmarkEnd w:id="32"/>
+    <w:bookmarkStart w:id="33" w:name="why-naive-estimation-fails"/>
     <w:p>
       <w:pPr>
         <w:pStyle w:val="Heading3"/>
@@ -7457,14 +7674,625 @@
         <w:t xml:space="preserve">.</w:t>
       </w:r>
     </w:p>
-    <w:bookmarkEnd w:id="29"/>
-    <w:bookmarkStart w:id="30" w:name="X67a95be504bd2c3ddb0b2998cb56c257e1a7b93"/>
+    <w:bookmarkEnd w:id="33"/>
+    <w:bookmarkStart w:id="35" w:name="X67a95be504bd2c3ddb0b2998cb56c257e1a7b93"/>
     <w:p>
       <w:pPr>
         <w:pStyle w:val="Heading3"/>
       </w:pPr>
       <w:r>
         <w:t xml:space="preserve">3.3 Correct Estimation Under As-If Randomly Assigned Censoring</w:t>
+      </w:r>
+    </w:p>
+    <w:tbl>
+      <w:tblPr>
+        <w:tblStyle w:val="Table"/>
+        <w:tblInd w:w="164" w:type="dxa"/>
+        <w:tblBorders>
+          <w:left w:val="single" w:sz="24" w:space="0" w:color="909090"/>
+        </w:tblBorders>
+        <w:tblCellMar>
+          <w:left w:w="0" w:type="dxa"/>
+          <w:right w:w="0" w:type="dxa"/>
+        </w:tblCellMar>
+        <w:tblLook w:firstRow="0" w:lastRow="0" w:firstColumn="0" w:lastColumn="0" w:noHBand="0" w:noVBand="0" w:val="0000"/>
+      </w:tblPr>
+      <w:tblGrid>
+        <w:gridCol w:w="7920"/>
+      </w:tblGrid>
+      <w:tr>
+        <w:trPr>
+          <w:cantSplit/>
+        </w:trPr>
+        <w:tc>
+          <w:tcPr>
+            <w:tcMar>
+              <w:left w:w="144" w:type="dxa"/>
+            </w:tcMar>
+          </w:tcPr>
+          <w:p>
+            <w:pPr>
+              <w:pStyle w:val="FirstParagraph"/>
+            </w:pPr>
+            <w:pPr>
+              <w:spacing w:before="16" w:after="64"/>
+            </w:pPr>
+          </w:p>
+          <w:bookmarkStart w:id="34" w:name="thm-survival-identification-censoring"/>
+          <w:p>
+            <w:pPr>
+              <w:pStyle w:val="BodyText"/>
+            </w:pPr>
+            <w:r>
+              <w:rPr>
+                <w:b/>
+                <w:bCs/>
+              </w:rPr>
+              <w:t xml:space="preserve">Theorem 2 (Identification of Survival Under As-If Randomly Assigned Censoring)</w:t>
+            </w:r>
+            <w:r>
+              <w:t xml:space="preserve"> </w:t>
+            </w:r>
+            <w:r>
+              <w:t xml:space="preserve">Under (as-if) randomly assigned censoring, the survival</w:t>
+            </w:r>
+            <w:r>
+              <w:t xml:space="preserve"> </w:t>
+            </w:r>
+            <m:oMath>
+              <m:r>
+                <m:rPr>
+                  <m:sty m:val="p"/>
+                </m:rPr>
+                <m:t>Pr</m:t>
+              </m:r>
+              <m:r>
+                <m:rPr>
+                  <m:sty m:val="p"/>
+                </m:rPr>
+                <m:t>[</m:t>
+              </m:r>
+              <m:sSub>
+                <m:e>
+                  <m:r>
+                    <m:t>D</m:t>
+                  </m:r>
+                </m:e>
+                <m:sub>
+                  <m:r>
+                    <m:t>k</m:t>
+                  </m:r>
+                </m:sub>
+              </m:sSub>
+              <m:r>
+                <m:rPr>
+                  <m:sty m:val="p"/>
+                </m:rPr>
+                <m:t>=</m:t>
+              </m:r>
+              <m:r>
+                <m:t>0</m:t>
+              </m:r>
+              <m:r>
+                <m:rPr>
+                  <m:sty m:val="p"/>
+                </m:rPr>
+                <m:t>∣</m:t>
+              </m:r>
+              <m:r>
+                <m:t>A</m:t>
+              </m:r>
+              <m:r>
+                <m:rPr>
+                  <m:sty m:val="p"/>
+                </m:rPr>
+                <m:t>=</m:t>
+              </m:r>
+              <m:r>
+                <m:t>a</m:t>
+              </m:r>
+              <m:r>
+                <m:rPr>
+                  <m:sty m:val="p"/>
+                </m:rPr>
+                <m:t>]</m:t>
+              </m:r>
+            </m:oMath>
+            <w:r>
+              <w:t xml:space="preserve"> </w:t>
+            </w:r>
+            <w:r>
+              <w:t xml:space="preserve">at</w:t>
+            </w:r>
+            <w:r>
+              <w:t xml:space="preserve"> </w:t>
+            </w:r>
+            <m:oMath>
+              <m:r>
+                <m:t>k</m:t>
+              </m:r>
+            </m:oMath>
+            <w:r>
+              <w:t xml:space="preserve"> </w:t>
+            </w:r>
+            <w:r>
+              <w:t xml:space="preserve">is:</w:t>
+            </w:r>
+          </w:p>
+          <w:p>
+            <w:pPr>
+              <w:pStyle w:val="BodyText"/>
+            </w:pPr>
+            <m:oMathPara>
+              <m:oMathParaPr>
+                <m:jc m:val="center"/>
+              </m:oMathParaPr>
+              <m:oMath>
+                <m:r>
+                  <m:rPr>
+                    <m:sty m:val="p"/>
+                  </m:rPr>
+                  <m:t>Pr</m:t>
+                </m:r>
+                <m:r>
+                  <m:rPr>
+                    <m:sty m:val="p"/>
+                  </m:rPr>
+                  <m:t>[</m:t>
+                </m:r>
+                <m:sSub>
+                  <m:e>
+                    <m:r>
+                      <m:t>D</m:t>
+                    </m:r>
+                  </m:e>
+                  <m:sub>
+                    <m:r>
+                      <m:t>k</m:t>
+                    </m:r>
+                  </m:sub>
+                </m:sSub>
+                <m:r>
+                  <m:rPr>
+                    <m:sty m:val="p"/>
+                  </m:rPr>
+                  <m:t>=</m:t>
+                </m:r>
+                <m:r>
+                  <m:t>0</m:t>
+                </m:r>
+                <m:r>
+                  <m:rPr>
+                    <m:sty m:val="p"/>
+                  </m:rPr>
+                  <m:t>∣</m:t>
+                </m:r>
+                <m:r>
+                  <m:t>A</m:t>
+                </m:r>
+                <m:r>
+                  <m:rPr>
+                    <m:sty m:val="p"/>
+                  </m:rPr>
+                  <m:t>=</m:t>
+                </m:r>
+                <m:r>
+                  <m:t>a</m:t>
+                </m:r>
+                <m:r>
+                  <m:rPr>
+                    <m:sty m:val="p"/>
+                  </m:rPr>
+                  <m:t>]</m:t>
+                </m:r>
+                <m:r>
+                  <m:rPr>
+                    <m:sty m:val="p"/>
+                  </m:rPr>
+                  <m:t>=</m:t>
+                </m:r>
+                <m:nary>
+                  <m:naryPr>
+                    <m:chr m:val="∏"/>
+                    <m:limLoc m:val="undOvr"/>
+                    <m:subHide m:val="off"/>
+                    <m:supHide m:val="off"/>
+                  </m:naryPr>
+                  <m:sub>
+                    <m:r>
+                      <m:t>m</m:t>
+                    </m:r>
+                    <m:r>
+                      <m:rPr>
+                        <m:sty m:val="p"/>
+                      </m:rPr>
+                      <m:t>=</m:t>
+                    </m:r>
+                    <m:r>
+                      <m:t>1</m:t>
+                    </m:r>
+                  </m:sub>
+                  <m:sup>
+                    <m:r>
+                      <m:t>k</m:t>
+                    </m:r>
+                  </m:sup>
+                  <m:e>
+                    <m:r>
+                      <m:rPr>
+                        <m:sty m:val="p"/>
+                      </m:rPr>
+                      <m:t>Pr</m:t>
+                    </m:r>
+                  </m:e>
+                </m:nary>
+                <m:r>
+                  <m:rPr>
+                    <m:sty m:val="p"/>
+                  </m:rPr>
+                  <m:t>[</m:t>
+                </m:r>
+                <m:sSub>
+                  <m:e>
+                    <m:r>
+                      <m:t>D</m:t>
+                    </m:r>
+                  </m:e>
+                  <m:sub>
+                    <m:r>
+                      <m:t>m</m:t>
+                    </m:r>
+                  </m:sub>
+                </m:sSub>
+                <m:r>
+                  <m:rPr>
+                    <m:sty m:val="p"/>
+                  </m:rPr>
+                  <m:t>=</m:t>
+                </m:r>
+                <m:r>
+                  <m:t>0</m:t>
+                </m:r>
+                <m:r>
+                  <m:rPr>
+                    <m:sty m:val="p"/>
+                  </m:rPr>
+                  <m:t>∣</m:t>
+                </m:r>
+                <m:sSub>
+                  <m:e>
+                    <m:r>
+                      <m:t>D</m:t>
+                    </m:r>
+                  </m:e>
+                  <m:sub>
+                    <m:r>
+                      <m:t>m</m:t>
+                    </m:r>
+                    <m:r>
+                      <m:rPr>
+                        <m:sty m:val="p"/>
+                      </m:rPr>
+                      <m:t>−</m:t>
+                    </m:r>
+                    <m:r>
+                      <m:t>1</m:t>
+                    </m:r>
+                  </m:sub>
+                </m:sSub>
+                <m:r>
+                  <m:rPr>
+                    <m:sty m:val="p"/>
+                  </m:rPr>
+                  <m:t>=</m:t>
+                </m:r>
+                <m:r>
+                  <m:t>0</m:t>
+                </m:r>
+                <m:r>
+                  <m:rPr>
+                    <m:sty m:val="p"/>
+                  </m:rPr>
+                  <m:t>,</m:t>
+                </m:r>
+                <m:sSub>
+                  <m:e>
+                    <m:r>
+                      <m:t>C</m:t>
+                    </m:r>
+                  </m:e>
+                  <m:sub>
+                    <m:r>
+                      <m:t>m</m:t>
+                    </m:r>
+                  </m:sub>
+                </m:sSub>
+                <m:r>
+                  <m:rPr>
+                    <m:sty m:val="p"/>
+                  </m:rPr>
+                  <m:t>=</m:t>
+                </m:r>
+                <m:r>
+                  <m:t>0</m:t>
+                </m:r>
+                <m:r>
+                  <m:rPr>
+                    <m:sty m:val="p"/>
+                  </m:rPr>
+                  <m:t>,</m:t>
+                </m:r>
+                <m:r>
+                  <m:t>A</m:t>
+                </m:r>
+                <m:r>
+                  <m:rPr>
+                    <m:sty m:val="p"/>
+                  </m:rPr>
+                  <m:t>=</m:t>
+                </m:r>
+                <m:r>
+                  <m:t>a</m:t>
+                </m:r>
+                <m:r>
+                  <m:rPr>
+                    <m:sty m:val="p"/>
+                  </m:rPr>
+                  <m:t>]</m:t>
+                </m:r>
+                <m:r>
+                  <m:t> </m:t>
+                </m:r>
+                <m:r>
+                  <m:rPr>
+                    <m:nor/>
+                    <m:sty m:val="p"/>
+                  </m:rPr>
+                  <m:t>for </m:t>
+                </m:r>
+                <m:r>
+                  <m:t>k</m:t>
+                </m:r>
+                <m:r>
+                  <m:rPr>
+                    <m:sty m:val="p"/>
+                  </m:rPr>
+                  <m:t>&lt;</m:t>
+                </m:r>
+                <m:sSub>
+                  <m:e>
+                    <m:r>
+                      <m:t>k</m:t>
+                    </m:r>
+                  </m:e>
+                  <m:sub>
+                    <m:r>
+                      <m:rPr>
+                        <m:nor/>
+                        <m:sty m:val="p"/>
+                      </m:rPr>
+                      <m:t>end</m:t>
+                    </m:r>
+                  </m:sub>
+                </m:sSub>
+              </m:oMath>
+            </m:oMathPara>
+          </w:p>
+          <w:p>
+            <w:pPr>
+              <w:pStyle w:val="FirstParagraph"/>
+            </w:pPr>
+            <w:r>
+              <w:t xml:space="preserve">This requires estimating the</w:t>
+            </w:r>
+            <w:r>
+              <w:t xml:space="preserve"> </w:t>
+            </w:r>
+            <w:r>
+              <w:rPr>
+                <w:b/>
+                <w:bCs/>
+              </w:rPr>
+              <w:t xml:space="preserve">cause-specific hazard</w:t>
+            </w:r>
+            <w:r>
+              <w:t xml:space="preserve"> </w:t>
+            </w:r>
+            <m:oMath>
+              <m:r>
+                <m:rPr>
+                  <m:sty m:val="p"/>
+                </m:rPr>
+                <m:t>Pr</m:t>
+              </m:r>
+              <m:r>
+                <m:rPr>
+                  <m:sty m:val="p"/>
+                </m:rPr>
+                <m:t>[</m:t>
+              </m:r>
+              <m:sSub>
+                <m:e>
+                  <m:r>
+                    <m:t>D</m:t>
+                  </m:r>
+                </m:e>
+                <m:sub>
+                  <m:r>
+                    <m:t>k</m:t>
+                  </m:r>
+                  <m:r>
+                    <m:rPr>
+                      <m:sty m:val="p"/>
+                    </m:rPr>
+                    <m:t>+</m:t>
+                  </m:r>
+                  <m:r>
+                    <m:t>1</m:t>
+                  </m:r>
+                </m:sub>
+              </m:sSub>
+              <m:r>
+                <m:rPr>
+                  <m:sty m:val="p"/>
+                </m:rPr>
+                <m:t>=</m:t>
+              </m:r>
+              <m:r>
+                <m:t>1</m:t>
+              </m:r>
+              <m:r>
+                <m:rPr>
+                  <m:sty m:val="p"/>
+                </m:rPr>
+                <m:t>∣</m:t>
+              </m:r>
+              <m:sSub>
+                <m:e>
+                  <m:r>
+                    <m:t>D</m:t>
+                  </m:r>
+                </m:e>
+                <m:sub>
+                  <m:r>
+                    <m:t>k</m:t>
+                  </m:r>
+                </m:sub>
+              </m:sSub>
+              <m:r>
+                <m:rPr>
+                  <m:sty m:val="p"/>
+                </m:rPr>
+                <m:t>=</m:t>
+              </m:r>
+              <m:r>
+                <m:t>0</m:t>
+              </m:r>
+              <m:r>
+                <m:rPr>
+                  <m:sty m:val="p"/>
+                </m:rPr>
+                <m:t>,</m:t>
+              </m:r>
+              <m:sSub>
+                <m:e>
+                  <m:r>
+                    <m:t>C</m:t>
+                  </m:r>
+                </m:e>
+                <m:sub>
+                  <m:r>
+                    <m:t>k</m:t>
+                  </m:r>
+                  <m:r>
+                    <m:rPr>
+                      <m:sty m:val="p"/>
+                    </m:rPr>
+                    <m:t>+</m:t>
+                  </m:r>
+                  <m:r>
+                    <m:t>1</m:t>
+                  </m:r>
+                </m:sub>
+              </m:sSub>
+              <m:r>
+                <m:rPr>
+                  <m:sty m:val="p"/>
+                </m:rPr>
+                <m:t>=</m:t>
+              </m:r>
+              <m:r>
+                <m:t>0</m:t>
+              </m:r>
+              <m:r>
+                <m:rPr>
+                  <m:sty m:val="p"/>
+                </m:rPr>
+                <m:t>,</m:t>
+              </m:r>
+              <m:r>
+                <m:t>A</m:t>
+              </m:r>
+              <m:r>
+                <m:rPr>
+                  <m:sty m:val="p"/>
+                </m:rPr>
+                <m:t>=</m:t>
+              </m:r>
+              <m:r>
+                <m:t>a</m:t>
+              </m:r>
+              <m:r>
+                <m:rPr>
+                  <m:sty m:val="p"/>
+                </m:rPr>
+                <m:t>]</m:t>
+              </m:r>
+            </m:oMath>
+            <w:r>
+              <w:t xml:space="preserve">.</w:t>
+            </w:r>
+          </w:p>
+          <w:bookmarkEnd w:id="34"/>
+        </w:tc>
+      </w:tr>
+    </w:tbl>
+    <w:p>
+      <w:pPr>
+        <w:pStyle w:val="BodyText"/>
+      </w:pPr>
+      <w:r>
+        <w:t xml:space="preserve">The estimation procedure is the same as described above</w:t>
+      </w:r>
+      <w:r>
+        <w:t xml:space="preserve"> </w:t>
+      </w:r>
+      <w:r>
+        <w:t xml:space="preserve">except that we estimate the cause-specific hazard.</w:t>
+      </w:r>
+    </w:p>
+    <w:p>
+      <w:pPr>
+        <w:pStyle w:val="BodyText"/>
+      </w:pPr>
+      <w:r>
+        <w:t xml:space="preserve">Often we are not ready to assume that censoring is as if randomly assigned.</w:t>
+      </w:r>
+      <w:r>
+        <w:t xml:space="preserve"> </w:t>
+      </w:r>
+      <w:r>
+        <w:t xml:space="preserve">When there is staggered entry, the calendar time at study entry may be associated with the outcome.</w:t>
+      </w:r>
+      <w:r>
+        <w:t xml:space="preserve"> </w:t>
+      </w:r>
+      <w:r>
+        <w:t xml:space="preserve">Therefore, the above procedure will need to be adjusted for baseline confounders,</w:t>
+      </w:r>
+      <w:r>
+        <w:t xml:space="preserve"> </w:t>
+      </w:r>
+      <w:r>
+        <w:t xml:space="preserve">which can be achieved through g-methods as described in the next sections.</w:t>
+      </w:r>
+    </w:p>
+    <w:bookmarkEnd w:id="35"/>
+    <w:bookmarkEnd w:id="36"/>
+    <w:bookmarkStart w:id="40" w:name="X2f8301fdc8b3a6064d2e10d9e1c1e002f0db47a"/>
+    <w:p>
+      <w:pPr>
+        <w:pStyle w:val="Heading2"/>
+      </w:pPr>
+      <w:r>
+        <w:t xml:space="preserve">4 17.4 IP Weighting of Marginal Structural Models</w:t>
+      </w:r>
+    </w:p>
+    <w:p>
+      <w:r>
+        <w:pict>
+          <v:rect style="width:0;height:1.5pt" o:hralign="center" o:hrstd="t" o:hr="t"/>
+        </w:pict>
       </w:r>
     </w:p>
     <w:p>
@@ -7472,674 +8300,257 @@
         <w:pStyle w:val="FirstParagraph"/>
       </w:pPr>
       <w:r>
-        <w:t xml:space="preserve">Under (as-if) randomly assigned censoring, the survival</w:t>
-      </w:r>
-      <w:r>
-        <w:t xml:space="preserve"> </w:t>
-      </w:r>
-      <m:oMath>
-        <m:r>
-          <m:rPr>
-            <m:sty m:val="p"/>
-          </m:rPr>
-          <m:t>Pr</m:t>
-        </m:r>
-        <m:r>
-          <m:rPr>
-            <m:sty m:val="p"/>
-          </m:rPr>
-          <m:t>[</m:t>
-        </m:r>
-        <m:sSub>
-          <m:e>
-            <m:r>
-              <m:t>D</m:t>
-            </m:r>
-          </m:e>
-          <m:sub>
-            <m:r>
-              <m:t>k</m:t>
-            </m:r>
-          </m:sub>
-        </m:sSub>
-        <m:r>
-          <m:rPr>
-            <m:sty m:val="p"/>
-          </m:rPr>
-          <m:t>=</m:t>
-        </m:r>
-        <m:r>
-          <m:t>0</m:t>
-        </m:r>
-        <m:r>
-          <m:rPr>
-            <m:sty m:val="p"/>
-          </m:rPr>
-          <m:t>∣</m:t>
-        </m:r>
-        <m:r>
-          <m:t>A</m:t>
-        </m:r>
-        <m:r>
-          <m:rPr>
-            <m:sty m:val="p"/>
-          </m:rPr>
-          <m:t>=</m:t>
-        </m:r>
-        <m:r>
-          <m:t>a</m:t>
-        </m:r>
-        <m:r>
-          <m:rPr>
-            <m:sty m:val="p"/>
-          </m:rPr>
-          <m:t>]</m:t>
-        </m:r>
-      </m:oMath>
-      <w:r>
-        <w:t xml:space="preserve"> </w:t>
-      </w:r>
-      <w:r>
-        <w:t xml:space="preserve">at</w:t>
-      </w:r>
-      <w:r>
-        <w:t xml:space="preserve"> </w:t>
-      </w:r>
-      <m:oMath>
-        <m:r>
-          <m:t>k</m:t>
-        </m:r>
-      </m:oMath>
-      <w:r>
-        <w:t xml:space="preserve"> </w:t>
-      </w:r>
-      <w:r>
-        <w:t xml:space="preserve">is:</w:t>
+        <w:t xml:space="preserve">When the treated and the untreated are not exchangeable,</w:t>
+      </w:r>
+      <w:r>
+        <w:t xml:space="preserve"> </w:t>
+      </w:r>
+      <w:r>
+        <w:t xml:space="preserve">a direct contrast of their survival curves cannot be endowed with a causal interpretation.</w:t>
+      </w:r>
+      <w:r>
+        <w:t xml:space="preserve"> </w:t>
+      </w:r>
+      <w:r>
+        <w:t xml:space="preserve">In our smoking cessation example, we estimated that the 120-month survival was lower in quitters than in non-quitters (76.2% versus 82.0%),</w:t>
+      </w:r>
+      <w:r>
+        <w:t xml:space="preserve"> </w:t>
+      </w:r>
+      <w:r>
+        <w:t xml:space="preserve">but that does not necessarily imply that smoking cessation increases mortality.</w:t>
+      </w:r>
+      <w:r>
+        <w:t xml:space="preserve"> </w:t>
+      </w:r>
+      <w:r>
+        <w:t xml:space="preserve">Older people are more likely to quit smoking and also more likely to die.</w:t>
+      </w:r>
+      <w:r>
+        <w:t xml:space="preserve"> </w:t>
+      </w:r>
+      <w:r>
+        <w:t xml:space="preserve">This confounding by age makes smoking cessation look bad</w:t>
+      </w:r>
+      <w:r>
+        <w:t xml:space="preserve"> </w:t>
+      </w:r>
+      <w:r>
+        <w:t xml:space="preserve">because the proportion of older people is greater among quitters than among non-quitters.</w:t>
       </w:r>
     </w:p>
+    <w:bookmarkStart w:id="38" w:name="counterfactual-survivals"/>
+    <w:p>
+      <w:pPr>
+        <w:pStyle w:val="Heading3"/>
+      </w:pPr>
+      <w:r>
+        <w:t xml:space="preserve">4.1 Counterfactual Survivals</w:t>
+      </w:r>
+    </w:p>
+    <w:tbl>
+      <w:tblPr>
+        <w:tblStyle w:val="Table"/>
+        <w:tblInd w:w="164" w:type="dxa"/>
+        <w:tblBorders>
+          <w:left w:val="single" w:sz="24" w:space="0" w:color="909090"/>
+        </w:tblBorders>
+        <w:tblCellMar>
+          <w:left w:w="0" w:type="dxa"/>
+          <w:right w:w="0" w:type="dxa"/>
+        </w:tblCellMar>
+        <w:tblLook w:firstRow="0" w:lastRow="0" w:firstColumn="0" w:lastColumn="0" w:noHBand="0" w:noVBand="0" w:val="0000"/>
+      </w:tblPr>
+      <w:tblGrid>
+        <w:gridCol w:w="7920"/>
+      </w:tblGrid>
+      <w:tr>
+        <w:trPr>
+          <w:cantSplit/>
+        </w:trPr>
+        <w:tc>
+          <w:tcPr>
+            <w:tcMar>
+              <w:left w:w="144" w:type="dxa"/>
+            </w:tcMar>
+          </w:tcPr>
+          <w:p>
+            <w:pPr>
+              <w:pStyle w:val="FirstParagraph"/>
+            </w:pPr>
+            <w:pPr>
+              <w:spacing w:before="16" w:after="64"/>
+            </w:pPr>
+          </w:p>
+          <w:bookmarkStart w:id="37" w:name="def-counterfactual-survival"/>
+          <w:p>
+            <w:pPr>
+              <w:pStyle w:val="BodyText"/>
+            </w:pPr>
+            <w:r>
+              <w:rPr>
+                <w:b/>
+                <w:bCs/>
+              </w:rPr>
+              <w:t xml:space="preserve">Definition 7 (Counterfactual Survival)</w:t>
+            </w:r>
+            <w:r>
+              <w:t xml:space="preserve"> </w:t>
+            </w:r>
+            <w:r>
+              <w:t xml:space="preserve">Let</w:t>
+            </w:r>
+            <w:r>
+              <w:t xml:space="preserve"> </w:t>
+            </w:r>
+            <m:oMath>
+              <m:sSubSup>
+                <m:e>
+                  <m:r>
+                    <m:t>D</m:t>
+                  </m:r>
+                </m:e>
+                <m:sub>
+                  <m:r>
+                    <m:t>k</m:t>
+                  </m:r>
+                </m:sub>
+                <m:sup>
+                  <m:r>
+                    <m:t>a</m:t>
+                  </m:r>
+                </m:sup>
+              </m:sSubSup>
+            </m:oMath>
+            <w:r>
+              <w:t xml:space="preserve"> </w:t>
+            </w:r>
+            <w:r>
+              <w:t xml:space="preserve">denote a counterfactual time-varying indicator for death at</w:t>
+            </w:r>
+            <w:r>
+              <w:t xml:space="preserve"> </w:t>
+            </w:r>
+            <m:oMath>
+              <m:r>
+                <m:t>k</m:t>
+              </m:r>
+            </m:oMath>
+            <w:r>
+              <w:t xml:space="preserve"> </w:t>
+            </w:r>
+            <w:r>
+              <w:t xml:space="preserve">under treatment level</w:t>
+            </w:r>
+            <w:r>
+              <w:t xml:space="preserve"> </w:t>
+            </w:r>
+            <m:oMath>
+              <m:r>
+                <m:t>a</m:t>
+              </m:r>
+            </m:oMath>
+            <w:r>
+              <w:t xml:space="preserve"> </w:t>
+            </w:r>
+            <w:r>
+              <w:t xml:space="preserve">and no censoring.</w:t>
+            </w:r>
+            <w:r>
+              <w:t xml:space="preserve"> </w:t>
+            </w:r>
+            <w:r>
+              <w:t xml:space="preserve">The counterfactual survival at</w:t>
+            </w:r>
+            <w:r>
+              <w:t xml:space="preserve"> </w:t>
+            </w:r>
+            <m:oMath>
+              <m:r>
+                <m:t>k</m:t>
+              </m:r>
+            </m:oMath>
+            <w:r>
+              <w:t xml:space="preserve"> </w:t>
+            </w:r>
+            <w:r>
+              <w:t xml:space="preserve">under treatment level</w:t>
+            </w:r>
+            <w:r>
+              <w:t xml:space="preserve"> </w:t>
+            </w:r>
+            <m:oMath>
+              <m:r>
+                <m:t>a</m:t>
+              </m:r>
+            </m:oMath>
+            <w:r>
+              <w:t xml:space="preserve"> </w:t>
+            </w:r>
+            <w:r>
+              <w:t xml:space="preserve">is</w:t>
+            </w:r>
+            <w:r>
+              <w:t xml:space="preserve"> </w:t>
+            </w:r>
+            <m:oMath>
+              <m:r>
+                <m:rPr>
+                  <m:sty m:val="p"/>
+                </m:rPr>
+                <m:t>Pr</m:t>
+              </m:r>
+              <m:r>
+                <m:rPr>
+                  <m:sty m:val="p"/>
+                </m:rPr>
+                <m:t>[</m:t>
+              </m:r>
+              <m:sSubSup>
+                <m:e>
+                  <m:r>
+                    <m:t>D</m:t>
+                  </m:r>
+                </m:e>
+                <m:sub>
+                  <m:r>
+                    <m:t>k</m:t>
+                  </m:r>
+                </m:sub>
+                <m:sup>
+                  <m:r>
+                    <m:t>a</m:t>
+                  </m:r>
+                </m:sup>
+              </m:sSubSup>
+              <m:r>
+                <m:rPr>
+                  <m:sty m:val="p"/>
+                </m:rPr>
+                <m:t>=</m:t>
+              </m:r>
+              <m:r>
+                <m:t>0</m:t>
+              </m:r>
+              <m:r>
+                <m:rPr>
+                  <m:sty m:val="p"/>
+                </m:rPr>
+                <m:t>]</m:t>
+              </m:r>
+            </m:oMath>
+            <w:r>
+              <w:t xml:space="preserve">.</w:t>
+            </w:r>
+          </w:p>
+          <w:bookmarkEnd w:id="37"/>
+        </w:tc>
+      </w:tr>
+    </w:tbl>
     <w:p>
       <w:pPr>
         <w:pStyle w:val="BodyText"/>
       </w:pPr>
-      <m:oMathPara>
-        <m:oMathParaPr>
-          <m:jc m:val="center"/>
-        </m:oMathParaPr>
-        <m:oMath>
-          <m:r>
-            <m:rPr>
-              <m:sty m:val="p"/>
-            </m:rPr>
-            <m:t>Pr</m:t>
-          </m:r>
-          <m:r>
-            <m:rPr>
-              <m:sty m:val="p"/>
-            </m:rPr>
-            <m:t>[</m:t>
-          </m:r>
-          <m:sSub>
-            <m:e>
-              <m:r>
-                <m:t>D</m:t>
-              </m:r>
-            </m:e>
-            <m:sub>
-              <m:r>
-                <m:t>k</m:t>
-              </m:r>
-            </m:sub>
-          </m:sSub>
-          <m:r>
-            <m:rPr>
-              <m:sty m:val="p"/>
-            </m:rPr>
-            <m:t>=</m:t>
-          </m:r>
-          <m:r>
-            <m:t>0</m:t>
-          </m:r>
-          <m:r>
-            <m:rPr>
-              <m:sty m:val="p"/>
-            </m:rPr>
-            <m:t>∣</m:t>
-          </m:r>
-          <m:r>
-            <m:t>A</m:t>
-          </m:r>
-          <m:r>
-            <m:rPr>
-              <m:sty m:val="p"/>
-            </m:rPr>
-            <m:t>=</m:t>
-          </m:r>
-          <m:r>
-            <m:t>a</m:t>
-          </m:r>
-          <m:r>
-            <m:rPr>
-              <m:sty m:val="p"/>
-            </m:rPr>
-            <m:t>]</m:t>
-          </m:r>
-          <m:r>
-            <m:rPr>
-              <m:sty m:val="p"/>
-            </m:rPr>
-            <m:t>=</m:t>
-          </m:r>
-          <m:nary>
-            <m:naryPr>
-              <m:chr m:val="∏"/>
-              <m:limLoc m:val="undOvr"/>
-              <m:subHide m:val="off"/>
-              <m:supHide m:val="off"/>
-            </m:naryPr>
-            <m:sub>
-              <m:r>
-                <m:t>m</m:t>
-              </m:r>
-              <m:r>
-                <m:rPr>
-                  <m:sty m:val="p"/>
-                </m:rPr>
-                <m:t>=</m:t>
-              </m:r>
-              <m:r>
-                <m:t>1</m:t>
-              </m:r>
-            </m:sub>
-            <m:sup>
-              <m:r>
-                <m:t>k</m:t>
-              </m:r>
-            </m:sup>
-            <m:e>
-              <m:r>
-                <m:rPr>
-                  <m:sty m:val="p"/>
-                </m:rPr>
-                <m:t>Pr</m:t>
-              </m:r>
-            </m:e>
-          </m:nary>
-          <m:r>
-            <m:rPr>
-              <m:sty m:val="p"/>
-            </m:rPr>
-            <m:t>[</m:t>
-          </m:r>
-          <m:sSub>
-            <m:e>
-              <m:r>
-                <m:t>D</m:t>
-              </m:r>
-            </m:e>
-            <m:sub>
-              <m:r>
-                <m:t>m</m:t>
-              </m:r>
-            </m:sub>
-          </m:sSub>
-          <m:r>
-            <m:rPr>
-              <m:sty m:val="p"/>
-            </m:rPr>
-            <m:t>=</m:t>
-          </m:r>
-          <m:r>
-            <m:t>0</m:t>
-          </m:r>
-          <m:r>
-            <m:rPr>
-              <m:sty m:val="p"/>
-            </m:rPr>
-            <m:t>∣</m:t>
-          </m:r>
-          <m:sSub>
-            <m:e>
-              <m:r>
-                <m:t>D</m:t>
-              </m:r>
-            </m:e>
-            <m:sub>
-              <m:r>
-                <m:t>m</m:t>
-              </m:r>
-              <m:r>
-                <m:rPr>
-                  <m:sty m:val="p"/>
-                </m:rPr>
-                <m:t>−</m:t>
-              </m:r>
-              <m:r>
-                <m:t>1</m:t>
-              </m:r>
-            </m:sub>
-          </m:sSub>
-          <m:r>
-            <m:rPr>
-              <m:sty m:val="p"/>
-            </m:rPr>
-            <m:t>=</m:t>
-          </m:r>
-          <m:r>
-            <m:t>0</m:t>
-          </m:r>
-          <m:r>
-            <m:rPr>
-              <m:sty m:val="p"/>
-            </m:rPr>
-            <m:t>,</m:t>
-          </m:r>
-          <m:sSub>
-            <m:e>
-              <m:r>
-                <m:t>C</m:t>
-              </m:r>
-            </m:e>
-            <m:sub>
-              <m:r>
-                <m:t>m</m:t>
-              </m:r>
-            </m:sub>
-          </m:sSub>
-          <m:r>
-            <m:rPr>
-              <m:sty m:val="p"/>
-            </m:rPr>
-            <m:t>=</m:t>
-          </m:r>
-          <m:r>
-            <m:t>0</m:t>
-          </m:r>
-          <m:r>
-            <m:rPr>
-              <m:sty m:val="p"/>
-            </m:rPr>
-            <m:t>,</m:t>
-          </m:r>
-          <m:r>
-            <m:t>A</m:t>
-          </m:r>
-          <m:r>
-            <m:rPr>
-              <m:sty m:val="p"/>
-            </m:rPr>
-            <m:t>=</m:t>
-          </m:r>
-          <m:r>
-            <m:t>a</m:t>
-          </m:r>
-          <m:r>
-            <m:rPr>
-              <m:sty m:val="p"/>
-            </m:rPr>
-            <m:t>]</m:t>
-          </m:r>
-          <m:r>
-            <m:t> </m:t>
-          </m:r>
-          <m:r>
-            <m:rPr>
-              <m:nor/>
-              <m:sty m:val="p"/>
-            </m:rPr>
-            <m:t>for </m:t>
-          </m:r>
-          <m:r>
-            <m:t>k</m:t>
-          </m:r>
-          <m:r>
-            <m:rPr>
-              <m:sty m:val="p"/>
-            </m:rPr>
-            <m:t>&lt;</m:t>
-          </m:r>
-          <m:sSub>
-            <m:e>
-              <m:r>
-                <m:t>k</m:t>
-              </m:r>
-            </m:e>
-            <m:sub>
-              <m:r>
-                <m:rPr>
-                  <m:nor/>
-                  <m:sty m:val="p"/>
-                </m:rPr>
-                <m:t>end</m:t>
-              </m:r>
-            </m:sub>
-          </m:sSub>
-        </m:oMath>
-      </m:oMathPara>
-    </w:p>
-    <w:p>
-      <w:pPr>
-        <w:pStyle w:val="FirstParagraph"/>
-      </w:pPr>
-      <w:r>
-        <w:t xml:space="preserve">The estimation procedure is the same as described above</w:t>
-      </w:r>
-      <w:r>
-        <w:t xml:space="preserve"> </w:t>
-      </w:r>
-      <w:r>
-        <w:t xml:space="preserve">except that we estimate the</w:t>
-      </w:r>
-      <w:r>
-        <w:t xml:space="preserve"> </w:t>
-      </w:r>
-      <w:r>
-        <w:rPr>
-          <w:b/>
-          <w:bCs/>
-        </w:rPr>
-        <w:t xml:space="preserve">cause-specific hazard</w:t>
-      </w:r>
-      <w:r>
-        <w:t xml:space="preserve"> </w:t>
-      </w:r>
-      <m:oMath>
-        <m:r>
-          <m:rPr>
-            <m:sty m:val="p"/>
-          </m:rPr>
-          <m:t>Pr</m:t>
-        </m:r>
-        <m:r>
-          <m:rPr>
-            <m:sty m:val="p"/>
-          </m:rPr>
-          <m:t>[</m:t>
-        </m:r>
-        <m:sSub>
-          <m:e>
-            <m:r>
-              <m:t>D</m:t>
-            </m:r>
-          </m:e>
-          <m:sub>
-            <m:r>
-              <m:t>k</m:t>
-            </m:r>
-            <m:r>
-              <m:rPr>
-                <m:sty m:val="p"/>
-              </m:rPr>
-              <m:t>+</m:t>
-            </m:r>
-            <m:r>
-              <m:t>1</m:t>
-            </m:r>
-          </m:sub>
-        </m:sSub>
-        <m:r>
-          <m:rPr>
-            <m:sty m:val="p"/>
-          </m:rPr>
-          <m:t>=</m:t>
-        </m:r>
-        <m:r>
-          <m:t>1</m:t>
-        </m:r>
-        <m:r>
-          <m:rPr>
-            <m:sty m:val="p"/>
-          </m:rPr>
-          <m:t>∣</m:t>
-        </m:r>
-        <m:sSub>
-          <m:e>
-            <m:r>
-              <m:t>D</m:t>
-            </m:r>
-          </m:e>
-          <m:sub>
-            <m:r>
-              <m:t>k</m:t>
-            </m:r>
-          </m:sub>
-        </m:sSub>
-        <m:r>
-          <m:rPr>
-            <m:sty m:val="p"/>
-          </m:rPr>
-          <m:t>=</m:t>
-        </m:r>
-        <m:r>
-          <m:t>0</m:t>
-        </m:r>
-        <m:r>
-          <m:rPr>
-            <m:sty m:val="p"/>
-          </m:rPr>
-          <m:t>,</m:t>
-        </m:r>
-        <m:sSub>
-          <m:e>
-            <m:r>
-              <m:t>C</m:t>
-            </m:r>
-          </m:e>
-          <m:sub>
-            <m:r>
-              <m:t>k</m:t>
-            </m:r>
-            <m:r>
-              <m:rPr>
-                <m:sty m:val="p"/>
-              </m:rPr>
-              <m:t>+</m:t>
-            </m:r>
-            <m:r>
-              <m:t>1</m:t>
-            </m:r>
-          </m:sub>
-        </m:sSub>
-        <m:r>
-          <m:rPr>
-            <m:sty m:val="p"/>
-          </m:rPr>
-          <m:t>=</m:t>
-        </m:r>
-        <m:r>
-          <m:t>0</m:t>
-        </m:r>
-        <m:r>
-          <m:rPr>
-            <m:sty m:val="p"/>
-          </m:rPr>
-          <m:t>,</m:t>
-        </m:r>
-        <m:r>
-          <m:t>A</m:t>
-        </m:r>
-        <m:r>
-          <m:rPr>
-            <m:sty m:val="p"/>
-          </m:rPr>
-          <m:t>=</m:t>
-        </m:r>
-        <m:r>
-          <m:t>a</m:t>
-        </m:r>
-        <m:r>
-          <m:rPr>
-            <m:sty m:val="p"/>
-          </m:rPr>
-          <m:t>]</m:t>
-        </m:r>
-      </m:oMath>
-      <w:r>
-        <w:t xml:space="preserve">.</w:t>
-      </w:r>
-    </w:p>
-    <w:p>
-      <w:pPr>
-        <w:pStyle w:val="BodyText"/>
-      </w:pPr>
-      <w:r>
-        <w:t xml:space="preserve">Often we are not ready to assume that censoring is as if randomly assigned.</w:t>
-      </w:r>
-      <w:r>
-        <w:t xml:space="preserve"> </w:t>
-      </w:r>
-      <w:r>
-        <w:t xml:space="preserve">When there is staggered entry, the calendar time at study entry may be associated with the outcome.</w:t>
-      </w:r>
-      <w:r>
-        <w:t xml:space="preserve"> </w:t>
-      </w:r>
-      <w:r>
-        <w:t xml:space="preserve">Therefore, the above procedure will need to be adjusted for baseline confounders,</w:t>
-      </w:r>
-      <w:r>
-        <w:t xml:space="preserve"> </w:t>
-      </w:r>
-      <w:r>
-        <w:t xml:space="preserve">which can be achieved through g-methods as described in the next sections.</w:t>
-      </w:r>
-    </w:p>
-    <w:bookmarkEnd w:id="30"/>
-    <w:bookmarkEnd w:id="31"/>
-    <w:bookmarkStart w:id="34" w:name="X2f8301fdc8b3a6064d2e10d9e1c1e002f0db47a"/>
-    <w:p>
-      <w:pPr>
-        <w:pStyle w:val="Heading2"/>
-      </w:pPr>
-      <w:r>
-        <w:t xml:space="preserve">4 17.4 IP Weighting of Marginal Structural Models</w:t>
-      </w:r>
-    </w:p>
-    <w:p>
-      <w:r>
-        <w:pict>
-          <v:rect style="width:0;height:1.5pt" o:hralign="center" o:hrstd="t" o:hr="t"/>
-        </w:pict>
-      </w:r>
-    </w:p>
-    <w:p>
-      <w:pPr>
-        <w:pStyle w:val="FirstParagraph"/>
-      </w:pPr>
-      <w:r>
-        <w:t xml:space="preserve">When the treated and the untreated are not exchangeable,</w:t>
-      </w:r>
-      <w:r>
-        <w:t xml:space="preserve"> </w:t>
-      </w:r>
-      <w:r>
-        <w:t xml:space="preserve">a direct contrast of their survival curves cannot be endowed with a causal interpretation.</w:t>
-      </w:r>
-      <w:r>
-        <w:t xml:space="preserve"> </w:t>
-      </w:r>
-      <w:r>
-        <w:t xml:space="preserve">In our smoking cessation example, we estimated that the 120-month survival was lower in quitters than in non-quitters (76.2% versus 82.0%),</w:t>
-      </w:r>
-      <w:r>
-        <w:t xml:space="preserve"> </w:t>
-      </w:r>
-      <w:r>
-        <w:t xml:space="preserve">but that does not necessarily imply that smoking cessation increases mortality.</w:t>
-      </w:r>
-      <w:r>
-        <w:t xml:space="preserve"> </w:t>
-      </w:r>
-      <w:r>
-        <w:t xml:space="preserve">Older people are more likely to quit smoking and also more likely to die.</w:t>
-      </w:r>
-      <w:r>
-        <w:t xml:space="preserve"> </w:t>
-      </w:r>
-      <w:r>
-        <w:t xml:space="preserve">This confounding by age makes smoking cessation look bad</w:t>
-      </w:r>
-      <w:r>
-        <w:t xml:space="preserve"> </w:t>
-      </w:r>
-      <w:r>
-        <w:t xml:space="preserve">because the proportion of older people is greater among quitters than among non-quitters.</w:t>
-      </w:r>
-    </w:p>
-    <w:bookmarkStart w:id="32" w:name="counterfactual-survivals"/>
-    <w:p>
-      <w:pPr>
-        <w:pStyle w:val="Heading3"/>
-      </w:pPr>
-      <w:r>
-        <w:t xml:space="preserve">4.1 Counterfactual Survivals</w:t>
-      </w:r>
-    </w:p>
-    <w:p>
-      <w:pPr>
-        <w:pStyle w:val="FirstParagraph"/>
-      </w:pPr>
-      <w:r>
-        <w:t xml:space="preserve">Let us define</w:t>
-      </w:r>
-      <w:r>
-        <w:t xml:space="preserve"> </w:t>
-      </w:r>
-      <m:oMath>
-        <m:sSubSup>
-          <m:e>
-            <m:r>
-              <m:t>D</m:t>
-            </m:r>
-          </m:e>
-          <m:sub>
-            <m:r>
-              <m:t>k</m:t>
-            </m:r>
-          </m:sub>
-          <m:sup>
-            <m:r>
-              <m:t>a</m:t>
-            </m:r>
-          </m:sup>
-        </m:sSubSup>
-      </m:oMath>
-      <w:r>
-        <w:t xml:space="preserve"> </w:t>
-      </w:r>
-      <w:r>
-        <w:t xml:space="preserve">as a counterfactual time-varying indicator for death at</w:t>
-      </w:r>
-      <w:r>
-        <w:t xml:space="preserve"> </w:t>
-      </w:r>
-      <m:oMath>
-        <m:r>
-          <m:t>k</m:t>
-        </m:r>
-      </m:oMath>
-      <w:r>
-        <w:t xml:space="preserve"> </w:t>
-      </w:r>
-      <w:r>
-        <w:t xml:space="preserve">under treatment level</w:t>
-      </w:r>
-      <w:r>
-        <w:t xml:space="preserve"> </w:t>
-      </w:r>
-      <m:oMath>
-        <m:r>
-          <m:t>a</m:t>
-        </m:r>
-      </m:oMath>
-      <w:r>
-        <w:t xml:space="preserve"> </w:t>
-      </w:r>
-      <w:r>
-        <w:t xml:space="preserve">and no censoring.</w:t>
-      </w:r>
-      <w:r>
-        <w:t xml:space="preserve"> </w:t>
-      </w:r>
       <w:r>
         <w:t xml:space="preserve">Suppose we want to compare the counterfactual survivals</w:t>
       </w:r>
@@ -8712,8 +9123,8 @@
         <w:t xml:space="preserve">.</w:t>
       </w:r>
     </w:p>
-    <w:bookmarkEnd w:id="32"/>
-    <w:bookmarkStart w:id="33" w:name="estimation-via-ip-weighting"/>
+    <w:bookmarkEnd w:id="38"/>
+    <w:bookmarkStart w:id="39" w:name="estimation-via-ip-weighting"/>
     <w:p>
       <w:pPr>
         <w:pStyle w:val="Heading3"/>
@@ -9678,9 +10089,9 @@
         <w:t xml:space="preserve">The validity of this procedure requires correct specification of both the treatment model and the marginal hazards model.</w:t>
       </w:r>
     </w:p>
-    <w:bookmarkEnd w:id="33"/>
-    <w:bookmarkEnd w:id="34"/>
-    <w:bookmarkStart w:id="37" w:name="the-parametric-g-formula"/>
+    <w:bookmarkEnd w:id="39"/>
+    <w:bookmarkEnd w:id="40"/>
+    <w:bookmarkStart w:id="44" w:name="the-parametric-g-formula"/>
     <w:p>
       <w:pPr>
         <w:pStyle w:val="Heading2"/>
@@ -9729,7 +10140,7 @@
         <w:t xml:space="preserve">.</w:t>
       </w:r>
     </w:p>
-    <w:bookmarkStart w:id="35" w:name="identification-via-standardization"/>
+    <w:bookmarkStart w:id="42" w:name="identification-via-standardization"/>
     <w:p>
       <w:pPr>
         <w:pStyle w:val="Heading3"/>
@@ -9937,228 +10348,279 @@
       <w:r>
         <w:t xml:space="preserve">as the weights.</w:t>
       </w:r>
-      <w:r>
-        <w:t xml:space="preserve"> </w:t>
-      </w:r>
-      <w:r>
-        <w:t xml:space="preserve">That is, under exchangeability, positivity, and consistency,</w:t>
-      </w:r>
-      <w:r>
-        <w:t xml:space="preserve"> </w:t>
-      </w:r>
-      <m:oMath>
-        <m:r>
-          <m:rPr>
-            <m:sty m:val="p"/>
-          </m:rPr>
-          <m:t>Pr</m:t>
-        </m:r>
-        <m:r>
-          <m:rPr>
-            <m:sty m:val="p"/>
-          </m:rPr>
-          <m:t>[</m:t>
-        </m:r>
-        <m:sSubSup>
-          <m:e>
-            <m:r>
-              <m:t>D</m:t>
-            </m:r>
-          </m:e>
-          <m:sub>
-            <m:r>
-              <m:t>k</m:t>
-            </m:r>
-            <m:r>
-              <m:rPr>
-                <m:sty m:val="p"/>
-              </m:rPr>
-              <m:t>+</m:t>
-            </m:r>
-            <m:r>
-              <m:t>1</m:t>
-            </m:r>
-          </m:sub>
-          <m:sup>
-            <m:r>
-              <m:t>a</m:t>
-            </m:r>
-          </m:sup>
-        </m:sSubSup>
-        <m:r>
-          <m:rPr>
-            <m:sty m:val="p"/>
-          </m:rPr>
-          <m:t>=</m:t>
-        </m:r>
-        <m:r>
-          <m:t>0</m:t>
-        </m:r>
-        <m:r>
-          <m:rPr>
-            <m:sty m:val="p"/>
-          </m:rPr>
-          <m:t>]</m:t>
-        </m:r>
-      </m:oMath>
-      <w:r>
-        <w:t xml:space="preserve"> </w:t>
-      </w:r>
-      <w:r>
-        <w:t xml:space="preserve">equals the standardized survival:</w:t>
-      </w:r>
     </w:p>
-    <w:p>
-      <w:pPr>
-        <w:pStyle w:val="BodyText"/>
-      </w:pPr>
-      <m:oMathPara>
-        <m:oMathParaPr>
-          <m:jc m:val="center"/>
-        </m:oMathParaPr>
-        <m:oMath>
-          <m:nary>
-            <m:naryPr>
-              <m:chr m:val="∑"/>
-              <m:limLoc m:val="undOvr"/>
-              <m:subHide m:val="off"/>
-              <m:supHide m:val="on"/>
-            </m:naryPr>
-            <m:sub>
-              <m:r>
-                <m:t>l</m:t>
-              </m:r>
-            </m:sub>
-            <m:sup>
-              <m:r>
-                <m:t>​</m:t>
-              </m:r>
-            </m:sup>
-            <m:e>
+    <w:tbl>
+      <w:tblPr>
+        <w:tblStyle w:val="Table"/>
+        <w:tblInd w:w="164" w:type="dxa"/>
+        <w:tblBorders>
+          <w:left w:val="single" w:sz="24" w:space="0" w:color="909090"/>
+        </w:tblBorders>
+        <w:tblCellMar>
+          <w:left w:w="0" w:type="dxa"/>
+          <w:right w:w="0" w:type="dxa"/>
+        </w:tblCellMar>
+        <w:tblLook w:firstRow="0" w:lastRow="0" w:firstColumn="0" w:lastColumn="0" w:noHBand="0" w:noVBand="0" w:val="0000"/>
+      </w:tblPr>
+      <w:tblGrid>
+        <w:gridCol w:w="7920"/>
+      </w:tblGrid>
+      <w:tr>
+        <w:trPr>
+          <w:cantSplit/>
+        </w:trPr>
+        <w:tc>
+          <w:tcPr>
+            <w:tcMar>
+              <w:left w:w="144" w:type="dxa"/>
+            </w:tcMar>
+          </w:tcPr>
+          <w:p>
+            <w:pPr>
+              <w:pStyle w:val="BodyText"/>
+            </w:pPr>
+            <w:pPr>
+              <w:spacing w:before="16" w:after="64"/>
+            </w:pPr>
+          </w:p>
+          <w:bookmarkStart w:id="41" w:name="X33a682542fa71bcfba2cdd5e98d93655938c2c2"/>
+          <w:p>
+            <w:pPr>
+              <w:pStyle w:val="BodyText"/>
+            </w:pPr>
+            <w:r>
+              <w:rPr>
+                <w:b/>
+                <w:bCs/>
+              </w:rPr>
+              <w:t xml:space="preserve">Theorem 3 (Identification of Survival Under Standardization)</w:t>
+            </w:r>
+            <w:r>
+              <w:t xml:space="preserve"> </w:t>
+            </w:r>
+            <w:r>
+              <w:t xml:space="preserve">Under exchangeability, positivity, and consistency,</w:t>
+            </w:r>
+            <w:r>
+              <w:t xml:space="preserve"> </w:t>
+            </w:r>
+            <m:oMath>
               <m:r>
                 <m:rPr>
                   <m:sty m:val="p"/>
                 </m:rPr>
                 <m:t>Pr</m:t>
               </m:r>
-            </m:e>
-          </m:nary>
-          <m:r>
-            <m:rPr>
-              <m:sty m:val="p"/>
-            </m:rPr>
-            <m:t>[</m:t>
-          </m:r>
-          <m:sSub>
-            <m:e>
-              <m:r>
-                <m:t>D</m:t>
-              </m:r>
-            </m:e>
-            <m:sub>
-              <m:r>
-                <m:t>k</m:t>
-              </m:r>
               <m:r>
                 <m:rPr>
                   <m:sty m:val="p"/>
                 </m:rPr>
-                <m:t>+</m:t>
-              </m:r>
-              <m:r>
-                <m:t>1</m:t>
-              </m:r>
-            </m:sub>
-          </m:sSub>
-          <m:r>
-            <m:rPr>
-              <m:sty m:val="p"/>
-            </m:rPr>
-            <m:t>=</m:t>
-          </m:r>
-          <m:r>
-            <m:t>0</m:t>
-          </m:r>
-          <m:r>
-            <m:rPr>
-              <m:sty m:val="p"/>
-            </m:rPr>
-            <m:t>∣</m:t>
-          </m:r>
-          <m:r>
-            <m:t>L</m:t>
-          </m:r>
-          <m:r>
-            <m:rPr>
-              <m:sty m:val="p"/>
-            </m:rPr>
-            <m:t>=</m:t>
-          </m:r>
-          <m:r>
-            <m:t>l</m:t>
-          </m:r>
-          <m:r>
-            <m:rPr>
-              <m:sty m:val="p"/>
-            </m:rPr>
-            <m:t>,</m:t>
-          </m:r>
-          <m:r>
-            <m:t>A</m:t>
-          </m:r>
-          <m:r>
-            <m:rPr>
-              <m:sty m:val="p"/>
-            </m:rPr>
-            <m:t>=</m:t>
-          </m:r>
-          <m:r>
-            <m:t>a</m:t>
-          </m:r>
-          <m:r>
-            <m:rPr>
-              <m:sty m:val="p"/>
-            </m:rPr>
-            <m:t>]</m:t>
-          </m:r>
-          <m:r>
-            <m:t> </m:t>
-          </m:r>
-          <m:r>
-            <m:rPr>
-              <m:sty m:val="p"/>
-            </m:rPr>
-            <m:t>Pr</m:t>
-          </m:r>
-          <m:r>
-            <m:rPr>
-              <m:sty m:val="p"/>
-            </m:rPr>
-            <m:t>[</m:t>
-          </m:r>
-          <m:r>
-            <m:t>L</m:t>
-          </m:r>
-          <m:r>
-            <m:rPr>
-              <m:sty m:val="p"/>
-            </m:rPr>
-            <m:t>=</m:t>
-          </m:r>
-          <m:r>
-            <m:t>l</m:t>
-          </m:r>
-          <m:r>
-            <m:rPr>
-              <m:sty m:val="p"/>
-            </m:rPr>
-            <m:t>]</m:t>
-          </m:r>
-        </m:oMath>
-      </m:oMathPara>
-    </w:p>
-    <w:bookmarkEnd w:id="35"/>
-    <w:bookmarkStart w:id="36" w:name="estimation"/>
+                <m:t>[</m:t>
+              </m:r>
+              <m:sSubSup>
+                <m:e>
+                  <m:r>
+                    <m:t>D</m:t>
+                  </m:r>
+                </m:e>
+                <m:sub>
+                  <m:r>
+                    <m:t>k</m:t>
+                  </m:r>
+                  <m:r>
+                    <m:rPr>
+                      <m:sty m:val="p"/>
+                    </m:rPr>
+                    <m:t>+</m:t>
+                  </m:r>
+                  <m:r>
+                    <m:t>1</m:t>
+                  </m:r>
+                </m:sub>
+                <m:sup>
+                  <m:r>
+                    <m:t>a</m:t>
+                  </m:r>
+                </m:sup>
+              </m:sSubSup>
+              <m:r>
+                <m:rPr>
+                  <m:sty m:val="p"/>
+                </m:rPr>
+                <m:t>=</m:t>
+              </m:r>
+              <m:r>
+                <m:t>0</m:t>
+              </m:r>
+              <m:r>
+                <m:rPr>
+                  <m:sty m:val="p"/>
+                </m:rPr>
+                <m:t>]</m:t>
+              </m:r>
+            </m:oMath>
+            <w:r>
+              <w:t xml:space="preserve"> </w:t>
+            </w:r>
+            <w:r>
+              <w:t xml:space="preserve">equals the standardized survival:</w:t>
+            </w:r>
+          </w:p>
+          <w:p>
+            <w:pPr>
+              <w:pStyle w:val="BodyText"/>
+            </w:pPr>
+            <m:oMathPara>
+              <m:oMathParaPr>
+                <m:jc m:val="center"/>
+              </m:oMathParaPr>
+              <m:oMath>
+                <m:nary>
+                  <m:naryPr>
+                    <m:chr m:val="∑"/>
+                    <m:limLoc m:val="undOvr"/>
+                    <m:subHide m:val="off"/>
+                    <m:supHide m:val="on"/>
+                  </m:naryPr>
+                  <m:sub>
+                    <m:r>
+                      <m:t>l</m:t>
+                    </m:r>
+                  </m:sub>
+                  <m:sup>
+                    <m:r>
+                      <m:t>​</m:t>
+                    </m:r>
+                  </m:sup>
+                  <m:e>
+                    <m:r>
+                      <m:rPr>
+                        <m:sty m:val="p"/>
+                      </m:rPr>
+                      <m:t>Pr</m:t>
+                    </m:r>
+                  </m:e>
+                </m:nary>
+                <m:r>
+                  <m:rPr>
+                    <m:sty m:val="p"/>
+                  </m:rPr>
+                  <m:t>[</m:t>
+                </m:r>
+                <m:sSub>
+                  <m:e>
+                    <m:r>
+                      <m:t>D</m:t>
+                    </m:r>
+                  </m:e>
+                  <m:sub>
+                    <m:r>
+                      <m:t>k</m:t>
+                    </m:r>
+                    <m:r>
+                      <m:rPr>
+                        <m:sty m:val="p"/>
+                      </m:rPr>
+                      <m:t>+</m:t>
+                    </m:r>
+                    <m:r>
+                      <m:t>1</m:t>
+                    </m:r>
+                  </m:sub>
+                </m:sSub>
+                <m:r>
+                  <m:rPr>
+                    <m:sty m:val="p"/>
+                  </m:rPr>
+                  <m:t>=</m:t>
+                </m:r>
+                <m:r>
+                  <m:t>0</m:t>
+                </m:r>
+                <m:r>
+                  <m:rPr>
+                    <m:sty m:val="p"/>
+                  </m:rPr>
+                  <m:t>∣</m:t>
+                </m:r>
+                <m:r>
+                  <m:t>L</m:t>
+                </m:r>
+                <m:r>
+                  <m:rPr>
+                    <m:sty m:val="p"/>
+                  </m:rPr>
+                  <m:t>=</m:t>
+                </m:r>
+                <m:r>
+                  <m:t>l</m:t>
+                </m:r>
+                <m:r>
+                  <m:rPr>
+                    <m:sty m:val="p"/>
+                  </m:rPr>
+                  <m:t>,</m:t>
+                </m:r>
+                <m:r>
+                  <m:t>A</m:t>
+                </m:r>
+                <m:r>
+                  <m:rPr>
+                    <m:sty m:val="p"/>
+                  </m:rPr>
+                  <m:t>=</m:t>
+                </m:r>
+                <m:r>
+                  <m:t>a</m:t>
+                </m:r>
+                <m:r>
+                  <m:rPr>
+                    <m:sty m:val="p"/>
+                  </m:rPr>
+                  <m:t>]</m:t>
+                </m:r>
+                <m:r>
+                  <m:t> </m:t>
+                </m:r>
+                <m:r>
+                  <m:rPr>
+                    <m:sty m:val="p"/>
+                  </m:rPr>
+                  <m:t>Pr</m:t>
+                </m:r>
+                <m:r>
+                  <m:rPr>
+                    <m:sty m:val="p"/>
+                  </m:rPr>
+                  <m:t>[</m:t>
+                </m:r>
+                <m:r>
+                  <m:t>L</m:t>
+                </m:r>
+                <m:r>
+                  <m:rPr>
+                    <m:sty m:val="p"/>
+                  </m:rPr>
+                  <m:t>=</m:t>
+                </m:r>
+                <m:r>
+                  <m:t>l</m:t>
+                </m:r>
+                <m:r>
+                  <m:rPr>
+                    <m:sty m:val="p"/>
+                  </m:rPr>
+                  <m:t>]</m:t>
+                </m:r>
+              </m:oMath>
+            </m:oMathPara>
+          </w:p>
+          <w:bookmarkEnd w:id="41"/>
+        </w:tc>
+      </w:tr>
+    </w:tbl>
+    <w:bookmarkEnd w:id="42"/>
+    <w:bookmarkStart w:id="43" w:name="estimation"/>
     <w:p>
       <w:pPr>
         <w:pStyle w:val="Heading3"/>
@@ -10987,9 +11449,9 @@
         <w:t xml:space="preserve">the parametric g-formula estimates require no misspecification of a model for the conditional hazards.</w:t>
       </w:r>
     </w:p>
-    <w:bookmarkEnd w:id="36"/>
-    <w:bookmarkEnd w:id="37"/>
-    <w:bookmarkStart w:id="44" w:name="g-estimation-of-structural-nested-models"/>
+    <w:bookmarkEnd w:id="43"/>
+    <w:bookmarkEnd w:id="44"/>
+    <w:bookmarkStart w:id="52" w:name="g-estimation-of-structural-nested-models"/>
     <w:p>
       <w:pPr>
         <w:pStyle w:val="Heading2"/>
@@ -11078,7 +11540,7 @@
         <w:t xml:space="preserve">Therefore we cannot estimate survivals or hazards using a structural nested model.</w:t>
       </w:r>
     </w:p>
-    <w:bookmarkStart w:id="39" w:name="structural-nested-aft-models"/>
+    <w:bookmarkStart w:id="46" w:name="structural-nested-aft-models"/>
     <w:p>
       <w:pPr>
         <w:pStyle w:val="Heading3"/>
@@ -11129,7 +11591,7 @@
               <w:spacing w:before="16" w:after="64"/>
             </w:pPr>
           </w:p>
-          <w:bookmarkStart w:id="38" w:name="def-structural-nested-aft-model"/>
+          <w:bookmarkStart w:id="45" w:name="def-structural-nested-aft-model"/>
           <w:p>
             <w:pPr>
               <w:pStyle w:val="BodyText"/>
@@ -11139,7 +11601,7 @@
                 <w:b/>
                 <w:bCs/>
               </w:rPr>
-              <w:t xml:space="preserve">Definition 4 (Structural Nested Accelerated Failure Time (AFT) Model)</w:t>
+              <w:t xml:space="preserve">Definition 8 (Structural Nested Accelerated Failure Time (AFT) Model)</w:t>
             </w:r>
             <w:r>
               <w:t xml:space="preserve"> </w:t>
@@ -11374,7 +11836,7 @@
               <w:t xml:space="preserve">measures the expansion (or contraction) of each individual’s survival time attributable to treatment.</w:t>
             </w:r>
           </w:p>
-          <w:bookmarkEnd w:id="38"/>
+          <w:bookmarkEnd w:id="45"/>
         </w:tc>
       </w:tr>
     </w:tbl>
@@ -11808,8 +12270,8 @@
         </m:oMath>
       </m:oMathPara>
     </w:p>
-    <w:bookmarkEnd w:id="39"/>
-    <w:bookmarkStart w:id="43" w:name="Xef19479ea2784059f17506e0ff97f4b2b271fc9"/>
+    <w:bookmarkEnd w:id="46"/>
+    <w:bookmarkStart w:id="51" w:name="Xef19479ea2784059f17506e0ff97f4b2b271fc9"/>
     <w:p>
       <w:pPr>
         <w:pStyle w:val="Heading3"/>
@@ -11856,7 +12318,7 @@
       <w:tr>
         <w:tc>
           <w:tcPr/>
-          <w:bookmarkStart w:id="40" w:name="tbl-aft-example"/>
+          <w:bookmarkStart w:id="47" w:name="tbl-aft-example"/>
           <w:p>
             <w:pPr>
               <w:jc w:val="center"/>
@@ -12083,7 +12545,7 @@
               </w:tc>
             </w:tr>
           </w:tbl>
-          <w:bookmarkEnd w:id="40"/>
+          <w:bookmarkEnd w:id="47"/>
           <w:p/>
         </w:tc>
       </w:tr>
@@ -12575,29 +13037,27 @@
     <w:tbl>
       <w:tblPr>
         <w:tblStyle w:val="Table"/>
-        <w:tblLook w:firstRow="0" w:lastRow="0" w:firstColumn="0" w:lastColumn="0" w:noHBand="0" w:noVBand="0" w:val="0000"/>
+        <w:tblInd w:w="164" w:type="dxa"/>
         <w:tblBorders>
-          <w:top w:val="single" w:sz="4" w:space="0" w:color="0758E5"/>
-          <w:left w:val="single" w:sz="24" w:space="0" w:color="0758E5"/>
-          <w:bottom w:val="single" w:sz="4" w:space="0" w:color="0758E5"/>
-          <w:right w:val="single" w:sz="4" w:space="0" w:color="0758E5"/>
+          <w:left w:val="single" w:sz="24" w:space="0" w:color="909090"/>
         </w:tblBorders>
         <w:tblCellMar>
-          <w:left w:w="144" w:type="dxa"/>
-          <w:right w:w="144" w:type="dxa"/>
+          <w:left w:w="0" w:type="dxa"/>
+          <w:right w:w="0" w:type="dxa"/>
         </w:tblCellMar>
         <w:tblLook w:firstRow="0" w:lastRow="0" w:firstColumn="0" w:lastColumn="0" w:noHBand="0" w:noVBand="0" w:val="0000"/>
       </w:tblPr>
+      <w:tblGrid>
+        <w:gridCol w:w="7920"/>
+      </w:tblGrid>
       <w:tr>
         <w:trPr>
           <w:cantSplit/>
         </w:trPr>
         <w:tc>
           <w:tcPr>
-            <w:shd w:color="auto" w:fill="dae6fb" w:val="clear"/>
             <w:tcMar>
-              <w:top w:w="92" w:type="dxa"/>
-              <w:bottom w:w="92" w:type="dxa"/>
+              <w:left w:w="144" w:type="dxa"/>
             </w:tcMar>
           </w:tcPr>
           <w:p>
@@ -12605,113 +13065,24 @@
               <w:pStyle w:val="BodyText"/>
             </w:pPr>
             <w:pPr>
-              <w:spacing w:before="0" w:after="0"/>
-              <w:textAlignment w:val="center"/>
+              <w:spacing w:before="16" w:after="64"/>
             </w:pPr>
-            <w:r>
-              <w:drawing>
-                <wp:inline>
-                  <wp:extent cx="152400" cy="152400"/>
-                  <wp:effectExtent b="0" l="0" r="0" t="0"/>
-                  <wp:docPr descr="" title="" id="41" name="Picture"/>
-                  <a:graphic>
-                    <a:graphicData uri="http://schemas.openxmlformats.org/drawingml/2006/picture">
-                      <pic:pic>
-                        <pic:nvPicPr>
-                          <pic:cNvPr descr="/opt/quarto/share/formats/docx/note.png" id="42" name="Picture"/>
-                          <pic:cNvPicPr>
-                            <a:picLocks noChangeArrowheads="1" noChangeAspect="1"/>
-                          </pic:cNvPicPr>
-                        </pic:nvPicPr>
-                        <pic:blipFill>
-                          <a:blip r:embed="rId11"/>
-                          <a:stretch>
-                            <a:fillRect/>
-                          </a:stretch>
-                        </pic:blipFill>
-                        <pic:spPr bwMode="auto">
-                          <a:xfrm>
-                            <a:off x="0" y="0"/>
-                            <a:ext cx="152400" cy="152400"/>
-                          </a:xfrm>
-                          <a:prstGeom prst="rect">
-                            <a:avLst/>
-                          </a:prstGeom>
-                          <a:noFill/>
-                          <a:ln w="9525">
-                            <a:noFill/>
-                            <a:headEnd/>
-                            <a:tailEnd/>
-                          </a:ln>
-                        </pic:spPr>
-                      </pic:pic>
-                    </a:graphicData>
-                  </a:graphic>
-                </wp:inline>
-              </w:drawing>
-            </w:r>
-            <w:r>
-              <w:t xml:space="preserve"> </w:t>
-            </w:r>
-            <w:r>
-              <w:t xml:space="preserve"> </w:t>
-            </w:r>
-            <w:r>
-              <w:t xml:space="preserve">Technical Point 17.3: G-Estimation of Structural Nested AFT Models</w:t>
-            </w:r>
           </w:p>
-        </w:tc>
-      </w:tr>
-      <w:tr>
-        <w:trPr>
-          <w:cantSplit/>
-        </w:trPr>
-        <w:tc>
-          <w:tcPr>
-            <w:tcMar>
-              <w:top w:w="108" w:type="dxa"/>
-              <w:bottom w:w="108" w:type="dxa"/>
-            </w:tcMar>
-          </w:tcPr>
+          <w:bookmarkStart w:id="48" w:name="def-blipped-down-artificially-censored"/>
           <w:p>
             <w:pPr>
               <w:pStyle w:val="BodyText"/>
             </w:pPr>
-            <w:pPr>
-              <w:spacing w:before="16"/>
-            </w:pPr>
-            <w:r>
-              <w:t xml:space="preserve">The key challenge in g-estimation of structural nested AFT models is that administrative censoring creates selection bias</w:t>
-            </w:r>
-            <w:r>
-              <w:t xml:space="preserve"> </w:t>
-            </w:r>
-            <w:r>
-              <w:t xml:space="preserve">when treatment affects the censoring indicator (see the main text above).</w:t>
-            </w:r>
-            <w:r>
-              <w:t xml:space="preserve"> </w:t>
-            </w:r>
-            <w:r>
-              <w:t xml:space="preserve">The solution is to create</w:t>
-            </w:r>
-            <w:r>
-              <w:t xml:space="preserve"> </w:t>
-            </w:r>
-            <w:r>
-              <w:t xml:space="preserve">“artificially censored”</w:t>
-            </w:r>
-            <w:r>
-              <w:t xml:space="preserve"> </w:t>
-            </w:r>
-            <w:r>
-              <w:t xml:space="preserve">versions of the observed survival times.</w:t>
-            </w:r>
-          </w:p>
-          <w:p>
-            <w:pPr>
-              <w:pStyle w:val="BodyText"/>
-            </w:pPr>
+            <w:r>
+              <w:rPr>
+                <w:b/>
+                <w:bCs/>
+              </w:rPr>
+              <w:t xml:space="preserve">Definition 9 (Blipped-Down and Artificially Censored Survival Times)</w:t>
+            </w:r>
+            <w:r>
+              <w:t xml:space="preserve"> </w:t>
+            </w:r>
             <w:r>
               <w:t xml:space="preserve">For a given candidate value</w:t>
             </w:r>
@@ -12724,7 +13095,7 @@
               </m:r>
             </m:oMath>
             <w:r>
-              <w:t xml:space="preserve">, define the</w:t>
+              <w:t xml:space="preserve">, the</w:t>
             </w:r>
             <w:r>
               <w:t xml:space="preserve"> </w:t>
@@ -12766,7 +13137,7 @@
               </m:r>
             </m:oMath>
             <w:r>
-              <w:t xml:space="preserve">) as:</w:t>
+              <w:t xml:space="preserve">) is:</w:t>
             </w:r>
           </w:p>
           <w:p>
@@ -13061,7 +13432,7 @@
               </m:r>
             </m:oMath>
             <w:r>
-              <w:t xml:space="preserve">, we define an</w:t>
+              <w:t xml:space="preserve">, the</w:t>
             </w:r>
             <w:r>
               <w:t xml:space="preserve"> </w:t>
@@ -13112,7 +13483,10 @@
               </m:r>
             </m:oMath>
             <w:r>
-              <w:t xml:space="preserve">:</w:t>
+              <w:t xml:space="preserve"> </w:t>
+            </w:r>
+            <w:r>
+              <w:t xml:space="preserve">is:</w:t>
             </w:r>
           </w:p>
           <w:p>
@@ -13438,6 +13812,154 @@
             </m:oMath>
             <w:r>
               <w:t xml:space="preserve">.</w:t>
+            </w:r>
+          </w:p>
+          <w:bookmarkEnd w:id="48"/>
+        </w:tc>
+      </w:tr>
+    </w:tbl>
+    <w:p>
+      <w:pPr>
+        <w:pStyle w:val="BodyText"/>
+      </w:pPr>
+      <w:r>
+        <w:t xml:space="preserve"> </w:t>
+      </w:r>
+    </w:p>
+    <w:tbl>
+      <w:tblPr>
+        <w:tblStyle w:val="Table"/>
+        <w:tblLook w:firstRow="0" w:lastRow="0" w:firstColumn="0" w:lastColumn="0" w:noHBand="0" w:noVBand="0" w:val="0000"/>
+        <w:tblBorders>
+          <w:top w:val="single" w:sz="4" w:space="0" w:color="0758E5"/>
+          <w:left w:val="single" w:sz="24" w:space="0" w:color="0758E5"/>
+          <w:bottom w:val="single" w:sz="4" w:space="0" w:color="0758E5"/>
+          <w:right w:val="single" w:sz="4" w:space="0" w:color="0758E5"/>
+        </w:tblBorders>
+        <w:tblCellMar>
+          <w:left w:w="144" w:type="dxa"/>
+          <w:right w:w="144" w:type="dxa"/>
+        </w:tblCellMar>
+        <w:tblLook w:firstRow="0" w:lastRow="0" w:firstColumn="0" w:lastColumn="0" w:noHBand="0" w:noVBand="0" w:val="0000"/>
+      </w:tblPr>
+      <w:tr>
+        <w:trPr>
+          <w:cantSplit/>
+        </w:trPr>
+        <w:tc>
+          <w:tcPr>
+            <w:shd w:color="auto" w:fill="dae6fb" w:val="clear"/>
+            <w:tcMar>
+              <w:top w:w="92" w:type="dxa"/>
+              <w:bottom w:w="92" w:type="dxa"/>
+            </w:tcMar>
+          </w:tcPr>
+          <w:p>
+            <w:pPr>
+              <w:pStyle w:val="BodyText"/>
+            </w:pPr>
+            <w:pPr>
+              <w:spacing w:before="0" w:after="0"/>
+              <w:textAlignment w:val="center"/>
+            </w:pPr>
+            <w:r>
+              <w:drawing>
+                <wp:inline>
+                  <wp:extent cx="152400" cy="152400"/>
+                  <wp:effectExtent b="0" l="0" r="0" t="0"/>
+                  <wp:docPr descr="" title="" id="49" name="Picture"/>
+                  <a:graphic>
+                    <a:graphicData uri="http://schemas.openxmlformats.org/drawingml/2006/picture">
+                      <pic:pic>
+                        <pic:nvPicPr>
+                          <pic:cNvPr descr="/opt/quarto/share/formats/docx/note.png" id="50" name="Picture"/>
+                          <pic:cNvPicPr>
+                            <a:picLocks noChangeArrowheads="1" noChangeAspect="1"/>
+                          </pic:cNvPicPr>
+                        </pic:nvPicPr>
+                        <pic:blipFill>
+                          <a:blip r:embed="rId12"/>
+                          <a:stretch>
+                            <a:fillRect/>
+                          </a:stretch>
+                        </pic:blipFill>
+                        <pic:spPr bwMode="auto">
+                          <a:xfrm>
+                            <a:off x="0" y="0"/>
+                            <a:ext cx="152400" cy="152400"/>
+                          </a:xfrm>
+                          <a:prstGeom prst="rect">
+                            <a:avLst/>
+                          </a:prstGeom>
+                          <a:noFill/>
+                          <a:ln w="9525">
+                            <a:noFill/>
+                            <a:headEnd/>
+                            <a:tailEnd/>
+                          </a:ln>
+                        </pic:spPr>
+                      </pic:pic>
+                    </a:graphicData>
+                  </a:graphic>
+                </wp:inline>
+              </w:drawing>
+            </w:r>
+            <w:r>
+              <w:t xml:space="preserve"> </w:t>
+            </w:r>
+            <w:r>
+              <w:t xml:space="preserve"> </w:t>
+            </w:r>
+            <w:r>
+              <w:t xml:space="preserve">Technical Point 17.3: G-Estimation of Structural Nested AFT Models</w:t>
+            </w:r>
+          </w:p>
+        </w:tc>
+      </w:tr>
+      <w:tr>
+        <w:trPr>
+          <w:cantSplit/>
+        </w:trPr>
+        <w:tc>
+          <w:tcPr>
+            <w:tcMar>
+              <w:top w:w="108" w:type="dxa"/>
+              <w:bottom w:w="108" w:type="dxa"/>
+            </w:tcMar>
+          </w:tcPr>
+          <w:p>
+            <w:pPr>
+              <w:pStyle w:val="BodyText"/>
+            </w:pPr>
+            <w:pPr>
+              <w:spacing w:before="16"/>
+            </w:pPr>
+            <w:r>
+              <w:t xml:space="preserve">The key challenge in g-estimation of structural nested AFT models is that administrative censoring creates selection bias</w:t>
+            </w:r>
+            <w:r>
+              <w:t xml:space="preserve"> </w:t>
+            </w:r>
+            <w:r>
+              <w:t xml:space="preserve">when treatment affects the censoring indicator (see the main text above).</w:t>
+            </w:r>
+            <w:r>
+              <w:t xml:space="preserve"> </w:t>
+            </w:r>
+            <w:r>
+              <w:t xml:space="preserve">The solution is to create</w:t>
+            </w:r>
+            <w:r>
+              <w:t xml:space="preserve"> </w:t>
+            </w:r>
+            <w:r>
+              <w:t xml:space="preserve">“artificially censored”</w:t>
+            </w:r>
+            <w:r>
+              <w:t xml:space="preserve"> </w:t>
+            </w:r>
+            <w:r>
+              <w:t xml:space="preserve">versions of the observed survival times.</w:t>
             </w:r>
           </w:p>
           <w:p>
@@ -13807,9 +14329,9 @@
         </w:tc>
       </w:tr>
     </w:tbl>
-    <w:bookmarkEnd w:id="43"/>
-    <w:bookmarkEnd w:id="44"/>
-    <w:bookmarkStart w:id="45" w:name="summary"/>
+    <w:bookmarkEnd w:id="51"/>
+    <w:bookmarkEnd w:id="52"/>
+    <w:bookmarkStart w:id="53" w:name="summary"/>
     <w:p>
       <w:pPr>
         <w:pStyle w:val="Heading2"/>
@@ -14737,8 +15259,8 @@
         <w:t xml:space="preserve">: Part III extends these ideas to time-varying treatments, where survival analysis becomes even more complex. The g-formula and IP weighting remain powerful tools, but they must account for the time-varying nature of both treatment and confounders.</w:t>
       </w:r>
     </w:p>
-    <w:bookmarkEnd w:id="45"/>
-    <w:bookmarkStart w:id="49" w:name="references"/>
+    <w:bookmarkEnd w:id="53"/>
+    <w:bookmarkStart w:id="57" w:name="references"/>
     <w:p>
       <w:pPr>
         <w:pStyle w:val="Heading2"/>
@@ -14754,8 +15276,8 @@
         </w:pict>
       </w:r>
     </w:p>
-    <w:bookmarkStart w:id="48" w:name="refs"/>
-    <w:bookmarkStart w:id="47" w:name="ref-hernan2020causal"/>
+    <w:bookmarkStart w:id="56" w:name="refs"/>
+    <w:bookmarkStart w:id="55" w:name="ref-hernan2020causal"/>
     <w:p>
       <w:pPr>
         <w:pStyle w:val="Bibliography"/>
@@ -14779,7 +15301,7 @@
       <w:r>
         <w:t xml:space="preserve"> </w:t>
       </w:r>
-      <w:hyperlink r:id="rId46">
+      <w:hyperlink r:id="rId54">
         <w:r>
           <w:rPr>
             <w:rStyle w:val="Hyperlink"/>
@@ -14791,9 +15313,9 @@
         <w:t xml:space="preserve">.</w:t>
       </w:r>
     </w:p>
-    <w:bookmarkEnd w:id="47"/>
-    <w:bookmarkEnd w:id="48"/>
-    <w:bookmarkEnd w:id="49"/>
+    <w:bookmarkEnd w:id="55"/>
+    <w:bookmarkEnd w:id="56"/>
+    <w:bookmarkEnd w:id="57"/>
     <w:sectPr>
       <w:footnotePr>
         <w:numRestart w:val="eachSect"/>
